--- a/docs/Instrument_Universe.docx
+++ b/docs/Instrument_Universe.docx
@@ -79,46 +79,7 @@
         <w:rPr>
           <w:i/>
         </w:rPr>
-        <w:t xml:space="preserve">The investable universe for the Portfolio Risk Budgeting system: the liquid US-traded instruments across asset classes, each with the </w:t>
-      </w:r>
-      <w:r>
-        <w:rPr>
-          <w:b/>
-          <w:i/>
-        </w:rPr>
-        <w:t>longest available price history</w:t>
-      </w:r>
-      <w:r>
-        <w:rPr>
-          <w:i/>
-        </w:rPr>
-        <w:t xml:space="preserve">, its </w:t>
-      </w:r>
-      <w:r>
-        <w:rPr>
-          <w:b/>
-          <w:i/>
-        </w:rPr>
-        <w:t>earliest start date</w:t>
-      </w:r>
-      <w:r>
-        <w:rPr>
-          <w:i/>
-        </w:rPr>
-        <w:t xml:space="preserve">, and the </w:t>
-      </w:r>
-      <w:r>
-        <w:rPr>
-          <w:b/>
-          <w:i/>
-        </w:rPr>
-        <w:t>data source</w:t>
-      </w:r>
-      <w:r>
-        <w:rPr>
-          <w:i/>
-        </w:rPr>
-        <w:t xml:space="preserve">. Scope (agreed): </w:t>
+        <w:t xml:space="preserve">The investable universe for the Portfolio Risk Budgeting system. Scope (agreed): </w:t>
       </w:r>
       <w:r>
         <w:rPr>
@@ -138,52 +99,104 @@
           <w:b/>
           <w:i/>
         </w:rPr>
-        <w:t>spliced to underlying indices for maximum history</w:t>
+        <w:t>spliced for maximum history</w:t>
       </w:r>
       <w:r>
         <w:rPr>
           <w:i/>
         </w:rPr>
-        <w:t xml:space="preserve">. Now covers </w:t>
+        <w:t xml:space="preserve">, organized </w:t>
       </w:r>
       <w:r>
         <w:rPr>
           <w:b/>
           <w:i/>
         </w:rPr>
-        <w:t>173 instruments</w:t>
+        <w:t>by exposure</w:t>
       </w:r>
       <w:r>
         <w:rPr>
           <w:i/>
         </w:rPr>
-        <w:t xml:space="preserve"> across equities, equity-index futures, </w:t>
+        <w:t xml:space="preserve"> so each line shows the three vehicles side by side — the </w:t>
       </w:r>
       <w:r>
         <w:rPr>
           <w:b/>
           <w:i/>
         </w:rPr>
-        <w:t>volatility futures</w:t>
+        <w:t>futures contract</w:t>
       </w:r>
       <w:r>
         <w:rPr>
           <w:i/>
         </w:rPr>
-        <w:t xml:space="preserve">, </w:t>
+        <w:t xml:space="preserve">, the </w:t>
       </w:r>
       <w:r>
         <w:rPr>
           <w:b/>
           <w:i/>
         </w:rPr>
-        <w:t>FX/currency futures</w:t>
+        <w:t>ETF equivalent</w:t>
       </w:r>
       <w:r>
         <w:rPr>
           <w:i/>
         </w:rPr>
-        <w:t xml:space="preserve">, interest-rate/Treasury futures, commodity futures (energy/metals/grains/softs/livestock), ETFs, and the deep-history index/yield/total-return backbone. Compiled 2026-06-01 from two research rounds (10 asset-class sweeps). The machine-readable version is </w:t>
+        <w:t xml:space="preserve">, and the </w:t>
+      </w:r>
+      <w:r>
+        <w:rPr>
+          <w:b/>
+          <w:i/>
+        </w:rPr>
+        <w:t>deep cash/spot price history</w:t>
+      </w:r>
+      <w:r>
+        <w:rPr>
+          <w:i/>
+        </w:rPr>
+        <w:t xml:space="preserve">. Commodities are </w:t>
+      </w:r>
+      <w:r>
+        <w:rPr>
+          <w:b/>
+          <w:i/>
+        </w:rPr>
+        <w:t>energy + base metals + precious metals only</w:t>
+      </w:r>
+      <w:r>
+        <w:rPr>
+          <w:i/>
+        </w:rPr>
+        <w:t xml:space="preserve"> (no grains/softs/ livestock, no micros). </w:t>
+      </w:r>
+      <w:r>
+        <w:rPr>
+          <w:b/>
+          <w:i/>
+        </w:rPr>
+        <w:t>No FX/currency futures.</w:t>
+      </w:r>
+      <w:r>
+        <w:rPr>
+          <w:i/>
+        </w:rPr>
+        <w:t xml:space="preserve"> Equity-index and commodity </w:t>
+      </w:r>
+      <w:r>
+        <w:rPr>
+          <w:b/>
+          <w:i/>
+        </w:rPr>
+        <w:t>micros are excluded.</w:t>
+      </w:r>
+      <w:r>
+        <w:rPr>
+          <w:i/>
+        </w:rPr>
+        <w:t xml:space="preserve"> Machine-readable version: </w:t>
       </w:r>
       <w:r>
         <w:rPr>
@@ -223,7 +236,7 @@
     </w:p>
     <w:p>
       <w:r>
-        <w:t xml:space="preserve">concordant sources · </w:t>
+        <w:t xml:space="preserve">sources · </w:t>
       </w:r>
       <w:r>
         <w:rPr>
@@ -233,7 +246,7 @@
         <w:t>[M]</w:t>
       </w:r>
       <w:r>
-        <w:t xml:space="preserve"> single reputable secondary source · </w:t>
+        <w:t xml:space="preserve"> single reputable source / known-but-verify · </w:t>
       </w:r>
       <w:r>
         <w:rPr>
@@ -243,12 +256,7 @@
         <w:t>[L]</w:t>
       </w:r>
       <w:r>
-        <w:t xml:space="preserve"> approximate,</w:t>
-      </w:r>
-    </w:p>
-    <w:p>
-      <w:r>
-        <w:t>verify before relying on it.</w:t>
+        <w:t xml:space="preserve"> approximate.</w:t>
       </w:r>
     </w:p>
     <w:p>
@@ -256,20 +264,15 @@
         <w:rPr>
           <w:b/>
         </w:rPr>
-        <w:t>Splice convention:</w:t>
+        <w:t>Splice rules:</w:t>
       </w:r>
       <w:r>
-        <w:t xml:space="preserve"> use the tradable instrument from inception forward, back-fill</w:t>
+        <w:t xml:space="preserve"> instrument from inception forward, back-filled with the underlying</w:t>
       </w:r>
     </w:p>
     <w:p>
       <w:r>
-        <w:t>with the underlying index/series before that ("seam" = inception). Splice</w:t>
-      </w:r>
-    </w:p>
-    <w:p>
-      <w:r>
-        <w:t xml:space="preserve">adjusted/total-return to </w:t>
+        <w:t xml:space="preserve">series before that (seam = inception). Splice adjusted/total-return to </w:t>
       </w:r>
       <w:r>
         <w:rPr>
@@ -278,7 +281,12 @@
         <w:t>TR</w:t>
       </w:r>
       <w:r>
-        <w:t xml:space="preserve"> indices and raw price to </w:t>
+        <w:t xml:space="preserve"> series,</w:t>
+      </w:r>
+    </w:p>
+    <w:p>
+      <w:r>
+        <w:t xml:space="preserve">raw price to </w:t>
       </w:r>
       <w:r>
         <w:rPr>
@@ -287,49 +295,41 @@
         <w:t>price</w:t>
       </w:r>
       <w:r>
-        <w:t xml:space="preserve"> indices — never</w:t>
-      </w:r>
-    </w:p>
-    <w:p>
-      <w:r>
-        <w:t xml:space="preserve">mix (a yield-sized discontinuity results). Never splice a </w:t>
+        <w:t xml:space="preserve"> series — never mix. For futures, splice to the </w:t>
       </w:r>
       <w:r>
         <w:rPr>
           <w:b/>
         </w:rPr>
-        <w:t>yield</w:t>
-      </w:r>
-      <w:r>
-        <w:t xml:space="preserve"> to a **total</w:t>
+        <w:t>cash index</w:t>
       </w:r>
     </w:p>
     <w:p>
       <w:r>
-        <w:t>return</w:t>
+        <w:t xml:space="preserve">(price); </w:t>
       </w:r>
       <w:r>
         <w:rPr>
           <w:b/>
         </w:rPr>
-        <w:t xml:space="preserve">. For futures, splice to the </w:t>
+        <w:t>do not</w:t>
       </w:r>
       <w:r>
-        <w:t>cash index</w:t>
+        <w:t xml:space="preserve"> naively splice spot onto a futures roll (back-adjust). ETF</w:t>
+      </w:r>
+    </w:p>
+    <w:p>
+      <w:r>
+        <w:t xml:space="preserve">adjusted-close ≈ total return; splice it to the index </w:t>
       </w:r>
       <w:r>
         <w:rPr>
           <w:b/>
         </w:rPr>
-        <w:t xml:space="preserve"> (price), and </w:t>
+        <w:t>TR</w:t>
       </w:r>
       <w:r>
-        <w:t>do not** naively</w:t>
-      </w:r>
-    </w:p>
-    <w:p>
-      <w:r>
-        <w:t>splice a spot series onto a futures series (basis/roll discontinuity) — back-adjust.</w:t>
+        <w:t>.</w:t>
       </w:r>
     </w:p>
     <w:p>
@@ -344,169 +344,7 @@
         <w:pStyle w:val="Heading2"/>
       </w:pPr>
       <w:r>
-        <w:t>0. How the universe is built (survivorship-bias-aware)</w:t>
-      </w:r>
-    </w:p>
-    <w:p>
-      <w:pPr>
-        <w:pStyle w:val="ListBullet"/>
-      </w:pPr>
-      <w:r>
-        <w:rPr>
-          <w:b/>
-        </w:rPr>
-        <w:t>Membership is point-in-time (PIT):</w:t>
-      </w:r>
-      <w:r>
-        <w:t xml:space="preserve"> on each rebalance date use the names actually</w:t>
-      </w:r>
-    </w:p>
-    <w:p>
-      <w:r>
-        <w:t>investable then, including later-delisted ones. Building from today's list is</w:t>
-      </w:r>
-    </w:p>
-    <w:p>
-      <w:r>
-        <w:t>survivorship-biased and inflates returns.</w:t>
-      </w:r>
-    </w:p>
-    <w:p>
-      <w:pPr>
-        <w:pStyle w:val="ListBullet"/>
-      </w:pPr>
-      <w:r>
-        <w:rPr>
-          <w:b/>
-        </w:rPr>
-        <w:t>Identifier continuity:</w:t>
-      </w:r>
-      <w:r>
-        <w:t xml:space="preserve"> tickers get reused/reassigned (GM, DD, T, HON). Bias-free</w:t>
-      </w:r>
-    </w:p>
-    <w:p>
-      <w:r>
-        <w:t>history must key on stable IDs (CRSP PERMNO/PERMCO), not tickers, and apply delisting</w:t>
-      </w:r>
-    </w:p>
-    <w:p>
-      <w:r>
-        <w:t>returns so failed names' terminal value is captured, not silently dropped.</w:t>
-      </w:r>
-    </w:p>
-    <w:p>
-      <w:pPr>
-        <w:pStyle w:val="ListBullet"/>
-      </w:pPr>
-      <w:r>
-        <w:rPr>
-          <w:b/>
-        </w:rPr>
-        <w:t>Free PIT membership:</w:t>
-      </w:r>
-      <w:r>
-        <w:t xml:space="preserve"> S&amp;P 500 constituents back to </w:t>
-      </w:r>
-      <w:r>
-        <w:rPr>
-          <w:b/>
-        </w:rPr>
-        <w:t>1996</w:t>
-      </w:r>
-      <w:r>
-        <w:t xml:space="preserve"> on GitHub</w:t>
-      </w:r>
-    </w:p>
-    <w:p>
-      <w:r>
-        <w:t>(</w:t>
-      </w:r>
-      <w:r>
-        <w:rPr>
-          <w:rFonts w:ascii="Consolas" w:hAnsi="Consolas"/>
-          <w:sz w:val="19"/>
-        </w:rPr>
-        <w:t>fja05680/sp500</w:t>
-      </w:r>
-      <w:r>
-        <w:t xml:space="preserve">) </w:t>
-      </w:r>
-      <w:r>
-        <w:rPr>
-          <w:rFonts w:ascii="Consolas" w:hAnsi="Consolas"/>
-          <w:sz w:val="19"/>
-        </w:rPr>
-        <w:t>[H]</w:t>
-      </w:r>
-      <w:r>
-        <w:t>, reliable from ~2000. Russell has no good free PIT — licensed</w:t>
-      </w:r>
-    </w:p>
-    <w:p>
-      <w:r>
-        <w:t>(FTSE Russell) or Norgate.</w:t>
-      </w:r>
-    </w:p>
-    <w:p>
-      <w:pPr>
-        <w:pStyle w:val="ListBullet"/>
-      </w:pPr>
-      <w:r>
-        <w:rPr>
-          <w:b/>
-        </w:rPr>
-        <w:t>Delisted names</w:t>
-      </w:r>
-      <w:r>
-        <w:t xml:space="preserve"> live only in paid/academic sets: </w:t>
-      </w:r>
-      <w:r>
-        <w:rPr>
-          <w:b/>
-        </w:rPr>
-        <w:t>CRSP</w:t>
-      </w:r>
-      <w:r>
-        <w:t xml:space="preserve"> (gold standard, incl.</w:t>
-      </w:r>
-    </w:p>
-    <w:p>
-      <w:r>
-        <w:t xml:space="preserve">delisting returns), </w:t>
-      </w:r>
-      <w:r>
-        <w:rPr>
-          <w:b/>
-        </w:rPr>
-        <w:t>Norgate</w:t>
-      </w:r>
-      <w:r>
-        <w:t xml:space="preserve"> (~25k delisted since 1950), </w:t>
-      </w:r>
-      <w:r>
-        <w:rPr>
-          <w:b/>
-        </w:rPr>
-        <w:t>Sharadar</w:t>
-      </w:r>
-      <w:r>
-        <w:t xml:space="preserve"> (1998), EODHD.</w:t>
-      </w:r>
-    </w:p>
-    <w:p>
-      <w:pPr>
-        <w:pBdr>
-          <w:bottom w:val="single" w:sz="6" w:space="1" w:color="999999"/>
-        </w:pBdr>
-      </w:pPr>
-    </w:p>
-    <w:p>
-      <w:pPr>
-        <w:pStyle w:val="Heading2"/>
-      </w:pPr>
-      <w:r>
-        <w:t>1. Equities (broad US universe)</w:t>
+        <w:t>1. Equities</w:t>
       </w:r>
     </w:p>
     <w:p>
@@ -584,7 +422,7 @@
                 <w:b/>
                 <w:sz w:val="17"/>
               </w:rPr>
-              <w:t>Free PIT membership</w:t>
+              <w:t>Free point-in-time membership</w:t>
             </w:r>
           </w:p>
         </w:tc>
@@ -787,7 +625,7 @@
               <w:rPr>
                 <w:sz w:val="17"/>
               </w:rPr>
-              <w:t>GitHub change logs ~2000+</w:t>
+              <w:t>GitHub change logs, reliable ~2000+</w:t>
             </w:r>
           </w:p>
         </w:tc>
@@ -975,7 +813,7 @@
               <w:rPr>
                 <w:sz w:val="17"/>
               </w:rPr>
-              <w:t>Annual Dec</w:t>
+              <w:t>Annual (Dec)</w:t>
             </w:r>
           </w:p>
         </w:tc>
@@ -1062,7 +900,7 @@
               <w:rPr>
                 <w:sz w:val="17"/>
               </w:rPr>
-              <w:t>licensed (FTSE Russell)</w:t>
+              <w:t>licensed (FTSE Russell / Norgate)</w:t>
             </w:r>
           </w:p>
         </w:tc>
@@ -1081,17 +919,27 @@
         </w:tc>
       </w:tr>
     </w:tbl>
+    <w:p>
+      <w:r>
+        <w:t>PIT membership matters: build the universe as it *was* on each date (incl. later-delisted</w:t>
+      </w:r>
+    </w:p>
+    <w:p>
+      <w:r>
+        <w:t>names) or backtests are survivorship-biased. Free S&amp;P 500 membership ~2000+; Russell is licensed.</w:t>
+      </w:r>
+    </w:p>
     <w:p>
       <w:pPr>
         <w:pStyle w:val="Heading3"/>
       </w:pPr>
       <w:r>
-        <w:t>1b. Deep-history anchor stocks (longest single-name daily series)</w:t>
+        <w:t>1b. Deep-history anchor stocks (explicit — longest single-name daily series)</w:t>
       </w:r>
     </w:p>
     <w:p>
       <w:r>
-        <w:t xml:space="preserve">Free feeds bottom at the </w:t>
+        <w:t xml:space="preserve">Free retail feeds bottom at the </w:t>
       </w:r>
       <w:r>
         <w:rPr>
@@ -1100,7 +948,30 @@
         <w:t>~1962 wall</w:t>
       </w:r>
       <w:r>
-        <w:t xml:space="preserve">; CRSP reaches </w:t>
+        <w:t xml:space="preserve">; only </w:t>
+      </w:r>
+      <w:r>
+        <w:rPr>
+          <w:b/>
+        </w:rPr>
+        <w:t>CRSP</w:t>
+      </w:r>
+      <w:r>
+        <w:t xml:space="preserve"> (paid/academic) goes deeper —</w:t>
+      </w:r>
+    </w:p>
+    <w:p>
+      <w:r>
+        <w:t xml:space="preserve">daily to </w:t>
+      </w:r>
+      <w:r>
+        <w:rPr>
+          <w:b/>
+        </w:rPr>
+        <w:t>1926</w:t>
+      </w:r>
+      <w:r>
+        <w:t xml:space="preserve"> (Pre62), monthly to </w:t>
       </w:r>
       <w:r>
         <w:rPr>
@@ -1109,12 +980,7 @@
         <w:t>Dec 1925</w:t>
       </w:r>
       <w:r>
-        <w:t xml:space="preserve"> daily for the oldest</w:t>
-      </w:r>
-    </w:p>
-    <w:p>
-      <w:r>
-        <w:t>NYSE names. Representative set (full ~33 in the CSV):</w:t>
+        <w:t>. Per-name earliest:</w:t>
       </w:r>
     </w:p>
     <w:tbl>
@@ -1170,7 +1036,7 @@
                 <w:b/>
                 <w:sz w:val="17"/>
               </w:rPr>
-              <w:t>Sector</w:t>
+              <w:t>GICS sector</w:t>
             </w:r>
           </w:p>
         </w:tc>
@@ -1184,7 +1050,7 @@
                 <w:b/>
                 <w:sz w:val="17"/>
               </w:rPr>
-              <w:t>Free-feed</w:t>
+              <w:t>Free-feed daily</w:t>
             </w:r>
           </w:p>
         </w:tc>
@@ -1213,7 +1079,7 @@
               <w:rPr>
                 <w:sz w:val="17"/>
               </w:rPr>
-              <w:t>GE, IBM, KO, PG, XOM, CVX, MO, PEP, GD, HON</w:t>
+              <w:t>GE</w:t>
             </w:r>
           </w:p>
         </w:tc>
@@ -1226,7 +1092,7 @@
               <w:rPr>
                 <w:sz w:val="17"/>
               </w:rPr>
-              <w:t>(NYSE pre-1926)</w:t>
+              <w:t>General Electric</w:t>
             </w:r>
           </w:p>
         </w:tc>
@@ -1239,7 +1105,7 @@
               <w:rPr>
                 <w:sz w:val="17"/>
               </w:rPr>
-              <w:t>mixed</w:t>
+              <w:t>Industrials</w:t>
             </w:r>
           </w:p>
         </w:tc>
@@ -1267,6 +1133,12 @@
                 <w:sz w:val="17"/>
               </w:rPr>
               <w:t>1925-12</w:t>
+            </w:r>
+            <w:r>
+              <w:rPr>
+                <w:sz w:val="17"/>
+              </w:rPr>
+              <w:t xml:space="preserve"> (NYSE 1892)</w:t>
             </w:r>
           </w:p>
         </w:tc>
@@ -1281,7 +1153,7 @@
               <w:rPr>
                 <w:sz w:val="17"/>
               </w:rPr>
-              <w:t>CAT 1929 · GIS 1928 · BA 1934 · MMM 1946 · DIS 1957 · HPQ 1961</w:t>
+              <w:t>IBM</w:t>
             </w:r>
           </w:p>
         </w:tc>
@@ -1289,13 +1161,27 @@
           <w:tcPr>
             <w:tcW w:type="dxa" w:w="1728"/>
           </w:tcPr>
-          <w:p/>
+          <w:p>
+            <w:r>
+              <w:rPr>
+                <w:sz w:val="17"/>
+              </w:rPr>
+              <w:t>IBM</w:t>
+            </w:r>
+          </w:p>
         </w:tc>
         <w:tc>
           <w:tcPr>
             <w:tcW w:type="dxa" w:w="1728"/>
           </w:tcPr>
-          <w:p/>
+          <w:p>
+            <w:r>
+              <w:rPr>
+                <w:sz w:val="17"/>
+              </w:rPr>
+              <w:t>Info Tech</w:t>
+            </w:r>
+          </w:p>
         </w:tc>
         <w:tc>
           <w:tcPr>
@@ -1317,9 +1203,16 @@
           <w:p>
             <w:r>
               <w:rPr>
-                <w:sz w:val="17"/>
-              </w:rPr>
-              <w:t>listing yr</w:t>
+                <w:b/>
+                <w:sz w:val="17"/>
+              </w:rPr>
+              <w:t>1925-12</w:t>
+            </w:r>
+            <w:r>
+              <w:rPr>
+                <w:sz w:val="17"/>
+              </w:rPr>
+              <w:t xml:space="preserve"> (1915)</w:t>
             </w:r>
           </w:p>
         </w:tc>
@@ -1334,7 +1227,7 @@
               <w:rPr>
                 <w:sz w:val="17"/>
               </w:rPr>
-              <w:t>JNJ 1944 · MRK 1946 · PFE 1944 · F 1956 · MCD 1965 · WMT 1970</w:t>
+              <w:t>KO</w:t>
             </w:r>
           </w:p>
         </w:tc>
@@ -1342,13 +1235,27 @@
           <w:tcPr>
             <w:tcW w:type="dxa" w:w="1728"/>
           </w:tcPr>
-          <w:p/>
+          <w:p>
+            <w:r>
+              <w:rPr>
+                <w:sz w:val="17"/>
+              </w:rPr>
+              <w:t>Coca-Cola</w:t>
+            </w:r>
+          </w:p>
         </w:tc>
         <w:tc>
           <w:tcPr>
             <w:tcW w:type="dxa" w:w="1728"/>
           </w:tcPr>
-          <w:p/>
+          <w:p>
+            <w:r>
+              <w:rPr>
+                <w:sz w:val="17"/>
+              </w:rPr>
+              <w:t>Staples</w:t>
+            </w:r>
+          </w:p>
         </w:tc>
         <w:tc>
           <w:tcPr>
@@ -1359,7 +1266,7 @@
               <w:rPr>
                 <w:sz w:val="17"/>
               </w:rPr>
-              <w:t>1962–72</w:t>
+              <w:t>1962</w:t>
             </w:r>
           </w:p>
         </w:tc>
@@ -1370,9 +1277,16 @@
           <w:p>
             <w:r>
               <w:rPr>
-                <w:sz w:val="17"/>
-              </w:rPr>
-              <w:t>listing yr</w:t>
+                <w:b/>
+                <w:sz w:val="17"/>
+              </w:rPr>
+              <w:t>1925-12</w:t>
+            </w:r>
+            <w:r>
+              <w:rPr>
+                <w:sz w:val="17"/>
+              </w:rPr>
+              <w:t xml:space="preserve"> (1919)</w:t>
             </w:r>
           </w:p>
         </w:tc>
@@ -1387,7 +1301,7 @@
               <w:rPr>
                 <w:sz w:val="17"/>
               </w:rPr>
-              <w:t>INTC 1972 · AXP 1972 · JPM 1969 · HD 1981 · GM 2010 (new)</w:t>
+              <w:t>PG</w:t>
             </w:r>
           </w:p>
         </w:tc>
@@ -1395,13 +1309,27 @@
           <w:tcPr>
             <w:tcW w:type="dxa" w:w="1728"/>
           </w:tcPr>
-          <w:p/>
+          <w:p>
+            <w:r>
+              <w:rPr>
+                <w:sz w:val="17"/>
+              </w:rPr>
+              <w:t>Procter &amp; Gamble</w:t>
+            </w:r>
+          </w:p>
         </w:tc>
         <w:tc>
           <w:tcPr>
             <w:tcW w:type="dxa" w:w="1728"/>
           </w:tcPr>
-          <w:p/>
+          <w:p>
+            <w:r>
+              <w:rPr>
+                <w:sz w:val="17"/>
+              </w:rPr>
+              <w:t>Staples</w:t>
+            </w:r>
+          </w:p>
         </w:tc>
         <w:tc>
           <w:tcPr>
@@ -1412,7 +1340,7 @@
               <w:rPr>
                 <w:sz w:val="17"/>
               </w:rPr>
-              <w:t>varies</w:t>
+              <w:t>1962</w:t>
             </w:r>
           </w:p>
         </w:tc>
@@ -1423,9 +1351,1630 @@
           <w:p>
             <w:r>
               <w:rPr>
-                <w:sz w:val="17"/>
-              </w:rPr>
-              <w:t>listing yr</w:t>
+                <w:b/>
+                <w:sz w:val="17"/>
+              </w:rPr>
+              <w:t>1925-12</w:t>
+            </w:r>
+            <w:r>
+              <w:rPr>
+                <w:sz w:val="17"/>
+              </w:rPr>
+              <w:t xml:space="preserve"> (1891)</w:t>
+            </w:r>
+          </w:p>
+        </w:tc>
+      </w:tr>
+      <w:tr>
+        <w:tc>
+          <w:tcPr>
+            <w:tcW w:type="dxa" w:w="1728"/>
+          </w:tcPr>
+          <w:p>
+            <w:r>
+              <w:rPr>
+                <w:sz w:val="17"/>
+              </w:rPr>
+              <w:t>XOM</w:t>
+            </w:r>
+          </w:p>
+        </w:tc>
+        <w:tc>
+          <w:tcPr>
+            <w:tcW w:type="dxa" w:w="1728"/>
+          </w:tcPr>
+          <w:p>
+            <w:r>
+              <w:rPr>
+                <w:sz w:val="17"/>
+              </w:rPr>
+              <w:t>Exxon Mobil</w:t>
+            </w:r>
+          </w:p>
+        </w:tc>
+        <w:tc>
+          <w:tcPr>
+            <w:tcW w:type="dxa" w:w="1728"/>
+          </w:tcPr>
+          <w:p>
+            <w:r>
+              <w:rPr>
+                <w:sz w:val="17"/>
+              </w:rPr>
+              <w:t>Energy</w:t>
+            </w:r>
+          </w:p>
+        </w:tc>
+        <w:tc>
+          <w:tcPr>
+            <w:tcW w:type="dxa" w:w="1728"/>
+          </w:tcPr>
+          <w:p>
+            <w:r>
+              <w:rPr>
+                <w:sz w:val="17"/>
+              </w:rPr>
+              <w:t>1962</w:t>
+            </w:r>
+          </w:p>
+        </w:tc>
+        <w:tc>
+          <w:tcPr>
+            <w:tcW w:type="dxa" w:w="1728"/>
+          </w:tcPr>
+          <w:p>
+            <w:r>
+              <w:rPr>
+                <w:b/>
+                <w:sz w:val="17"/>
+              </w:rPr>
+              <w:t>1925-12</w:t>
+            </w:r>
+          </w:p>
+        </w:tc>
+      </w:tr>
+      <w:tr>
+        <w:tc>
+          <w:tcPr>
+            <w:tcW w:type="dxa" w:w="1728"/>
+          </w:tcPr>
+          <w:p>
+            <w:r>
+              <w:rPr>
+                <w:sz w:val="17"/>
+              </w:rPr>
+              <w:t>CVX</w:t>
+            </w:r>
+          </w:p>
+        </w:tc>
+        <w:tc>
+          <w:tcPr>
+            <w:tcW w:type="dxa" w:w="1728"/>
+          </w:tcPr>
+          <w:p>
+            <w:r>
+              <w:rPr>
+                <w:sz w:val="17"/>
+              </w:rPr>
+              <w:t>Chevron</w:t>
+            </w:r>
+          </w:p>
+        </w:tc>
+        <w:tc>
+          <w:tcPr>
+            <w:tcW w:type="dxa" w:w="1728"/>
+          </w:tcPr>
+          <w:p>
+            <w:r>
+              <w:rPr>
+                <w:sz w:val="17"/>
+              </w:rPr>
+              <w:t>Energy</w:t>
+            </w:r>
+          </w:p>
+        </w:tc>
+        <w:tc>
+          <w:tcPr>
+            <w:tcW w:type="dxa" w:w="1728"/>
+          </w:tcPr>
+          <w:p>
+            <w:r>
+              <w:rPr>
+                <w:sz w:val="17"/>
+              </w:rPr>
+              <w:t>1962</w:t>
+            </w:r>
+          </w:p>
+        </w:tc>
+        <w:tc>
+          <w:tcPr>
+            <w:tcW w:type="dxa" w:w="1728"/>
+          </w:tcPr>
+          <w:p>
+            <w:r>
+              <w:rPr>
+                <w:b/>
+                <w:sz w:val="17"/>
+              </w:rPr>
+              <w:t>1925-12</w:t>
+            </w:r>
+          </w:p>
+        </w:tc>
+      </w:tr>
+      <w:tr>
+        <w:tc>
+          <w:tcPr>
+            <w:tcW w:type="dxa" w:w="1728"/>
+          </w:tcPr>
+          <w:p>
+            <w:r>
+              <w:rPr>
+                <w:sz w:val="17"/>
+              </w:rPr>
+              <w:t>MO</w:t>
+            </w:r>
+          </w:p>
+        </w:tc>
+        <w:tc>
+          <w:tcPr>
+            <w:tcW w:type="dxa" w:w="1728"/>
+          </w:tcPr>
+          <w:p>
+            <w:r>
+              <w:rPr>
+                <w:sz w:val="17"/>
+              </w:rPr>
+              <w:t>Altria</w:t>
+            </w:r>
+          </w:p>
+        </w:tc>
+        <w:tc>
+          <w:tcPr>
+            <w:tcW w:type="dxa" w:w="1728"/>
+          </w:tcPr>
+          <w:p>
+            <w:r>
+              <w:rPr>
+                <w:sz w:val="17"/>
+              </w:rPr>
+              <w:t>Staples</w:t>
+            </w:r>
+          </w:p>
+        </w:tc>
+        <w:tc>
+          <w:tcPr>
+            <w:tcW w:type="dxa" w:w="1728"/>
+          </w:tcPr>
+          <w:p>
+            <w:r>
+              <w:rPr>
+                <w:sz w:val="17"/>
+              </w:rPr>
+              <w:t>1962</w:t>
+            </w:r>
+          </w:p>
+        </w:tc>
+        <w:tc>
+          <w:tcPr>
+            <w:tcW w:type="dxa" w:w="1728"/>
+          </w:tcPr>
+          <w:p>
+            <w:r>
+              <w:rPr>
+                <w:b/>
+                <w:sz w:val="17"/>
+              </w:rPr>
+              <w:t>1925-12</w:t>
+            </w:r>
+          </w:p>
+        </w:tc>
+      </w:tr>
+      <w:tr>
+        <w:tc>
+          <w:tcPr>
+            <w:tcW w:type="dxa" w:w="1728"/>
+          </w:tcPr>
+          <w:p>
+            <w:r>
+              <w:rPr>
+                <w:sz w:val="17"/>
+              </w:rPr>
+              <w:t>PEP</w:t>
+            </w:r>
+          </w:p>
+        </w:tc>
+        <w:tc>
+          <w:tcPr>
+            <w:tcW w:type="dxa" w:w="1728"/>
+          </w:tcPr>
+          <w:p>
+            <w:r>
+              <w:rPr>
+                <w:sz w:val="17"/>
+              </w:rPr>
+              <w:t>PepsiCo</w:t>
+            </w:r>
+          </w:p>
+        </w:tc>
+        <w:tc>
+          <w:tcPr>
+            <w:tcW w:type="dxa" w:w="1728"/>
+          </w:tcPr>
+          <w:p>
+            <w:r>
+              <w:rPr>
+                <w:sz w:val="17"/>
+              </w:rPr>
+              <w:t>Staples</w:t>
+            </w:r>
+          </w:p>
+        </w:tc>
+        <w:tc>
+          <w:tcPr>
+            <w:tcW w:type="dxa" w:w="1728"/>
+          </w:tcPr>
+          <w:p>
+            <w:r>
+              <w:rPr>
+                <w:sz w:val="17"/>
+              </w:rPr>
+              <w:t>1962</w:t>
+            </w:r>
+          </w:p>
+        </w:tc>
+        <w:tc>
+          <w:tcPr>
+            <w:tcW w:type="dxa" w:w="1728"/>
+          </w:tcPr>
+          <w:p>
+            <w:r>
+              <w:rPr>
+                <w:b/>
+                <w:sz w:val="17"/>
+              </w:rPr>
+              <w:t>1925-12</w:t>
+            </w:r>
+          </w:p>
+        </w:tc>
+      </w:tr>
+      <w:tr>
+        <w:tc>
+          <w:tcPr>
+            <w:tcW w:type="dxa" w:w="1728"/>
+          </w:tcPr>
+          <w:p>
+            <w:r>
+              <w:rPr>
+                <w:sz w:val="17"/>
+              </w:rPr>
+              <w:t>GD</w:t>
+            </w:r>
+          </w:p>
+        </w:tc>
+        <w:tc>
+          <w:tcPr>
+            <w:tcW w:type="dxa" w:w="1728"/>
+          </w:tcPr>
+          <w:p>
+            <w:r>
+              <w:rPr>
+                <w:sz w:val="17"/>
+              </w:rPr>
+              <w:t>General Dynamics</w:t>
+            </w:r>
+          </w:p>
+        </w:tc>
+        <w:tc>
+          <w:tcPr>
+            <w:tcW w:type="dxa" w:w="1728"/>
+          </w:tcPr>
+          <w:p>
+            <w:r>
+              <w:rPr>
+                <w:sz w:val="17"/>
+              </w:rPr>
+              <w:t>Industrials</w:t>
+            </w:r>
+          </w:p>
+        </w:tc>
+        <w:tc>
+          <w:tcPr>
+            <w:tcW w:type="dxa" w:w="1728"/>
+          </w:tcPr>
+          <w:p>
+            <w:r>
+              <w:rPr>
+                <w:sz w:val="17"/>
+              </w:rPr>
+              <w:t>1962</w:t>
+            </w:r>
+          </w:p>
+        </w:tc>
+        <w:tc>
+          <w:tcPr>
+            <w:tcW w:type="dxa" w:w="1728"/>
+          </w:tcPr>
+          <w:p>
+            <w:r>
+              <w:rPr>
+                <w:b/>
+                <w:sz w:val="17"/>
+              </w:rPr>
+              <w:t>1925-12</w:t>
+            </w:r>
+          </w:p>
+        </w:tc>
+      </w:tr>
+      <w:tr>
+        <w:tc>
+          <w:tcPr>
+            <w:tcW w:type="dxa" w:w="1728"/>
+          </w:tcPr>
+          <w:p>
+            <w:r>
+              <w:rPr>
+                <w:sz w:val="17"/>
+              </w:rPr>
+              <w:t>HON</w:t>
+            </w:r>
+          </w:p>
+        </w:tc>
+        <w:tc>
+          <w:tcPr>
+            <w:tcW w:type="dxa" w:w="1728"/>
+          </w:tcPr>
+          <w:p>
+            <w:r>
+              <w:rPr>
+                <w:sz w:val="17"/>
+              </w:rPr>
+              <w:t>Honeywell</w:t>
+            </w:r>
+          </w:p>
+        </w:tc>
+        <w:tc>
+          <w:tcPr>
+            <w:tcW w:type="dxa" w:w="1728"/>
+          </w:tcPr>
+          <w:p>
+            <w:r>
+              <w:rPr>
+                <w:sz w:val="17"/>
+              </w:rPr>
+              <w:t>Industrials</w:t>
+            </w:r>
+          </w:p>
+        </w:tc>
+        <w:tc>
+          <w:tcPr>
+            <w:tcW w:type="dxa" w:w="1728"/>
+          </w:tcPr>
+          <w:p>
+            <w:r>
+              <w:rPr>
+                <w:sz w:val="17"/>
+              </w:rPr>
+              <w:t>1962</w:t>
+            </w:r>
+          </w:p>
+        </w:tc>
+        <w:tc>
+          <w:tcPr>
+            <w:tcW w:type="dxa" w:w="1728"/>
+          </w:tcPr>
+          <w:p>
+            <w:r>
+              <w:rPr>
+                <w:b/>
+                <w:sz w:val="17"/>
+              </w:rPr>
+              <w:t>1925-12</w:t>
+            </w:r>
+          </w:p>
+        </w:tc>
+      </w:tr>
+      <w:tr>
+        <w:tc>
+          <w:tcPr>
+            <w:tcW w:type="dxa" w:w="1728"/>
+          </w:tcPr>
+          <w:p>
+            <w:r>
+              <w:rPr>
+                <w:sz w:val="17"/>
+              </w:rPr>
+              <w:t>T</w:t>
+            </w:r>
+          </w:p>
+        </w:tc>
+        <w:tc>
+          <w:tcPr>
+            <w:tcW w:type="dxa" w:w="1728"/>
+          </w:tcPr>
+          <w:p>
+            <w:r>
+              <w:rPr>
+                <w:sz w:val="17"/>
+              </w:rPr>
+              <w:t>AT&amp;T</w:t>
+            </w:r>
+          </w:p>
+        </w:tc>
+        <w:tc>
+          <w:tcPr>
+            <w:tcW w:type="dxa" w:w="1728"/>
+          </w:tcPr>
+          <w:p>
+            <w:r>
+              <w:rPr>
+                <w:sz w:val="17"/>
+              </w:rPr>
+              <w:t>Comm Svcs</w:t>
+            </w:r>
+          </w:p>
+        </w:tc>
+        <w:tc>
+          <w:tcPr>
+            <w:tcW w:type="dxa" w:w="1728"/>
+          </w:tcPr>
+          <w:p>
+            <w:r>
+              <w:rPr>
+                <w:sz w:val="17"/>
+              </w:rPr>
+              <w:t>1962</w:t>
+            </w:r>
+          </w:p>
+        </w:tc>
+        <w:tc>
+          <w:tcPr>
+            <w:tcW w:type="dxa" w:w="1728"/>
+          </w:tcPr>
+          <w:p>
+            <w:r>
+              <w:rPr>
+                <w:sz w:val="17"/>
+              </w:rPr>
+              <w:t>1925-12 (old AT&amp;T; entity break 1984)</w:t>
+            </w:r>
+          </w:p>
+        </w:tc>
+      </w:tr>
+      <w:tr>
+        <w:tc>
+          <w:tcPr>
+            <w:tcW w:type="dxa" w:w="1728"/>
+          </w:tcPr>
+          <w:p>
+            <w:r>
+              <w:rPr>
+                <w:sz w:val="17"/>
+              </w:rPr>
+              <w:t>GIS</w:t>
+            </w:r>
+          </w:p>
+        </w:tc>
+        <w:tc>
+          <w:tcPr>
+            <w:tcW w:type="dxa" w:w="1728"/>
+          </w:tcPr>
+          <w:p>
+            <w:r>
+              <w:rPr>
+                <w:sz w:val="17"/>
+              </w:rPr>
+              <w:t>General Mills</w:t>
+            </w:r>
+          </w:p>
+        </w:tc>
+        <w:tc>
+          <w:tcPr>
+            <w:tcW w:type="dxa" w:w="1728"/>
+          </w:tcPr>
+          <w:p>
+            <w:r>
+              <w:rPr>
+                <w:sz w:val="17"/>
+              </w:rPr>
+              <w:t>Staples</w:t>
+            </w:r>
+          </w:p>
+        </w:tc>
+        <w:tc>
+          <w:tcPr>
+            <w:tcW w:type="dxa" w:w="1728"/>
+          </w:tcPr>
+          <w:p>
+            <w:r>
+              <w:rPr>
+                <w:sz w:val="17"/>
+              </w:rPr>
+              <w:t>1962</w:t>
+            </w:r>
+          </w:p>
+        </w:tc>
+        <w:tc>
+          <w:tcPr>
+            <w:tcW w:type="dxa" w:w="1728"/>
+          </w:tcPr>
+          <w:p>
+            <w:r>
+              <w:rPr>
+                <w:sz w:val="17"/>
+              </w:rPr>
+              <w:t>1928</w:t>
+            </w:r>
+          </w:p>
+        </w:tc>
+      </w:tr>
+      <w:tr>
+        <w:tc>
+          <w:tcPr>
+            <w:tcW w:type="dxa" w:w="1728"/>
+          </w:tcPr>
+          <w:p>
+            <w:r>
+              <w:rPr>
+                <w:sz w:val="17"/>
+              </w:rPr>
+              <w:t>CAT</w:t>
+            </w:r>
+          </w:p>
+        </w:tc>
+        <w:tc>
+          <w:tcPr>
+            <w:tcW w:type="dxa" w:w="1728"/>
+          </w:tcPr>
+          <w:p>
+            <w:r>
+              <w:rPr>
+                <w:sz w:val="17"/>
+              </w:rPr>
+              <w:t>Caterpillar</w:t>
+            </w:r>
+          </w:p>
+        </w:tc>
+        <w:tc>
+          <w:tcPr>
+            <w:tcW w:type="dxa" w:w="1728"/>
+          </w:tcPr>
+          <w:p>
+            <w:r>
+              <w:rPr>
+                <w:sz w:val="17"/>
+              </w:rPr>
+              <w:t>Industrials</w:t>
+            </w:r>
+          </w:p>
+        </w:tc>
+        <w:tc>
+          <w:tcPr>
+            <w:tcW w:type="dxa" w:w="1728"/>
+          </w:tcPr>
+          <w:p>
+            <w:r>
+              <w:rPr>
+                <w:sz w:val="17"/>
+              </w:rPr>
+              <w:t>1962</w:t>
+            </w:r>
+          </w:p>
+        </w:tc>
+        <w:tc>
+          <w:tcPr>
+            <w:tcW w:type="dxa" w:w="1728"/>
+          </w:tcPr>
+          <w:p>
+            <w:r>
+              <w:rPr>
+                <w:sz w:val="17"/>
+              </w:rPr>
+              <w:t>1929</w:t>
+            </w:r>
+          </w:p>
+        </w:tc>
+      </w:tr>
+      <w:tr>
+        <w:tc>
+          <w:tcPr>
+            <w:tcW w:type="dxa" w:w="1728"/>
+          </w:tcPr>
+          <w:p>
+            <w:r>
+              <w:rPr>
+                <w:sz w:val="17"/>
+              </w:rPr>
+              <w:t>BA</w:t>
+            </w:r>
+          </w:p>
+        </w:tc>
+        <w:tc>
+          <w:tcPr>
+            <w:tcW w:type="dxa" w:w="1728"/>
+          </w:tcPr>
+          <w:p>
+            <w:r>
+              <w:rPr>
+                <w:sz w:val="17"/>
+              </w:rPr>
+              <w:t>Boeing</w:t>
+            </w:r>
+          </w:p>
+        </w:tc>
+        <w:tc>
+          <w:tcPr>
+            <w:tcW w:type="dxa" w:w="1728"/>
+          </w:tcPr>
+          <w:p>
+            <w:r>
+              <w:rPr>
+                <w:sz w:val="17"/>
+              </w:rPr>
+              <w:t>Industrials</w:t>
+            </w:r>
+          </w:p>
+        </w:tc>
+        <w:tc>
+          <w:tcPr>
+            <w:tcW w:type="dxa" w:w="1728"/>
+          </w:tcPr>
+          <w:p>
+            <w:r>
+              <w:rPr>
+                <w:sz w:val="17"/>
+              </w:rPr>
+              <w:t>1962</w:t>
+            </w:r>
+          </w:p>
+        </w:tc>
+        <w:tc>
+          <w:tcPr>
+            <w:tcW w:type="dxa" w:w="1728"/>
+          </w:tcPr>
+          <w:p>
+            <w:r>
+              <w:rPr>
+                <w:sz w:val="17"/>
+              </w:rPr>
+              <w:t>1934</w:t>
+            </w:r>
+          </w:p>
+        </w:tc>
+      </w:tr>
+      <w:tr>
+        <w:tc>
+          <w:tcPr>
+            <w:tcW w:type="dxa" w:w="1728"/>
+          </w:tcPr>
+          <w:p>
+            <w:r>
+              <w:rPr>
+                <w:sz w:val="17"/>
+              </w:rPr>
+              <w:t>MRK</w:t>
+            </w:r>
+          </w:p>
+        </w:tc>
+        <w:tc>
+          <w:tcPr>
+            <w:tcW w:type="dxa" w:w="1728"/>
+          </w:tcPr>
+          <w:p>
+            <w:r>
+              <w:rPr>
+                <w:sz w:val="17"/>
+              </w:rPr>
+              <w:t>Merck</w:t>
+            </w:r>
+          </w:p>
+        </w:tc>
+        <w:tc>
+          <w:tcPr>
+            <w:tcW w:type="dxa" w:w="1728"/>
+          </w:tcPr>
+          <w:p>
+            <w:r>
+              <w:rPr>
+                <w:sz w:val="17"/>
+              </w:rPr>
+              <w:t>Health Care</w:t>
+            </w:r>
+          </w:p>
+        </w:tc>
+        <w:tc>
+          <w:tcPr>
+            <w:tcW w:type="dxa" w:w="1728"/>
+          </w:tcPr>
+          <w:p>
+            <w:r>
+              <w:rPr>
+                <w:sz w:val="17"/>
+              </w:rPr>
+              <w:t>1962</w:t>
+            </w:r>
+          </w:p>
+        </w:tc>
+        <w:tc>
+          <w:tcPr>
+            <w:tcW w:type="dxa" w:w="1728"/>
+          </w:tcPr>
+          <w:p>
+            <w:r>
+              <w:rPr>
+                <w:sz w:val="17"/>
+              </w:rPr>
+              <w:t>~1946</w:t>
+            </w:r>
+          </w:p>
+        </w:tc>
+      </w:tr>
+      <w:tr>
+        <w:tc>
+          <w:tcPr>
+            <w:tcW w:type="dxa" w:w="1728"/>
+          </w:tcPr>
+          <w:p>
+            <w:r>
+              <w:rPr>
+                <w:sz w:val="17"/>
+              </w:rPr>
+              <w:t>MMM</w:t>
+            </w:r>
+          </w:p>
+        </w:tc>
+        <w:tc>
+          <w:tcPr>
+            <w:tcW w:type="dxa" w:w="1728"/>
+          </w:tcPr>
+          <w:p>
+            <w:r>
+              <w:rPr>
+                <w:sz w:val="17"/>
+              </w:rPr>
+              <w:t>3M</w:t>
+            </w:r>
+          </w:p>
+        </w:tc>
+        <w:tc>
+          <w:tcPr>
+            <w:tcW w:type="dxa" w:w="1728"/>
+          </w:tcPr>
+          <w:p>
+            <w:r>
+              <w:rPr>
+                <w:sz w:val="17"/>
+              </w:rPr>
+              <w:t>Industrials</w:t>
+            </w:r>
+          </w:p>
+        </w:tc>
+        <w:tc>
+          <w:tcPr>
+            <w:tcW w:type="dxa" w:w="1728"/>
+          </w:tcPr>
+          <w:p>
+            <w:r>
+              <w:rPr>
+                <w:sz w:val="17"/>
+              </w:rPr>
+              <w:t>1962</w:t>
+            </w:r>
+          </w:p>
+        </w:tc>
+        <w:tc>
+          <w:tcPr>
+            <w:tcW w:type="dxa" w:w="1728"/>
+          </w:tcPr>
+          <w:p>
+            <w:r>
+              <w:rPr>
+                <w:sz w:val="17"/>
+              </w:rPr>
+              <w:t>1946</w:t>
+            </w:r>
+          </w:p>
+        </w:tc>
+      </w:tr>
+      <w:tr>
+        <w:tc>
+          <w:tcPr>
+            <w:tcW w:type="dxa" w:w="1728"/>
+          </w:tcPr>
+          <w:p>
+            <w:r>
+              <w:rPr>
+                <w:sz w:val="17"/>
+              </w:rPr>
+              <w:t>JNJ</w:t>
+            </w:r>
+          </w:p>
+        </w:tc>
+        <w:tc>
+          <w:tcPr>
+            <w:tcW w:type="dxa" w:w="1728"/>
+          </w:tcPr>
+          <w:p>
+            <w:r>
+              <w:rPr>
+                <w:sz w:val="17"/>
+              </w:rPr>
+              <w:t>Johnson &amp; Johnson</w:t>
+            </w:r>
+          </w:p>
+        </w:tc>
+        <w:tc>
+          <w:tcPr>
+            <w:tcW w:type="dxa" w:w="1728"/>
+          </w:tcPr>
+          <w:p>
+            <w:r>
+              <w:rPr>
+                <w:sz w:val="17"/>
+              </w:rPr>
+              <w:t>Health Care</w:t>
+            </w:r>
+          </w:p>
+        </w:tc>
+        <w:tc>
+          <w:tcPr>
+            <w:tcW w:type="dxa" w:w="1728"/>
+          </w:tcPr>
+          <w:p>
+            <w:r>
+              <w:rPr>
+                <w:sz w:val="17"/>
+              </w:rPr>
+              <w:t>1962</w:t>
+            </w:r>
+          </w:p>
+        </w:tc>
+        <w:tc>
+          <w:tcPr>
+            <w:tcW w:type="dxa" w:w="1728"/>
+          </w:tcPr>
+          <w:p>
+            <w:r>
+              <w:rPr>
+                <w:sz w:val="17"/>
+              </w:rPr>
+              <w:t>1944</w:t>
+            </w:r>
+          </w:p>
+        </w:tc>
+      </w:tr>
+      <w:tr>
+        <w:tc>
+          <w:tcPr>
+            <w:tcW w:type="dxa" w:w="1728"/>
+          </w:tcPr>
+          <w:p>
+            <w:r>
+              <w:rPr>
+                <w:sz w:val="17"/>
+              </w:rPr>
+              <w:t>PFE</w:t>
+            </w:r>
+          </w:p>
+        </w:tc>
+        <w:tc>
+          <w:tcPr>
+            <w:tcW w:type="dxa" w:w="1728"/>
+          </w:tcPr>
+          <w:p>
+            <w:r>
+              <w:rPr>
+                <w:sz w:val="17"/>
+              </w:rPr>
+              <w:t>Pfizer</w:t>
+            </w:r>
+          </w:p>
+        </w:tc>
+        <w:tc>
+          <w:tcPr>
+            <w:tcW w:type="dxa" w:w="1728"/>
+          </w:tcPr>
+          <w:p>
+            <w:r>
+              <w:rPr>
+                <w:sz w:val="17"/>
+              </w:rPr>
+              <w:t>Health Care</w:t>
+            </w:r>
+          </w:p>
+        </w:tc>
+        <w:tc>
+          <w:tcPr>
+            <w:tcW w:type="dxa" w:w="1728"/>
+          </w:tcPr>
+          <w:p>
+            <w:r>
+              <w:rPr>
+                <w:sz w:val="17"/>
+              </w:rPr>
+              <w:t>1962–72</w:t>
+            </w:r>
+          </w:p>
+        </w:tc>
+        <w:tc>
+          <w:tcPr>
+            <w:tcW w:type="dxa" w:w="1728"/>
+          </w:tcPr>
+          <w:p>
+            <w:r>
+              <w:rPr>
+                <w:sz w:val="17"/>
+              </w:rPr>
+              <w:t>1944</w:t>
+            </w:r>
+          </w:p>
+        </w:tc>
+      </w:tr>
+      <w:tr>
+        <w:tc>
+          <w:tcPr>
+            <w:tcW w:type="dxa" w:w="1728"/>
+          </w:tcPr>
+          <w:p>
+            <w:r>
+              <w:rPr>
+                <w:sz w:val="17"/>
+              </w:rPr>
+              <w:t>F</w:t>
+            </w:r>
+          </w:p>
+        </w:tc>
+        <w:tc>
+          <w:tcPr>
+            <w:tcW w:type="dxa" w:w="1728"/>
+          </w:tcPr>
+          <w:p>
+            <w:r>
+              <w:rPr>
+                <w:sz w:val="17"/>
+              </w:rPr>
+              <w:t>Ford Motor</w:t>
+            </w:r>
+          </w:p>
+        </w:tc>
+        <w:tc>
+          <w:tcPr>
+            <w:tcW w:type="dxa" w:w="1728"/>
+          </w:tcPr>
+          <w:p>
+            <w:r>
+              <w:rPr>
+                <w:sz w:val="17"/>
+              </w:rPr>
+              <w:t>Cons Disc</w:t>
+            </w:r>
+          </w:p>
+        </w:tc>
+        <w:tc>
+          <w:tcPr>
+            <w:tcW w:type="dxa" w:w="1728"/>
+          </w:tcPr>
+          <w:p>
+            <w:r>
+              <w:rPr>
+                <w:sz w:val="17"/>
+              </w:rPr>
+              <w:t>1962–72</w:t>
+            </w:r>
+          </w:p>
+        </w:tc>
+        <w:tc>
+          <w:tcPr>
+            <w:tcW w:type="dxa" w:w="1728"/>
+          </w:tcPr>
+          <w:p>
+            <w:r>
+              <w:rPr>
+                <w:sz w:val="17"/>
+              </w:rPr>
+              <w:t>1956</w:t>
+            </w:r>
+          </w:p>
+        </w:tc>
+      </w:tr>
+      <w:tr>
+        <w:tc>
+          <w:tcPr>
+            <w:tcW w:type="dxa" w:w="1728"/>
+          </w:tcPr>
+          <w:p>
+            <w:r>
+              <w:rPr>
+                <w:sz w:val="17"/>
+              </w:rPr>
+              <w:t>DIS</w:t>
+            </w:r>
+          </w:p>
+        </w:tc>
+        <w:tc>
+          <w:tcPr>
+            <w:tcW w:type="dxa" w:w="1728"/>
+          </w:tcPr>
+          <w:p>
+            <w:r>
+              <w:rPr>
+                <w:sz w:val="17"/>
+              </w:rPr>
+              <w:t>Walt Disney</w:t>
+            </w:r>
+          </w:p>
+        </w:tc>
+        <w:tc>
+          <w:tcPr>
+            <w:tcW w:type="dxa" w:w="1728"/>
+          </w:tcPr>
+          <w:p>
+            <w:r>
+              <w:rPr>
+                <w:sz w:val="17"/>
+              </w:rPr>
+              <w:t>Comm Svcs</w:t>
+            </w:r>
+          </w:p>
+        </w:tc>
+        <w:tc>
+          <w:tcPr>
+            <w:tcW w:type="dxa" w:w="1728"/>
+          </w:tcPr>
+          <w:p>
+            <w:r>
+              <w:rPr>
+                <w:sz w:val="17"/>
+              </w:rPr>
+              <w:t>1962</w:t>
+            </w:r>
+          </w:p>
+        </w:tc>
+        <w:tc>
+          <w:tcPr>
+            <w:tcW w:type="dxa" w:w="1728"/>
+          </w:tcPr>
+          <w:p>
+            <w:r>
+              <w:rPr>
+                <w:sz w:val="17"/>
+              </w:rPr>
+              <w:t>1957</w:t>
+            </w:r>
+          </w:p>
+        </w:tc>
+      </w:tr>
+      <w:tr>
+        <w:tc>
+          <w:tcPr>
+            <w:tcW w:type="dxa" w:w="1728"/>
+          </w:tcPr>
+          <w:p>
+            <w:r>
+              <w:rPr>
+                <w:sz w:val="17"/>
+              </w:rPr>
+              <w:t>HPQ</w:t>
+            </w:r>
+          </w:p>
+        </w:tc>
+        <w:tc>
+          <w:tcPr>
+            <w:tcW w:type="dxa" w:w="1728"/>
+          </w:tcPr>
+          <w:p>
+            <w:r>
+              <w:rPr>
+                <w:sz w:val="17"/>
+              </w:rPr>
+              <w:t>HP Inc</w:t>
+            </w:r>
+          </w:p>
+        </w:tc>
+        <w:tc>
+          <w:tcPr>
+            <w:tcW w:type="dxa" w:w="1728"/>
+          </w:tcPr>
+          <w:p>
+            <w:r>
+              <w:rPr>
+                <w:sz w:val="17"/>
+              </w:rPr>
+              <w:t>Info Tech</w:t>
+            </w:r>
+          </w:p>
+        </w:tc>
+        <w:tc>
+          <w:tcPr>
+            <w:tcW w:type="dxa" w:w="1728"/>
+          </w:tcPr>
+          <w:p>
+            <w:r>
+              <w:rPr>
+                <w:sz w:val="17"/>
+              </w:rPr>
+              <w:t>1962</w:t>
+            </w:r>
+          </w:p>
+        </w:tc>
+        <w:tc>
+          <w:tcPr>
+            <w:tcW w:type="dxa" w:w="1728"/>
+          </w:tcPr>
+          <w:p>
+            <w:r>
+              <w:rPr>
+                <w:sz w:val="17"/>
+              </w:rPr>
+              <w:t>1961</w:t>
+            </w:r>
+          </w:p>
+        </w:tc>
+      </w:tr>
+      <w:tr>
+        <w:tc>
+          <w:tcPr>
+            <w:tcW w:type="dxa" w:w="1728"/>
+          </w:tcPr>
+          <w:p>
+            <w:r>
+              <w:rPr>
+                <w:sz w:val="17"/>
+              </w:rPr>
+              <w:t>MCD</w:t>
+            </w:r>
+          </w:p>
+        </w:tc>
+        <w:tc>
+          <w:tcPr>
+            <w:tcW w:type="dxa" w:w="1728"/>
+          </w:tcPr>
+          <w:p>
+            <w:r>
+              <w:rPr>
+                <w:sz w:val="17"/>
+              </w:rPr>
+              <w:t>McDonald's</w:t>
+            </w:r>
+          </w:p>
+        </w:tc>
+        <w:tc>
+          <w:tcPr>
+            <w:tcW w:type="dxa" w:w="1728"/>
+          </w:tcPr>
+          <w:p>
+            <w:r>
+              <w:rPr>
+                <w:sz w:val="17"/>
+              </w:rPr>
+              <w:t>Cons Disc</w:t>
+            </w:r>
+          </w:p>
+        </w:tc>
+        <w:tc>
+          <w:tcPr>
+            <w:tcW w:type="dxa" w:w="1728"/>
+          </w:tcPr>
+          <w:p>
+            <w:r>
+              <w:rPr>
+                <w:sz w:val="17"/>
+              </w:rPr>
+              <w:t>1966</w:t>
+            </w:r>
+          </w:p>
+        </w:tc>
+        <w:tc>
+          <w:tcPr>
+            <w:tcW w:type="dxa" w:w="1728"/>
+          </w:tcPr>
+          <w:p>
+            <w:r>
+              <w:rPr>
+                <w:sz w:val="17"/>
+              </w:rPr>
+              <w:t>1965</w:t>
+            </w:r>
+          </w:p>
+        </w:tc>
+      </w:tr>
+      <w:tr>
+        <w:tc>
+          <w:tcPr>
+            <w:tcW w:type="dxa" w:w="1728"/>
+          </w:tcPr>
+          <w:p>
+            <w:r>
+              <w:rPr>
+                <w:sz w:val="17"/>
+              </w:rPr>
+              <w:t>JPM</w:t>
+            </w:r>
+          </w:p>
+        </w:tc>
+        <w:tc>
+          <w:tcPr>
+            <w:tcW w:type="dxa" w:w="1728"/>
+          </w:tcPr>
+          <w:p>
+            <w:r>
+              <w:rPr>
+                <w:sz w:val="17"/>
+              </w:rPr>
+              <w:t>JPMorgan Chase</w:t>
+            </w:r>
+          </w:p>
+        </w:tc>
+        <w:tc>
+          <w:tcPr>
+            <w:tcW w:type="dxa" w:w="1728"/>
+          </w:tcPr>
+          <w:p>
+            <w:r>
+              <w:rPr>
+                <w:sz w:val="17"/>
+              </w:rPr>
+              <w:t>Financials</w:t>
+            </w:r>
+          </w:p>
+        </w:tc>
+        <w:tc>
+          <w:tcPr>
+            <w:tcW w:type="dxa" w:w="1728"/>
+          </w:tcPr>
+          <w:p>
+            <w:r>
+              <w:rPr>
+                <w:sz w:val="17"/>
+              </w:rPr>
+              <w:t>~1980</w:t>
+            </w:r>
+          </w:p>
+        </w:tc>
+        <w:tc>
+          <w:tcPr>
+            <w:tcW w:type="dxa" w:w="1728"/>
+          </w:tcPr>
+          <w:p>
+            <w:r>
+              <w:rPr>
+                <w:sz w:val="17"/>
+              </w:rPr>
+              <w:t>1969</w:t>
+            </w:r>
+          </w:p>
+        </w:tc>
+      </w:tr>
+      <w:tr>
+        <w:tc>
+          <w:tcPr>
+            <w:tcW w:type="dxa" w:w="1728"/>
+          </w:tcPr>
+          <w:p>
+            <w:r>
+              <w:rPr>
+                <w:sz w:val="17"/>
+              </w:rPr>
+              <w:t>WMT</w:t>
+            </w:r>
+          </w:p>
+        </w:tc>
+        <w:tc>
+          <w:tcPr>
+            <w:tcW w:type="dxa" w:w="1728"/>
+          </w:tcPr>
+          <w:p>
+            <w:r>
+              <w:rPr>
+                <w:sz w:val="17"/>
+              </w:rPr>
+              <w:t>Walmart</w:t>
+            </w:r>
+          </w:p>
+        </w:tc>
+        <w:tc>
+          <w:tcPr>
+            <w:tcW w:type="dxa" w:w="1728"/>
+          </w:tcPr>
+          <w:p>
+            <w:r>
+              <w:rPr>
+                <w:sz w:val="17"/>
+              </w:rPr>
+              <w:t>Staples</w:t>
+            </w:r>
+          </w:p>
+        </w:tc>
+        <w:tc>
+          <w:tcPr>
+            <w:tcW w:type="dxa" w:w="1728"/>
+          </w:tcPr>
+          <w:p>
+            <w:r>
+              <w:rPr>
+                <w:sz w:val="17"/>
+              </w:rPr>
+              <w:t>1972</w:t>
+            </w:r>
+          </w:p>
+        </w:tc>
+        <w:tc>
+          <w:tcPr>
+            <w:tcW w:type="dxa" w:w="1728"/>
+          </w:tcPr>
+          <w:p>
+            <w:r>
+              <w:rPr>
+                <w:sz w:val="17"/>
+              </w:rPr>
+              <w:t>1970</w:t>
+            </w:r>
+          </w:p>
+        </w:tc>
+      </w:tr>
+      <w:tr>
+        <w:tc>
+          <w:tcPr>
+            <w:tcW w:type="dxa" w:w="1728"/>
+          </w:tcPr>
+          <w:p>
+            <w:r>
+              <w:rPr>
+                <w:sz w:val="17"/>
+              </w:rPr>
+              <w:t>INTC</w:t>
+            </w:r>
+          </w:p>
+        </w:tc>
+        <w:tc>
+          <w:tcPr>
+            <w:tcW w:type="dxa" w:w="1728"/>
+          </w:tcPr>
+          <w:p>
+            <w:r>
+              <w:rPr>
+                <w:sz w:val="17"/>
+              </w:rPr>
+              <w:t>Intel</w:t>
+            </w:r>
+          </w:p>
+        </w:tc>
+        <w:tc>
+          <w:tcPr>
+            <w:tcW w:type="dxa" w:w="1728"/>
+          </w:tcPr>
+          <w:p>
+            <w:r>
+              <w:rPr>
+                <w:sz w:val="17"/>
+              </w:rPr>
+              <w:t>Info Tech</w:t>
+            </w:r>
+          </w:p>
+        </w:tc>
+        <w:tc>
+          <w:tcPr>
+            <w:tcW w:type="dxa" w:w="1728"/>
+          </w:tcPr>
+          <w:p>
+            <w:r>
+              <w:rPr>
+                <w:sz w:val="17"/>
+              </w:rPr>
+              <w:t>~1980</w:t>
+            </w:r>
+          </w:p>
+        </w:tc>
+        <w:tc>
+          <w:tcPr>
+            <w:tcW w:type="dxa" w:w="1728"/>
+          </w:tcPr>
+          <w:p>
+            <w:r>
+              <w:rPr>
+                <w:sz w:val="17"/>
+              </w:rPr>
+              <w:t>1972 (Nasdaq)</w:t>
+            </w:r>
+          </w:p>
+        </w:tc>
+      </w:tr>
+      <w:tr>
+        <w:tc>
+          <w:tcPr>
+            <w:tcW w:type="dxa" w:w="1728"/>
+          </w:tcPr>
+          <w:p>
+            <w:r>
+              <w:rPr>
+                <w:sz w:val="17"/>
+              </w:rPr>
+              <w:t>AXP</w:t>
+            </w:r>
+          </w:p>
+        </w:tc>
+        <w:tc>
+          <w:tcPr>
+            <w:tcW w:type="dxa" w:w="1728"/>
+          </w:tcPr>
+          <w:p>
+            <w:r>
+              <w:rPr>
+                <w:sz w:val="17"/>
+              </w:rPr>
+              <w:t>American Express</w:t>
+            </w:r>
+          </w:p>
+        </w:tc>
+        <w:tc>
+          <w:tcPr>
+            <w:tcW w:type="dxa" w:w="1728"/>
+          </w:tcPr>
+          <w:p>
+            <w:r>
+              <w:rPr>
+                <w:sz w:val="17"/>
+              </w:rPr>
+              <w:t>Financials</w:t>
+            </w:r>
+          </w:p>
+        </w:tc>
+        <w:tc>
+          <w:tcPr>
+            <w:tcW w:type="dxa" w:w="1728"/>
+          </w:tcPr>
+          <w:p>
+            <w:r>
+              <w:rPr>
+                <w:sz w:val="17"/>
+              </w:rPr>
+              <w:t>1972</w:t>
+            </w:r>
+          </w:p>
+        </w:tc>
+        <w:tc>
+          <w:tcPr>
+            <w:tcW w:type="dxa" w:w="1728"/>
+          </w:tcPr>
+          <w:p>
+            <w:r>
+              <w:rPr>
+                <w:sz w:val="17"/>
+              </w:rPr>
+              <w:t>1972</w:t>
+            </w:r>
+          </w:p>
+        </w:tc>
+      </w:tr>
+      <w:tr>
+        <w:tc>
+          <w:tcPr>
+            <w:tcW w:type="dxa" w:w="1728"/>
+          </w:tcPr>
+          <w:p>
+            <w:r>
+              <w:rPr>
+                <w:sz w:val="17"/>
+              </w:rPr>
+              <w:t>HD</w:t>
+            </w:r>
+          </w:p>
+        </w:tc>
+        <w:tc>
+          <w:tcPr>
+            <w:tcW w:type="dxa" w:w="1728"/>
+          </w:tcPr>
+          <w:p>
+            <w:r>
+              <w:rPr>
+                <w:sz w:val="17"/>
+              </w:rPr>
+              <w:t>Home Depot</w:t>
+            </w:r>
+          </w:p>
+        </w:tc>
+        <w:tc>
+          <w:tcPr>
+            <w:tcW w:type="dxa" w:w="1728"/>
+          </w:tcPr>
+          <w:p>
+            <w:r>
+              <w:rPr>
+                <w:sz w:val="17"/>
+              </w:rPr>
+              <w:t>Cons Disc</w:t>
+            </w:r>
+          </w:p>
+        </w:tc>
+        <w:tc>
+          <w:tcPr>
+            <w:tcW w:type="dxa" w:w="1728"/>
+          </w:tcPr>
+          <w:p>
+            <w:r>
+              <w:rPr>
+                <w:sz w:val="17"/>
+              </w:rPr>
+              <w:t>1981</w:t>
+            </w:r>
+          </w:p>
+        </w:tc>
+        <w:tc>
+          <w:tcPr>
+            <w:tcW w:type="dxa" w:w="1728"/>
+          </w:tcPr>
+          <w:p>
+            <w:r>
+              <w:rPr>
+                <w:sz w:val="17"/>
+              </w:rPr>
+              <w:t>1981</w:t>
+            </w:r>
+          </w:p>
+        </w:tc>
+      </w:tr>
+      <w:tr>
+        <w:tc>
+          <w:tcPr>
+            <w:tcW w:type="dxa" w:w="1728"/>
+          </w:tcPr>
+          <w:p>
+            <w:r>
+              <w:rPr>
+                <w:sz w:val="17"/>
+              </w:rPr>
+              <w:t>GM</w:t>
+            </w:r>
+          </w:p>
+        </w:tc>
+        <w:tc>
+          <w:tcPr>
+            <w:tcW w:type="dxa" w:w="1728"/>
+          </w:tcPr>
+          <w:p>
+            <w:r>
+              <w:rPr>
+                <w:sz w:val="17"/>
+              </w:rPr>
+              <w:t>General Motors</w:t>
+            </w:r>
+          </w:p>
+        </w:tc>
+        <w:tc>
+          <w:tcPr>
+            <w:tcW w:type="dxa" w:w="1728"/>
+          </w:tcPr>
+          <w:p>
+            <w:r>
+              <w:rPr>
+                <w:sz w:val="17"/>
+              </w:rPr>
+              <w:t>Cons Disc</w:t>
+            </w:r>
+          </w:p>
+        </w:tc>
+        <w:tc>
+          <w:tcPr>
+            <w:tcW w:type="dxa" w:w="1728"/>
+          </w:tcPr>
+          <w:p>
+            <w:r>
+              <w:rPr>
+                <w:sz w:val="17"/>
+              </w:rPr>
+              <w:t>2010</w:t>
+            </w:r>
+          </w:p>
+        </w:tc>
+        <w:tc>
+          <w:tcPr>
+            <w:tcW w:type="dxa" w:w="1728"/>
+          </w:tcPr>
+          <w:p>
+            <w:r>
+              <w:rPr>
+                <w:sz w:val="17"/>
+              </w:rPr>
+              <w:t>2010 (new entity)</w:t>
             </w:r>
           </w:p>
         </w:tc>
@@ -1438,9 +2987,16 @@
       </w:pPr>
       <w:r>
         <w:rPr>
+          <w:b/>
           <w:i/>
         </w:rPr>
-        <w:t>Entity-discontinuity flags: GM (old delisted 2009, new IPO 2010), T (1984 breakup), DD/DOW (2017 merge / 2019 split), HON (AlliedSignal 1999) — follow PERMNO, not ticker.</w:t>
+        <w:t>Entity ≠ ticker:</w:t>
+      </w:r>
+      <w:r>
+        <w:rPr>
+          <w:i/>
+        </w:rPr>
+        <w:t xml:space="preserve"> GM (old delisted 2009, new IPO 2010), T (1984 breakup), DD/DOW (2017 merge / 2019 split), HON (AlliedSignal 1999). Bias-free history must follow CRSP PERMNO chains and apply delisting returns — not the ticker.</w:t>
       </w:r>
     </w:p>
     <w:p>
@@ -1448,32 +3004,27 @@
         <w:pStyle w:val="Heading3"/>
       </w:pPr>
       <w:r>
-        <w:t>1c. Sector representation (current liquid large caps, GICS)</w:t>
+        <w:t>1c. Sector representation (current liquid large caps, by GICS)</w:t>
       </w:r>
     </w:p>
     <w:p>
       <w:r>
-        <w:t>IT: AAPL MSFT NVDA AVGO ORCL · Comm Svcs: GOOGL META NFLX DIS T · Cons Disc: AMZN TSLA</w:t>
+        <w:t>IT: AAPL MSFT NVDA AVGO ORCL · Comm Svcs: GOOGL META NFLX DIS T · Cons Disc: AMZN TSLA HD MCD</w:t>
       </w:r>
     </w:p>
     <w:p>
       <w:r>
-        <w:t>HD MCD NKE · Cons Staples: PG KO PEP COST WMT · Health: LLY JNJ UNH ABBV MRK · Financials:</w:t>
+        <w:t>NKE · Staples: PG KO PEP COST WMT · Health: LLY JNJ UNH ABBV MRK · Financials: BRK.B JPM V MA</w:t>
       </w:r>
     </w:p>
     <w:p>
       <w:r>
-        <w:t>BRK.B JPM V MA BAC · Industrials: CAT GE BA HON UNP · Energy: XOM CVX COP SLB EOG ·</w:t>
+        <w:t>BAC · Industrials: CAT GE BA HON UNP · Energy: XOM CVX COP SLB EOG · Materials: LIN SHW FCX NEM</w:t>
       </w:r>
     </w:p>
     <w:p>
       <w:r>
-        <w:t>Materials: LIN SHW FCX NEM ECL · Real Estate: AMT PLD EQIX WELL SPG · Utilities: NEE SO</w:t>
-      </w:r>
-    </w:p>
-    <w:p>
-      <w:r>
-        <w:t>DUK CEG AEP.</w:t>
+        <w:t>ECL · Real Estate: AMT PLD EQIX WELL SPG · Utilities: NEE SO DUK CEG AEP.</w:t>
       </w:r>
     </w:p>
     <w:p>
@@ -1513,10 +3064,13 @@
         <w:t>1925-12</w:t>
       </w:r>
       <w:r>
-        <w:t xml:space="preserve"> monthly (bias-free) · Norgate</w:t>
+        <w:t xml:space="preserve"> monthly (bias-free, incl. delisting</w:t>
       </w:r>
     </w:p>
     <w:p>
+      <w:r>
+        <w:t xml:space="preserve">returns) · Norgate </w:t>
+      </w:r>
       <w:r>
         <w:rPr>
           <w:b/>
@@ -1533,7 +3087,12 @@
         <w:t>1998</w:t>
       </w:r>
       <w:r>
-        <w:t xml:space="preserve"> (bias-free) · Tiingo/yfinance/Stooq </w:t>
+        <w:t xml:space="preserve"> (bias-free) · Tiingo / yfinance /</w:t>
+      </w:r>
+    </w:p>
+    <w:p>
+      <w:r>
+        <w:t xml:space="preserve">Stooq </w:t>
       </w:r>
       <w:r>
         <w:rPr>
@@ -1541,10 +3100,8 @@
         </w:rPr>
         <w:t>~1962</w:t>
       </w:r>
-    </w:p>
-    <w:p>
       <w:r>
-        <w:t>(survivor-only). Pre-1962 daily single-stock = CRSP-only.</w:t>
+        <w:t xml:space="preserve"> (survivor-only). Pre-1962 daily single-stock is CRSP-only.</w:t>
       </w:r>
     </w:p>
     <w:p>
@@ -1559,7 +3116,12 @@
         <w:pStyle w:val="Heading2"/>
       </w:pPr>
       <w:r>
-        <w:t>2. Equity-Index Futures</w:t>
+        <w:t>2. Equity-Index Exposures (futures + ETF + cash history, stitched)</w:t>
+      </w:r>
+    </w:p>
+    <w:p>
+      <w:r>
+        <w:t>No micros. Each exposure has a futures contract, an ETF equivalent, and deep cash-index history.</w:t>
       </w:r>
     </w:p>
     <w:tbl>
@@ -1570,17 +3132,15 @@
         <w:tblLook w:firstColumn="1" w:firstRow="1" w:lastColumn="0" w:lastRow="0" w:noHBand="0" w:noVBand="1" w:val="04A0"/>
       </w:tblPr>
       <w:tblGrid>
-        <w:gridCol w:w="1440"/>
-        <w:gridCol w:w="1440"/>
-        <w:gridCol w:w="1440"/>
-        <w:gridCol w:w="1440"/>
-        <w:gridCol w:w="1440"/>
-        <w:gridCol w:w="1440"/>
+        <w:gridCol w:w="2160"/>
+        <w:gridCol w:w="2160"/>
+        <w:gridCol w:w="2160"/>
+        <w:gridCol w:w="2160"/>
       </w:tblGrid>
       <w:tr>
         <w:tc>
           <w:tcPr>
-            <w:tcW w:type="dxa" w:w="1440"/>
+            <w:tcW w:type="dxa" w:w="2160"/>
           </w:tcPr>
           <w:p>
             <w:r>
@@ -1588,13 +3148,13 @@
                 <w:b/>
                 <w:sz w:val="17"/>
               </w:rPr>
-              <w:t>Root</w:t>
-            </w:r>
-          </w:p>
-        </w:tc>
-        <w:tc>
-          <w:tcPr>
-            <w:tcW w:type="dxa" w:w="1440"/>
+              <w:t>Underlying</w:t>
+            </w:r>
+          </w:p>
+        </w:tc>
+        <w:tc>
+          <w:tcPr>
+            <w:tcW w:type="dxa" w:w="2160"/>
           </w:tcPr>
           <w:p>
             <w:r>
@@ -1602,13 +3162,13 @@
                 <w:b/>
                 <w:sz w:val="17"/>
               </w:rPr>
-              <w:t>Underlying</w:t>
-            </w:r>
-          </w:p>
-        </w:tc>
-        <w:tc>
-          <w:tcPr>
-            <w:tcW w:type="dxa" w:w="1440"/>
+              <w:t>Futures (inception)</w:t>
+            </w:r>
+          </w:p>
+        </w:tc>
+        <w:tc>
+          <w:tcPr>
+            <w:tcW w:type="dxa" w:w="2160"/>
           </w:tcPr>
           <w:p>
             <w:r>
@@ -1616,13 +3176,13 @@
                 <w:b/>
                 <w:sz w:val="17"/>
               </w:rPr>
-              <w:t>Native inception</w:t>
-            </w:r>
-          </w:p>
-        </w:tc>
-        <w:tc>
-          <w:tcPr>
-            <w:tcW w:type="dxa" w:w="1440"/>
+              <w:t>ETF (inception)</w:t>
+            </w:r>
+          </w:p>
+        </w:tc>
+        <w:tc>
+          <w:tcPr>
+            <w:tcW w:type="dxa" w:w="2160"/>
           </w:tcPr>
           <w:p>
             <w:r>
@@ -1630,35 +3190,7 @@
                 <w:b/>
                 <w:sz w:val="17"/>
               </w:rPr>
-              <w:t>Max-history (spliced cash index)</w:t>
-            </w:r>
-          </w:p>
-        </w:tc>
-        <w:tc>
-          <w:tcPr>
-            <w:tcW w:type="dxa" w:w="1440"/>
-          </w:tcPr>
-          <w:p>
-            <w:r>
-              <w:rPr>
-                <w:b/>
-                <w:sz w:val="17"/>
-              </w:rPr>
-              <w:t>Liq.</w:t>
-            </w:r>
-          </w:p>
-        </w:tc>
-        <w:tc>
-          <w:tcPr>
-            <w:tcW w:type="dxa" w:w="1440"/>
-          </w:tcPr>
-          <w:p>
-            <w:r>
-              <w:rPr>
-                <w:b/>
-                <w:sz w:val="17"/>
-              </w:rPr>
-              <w:t>Conf.</w:t>
+              <w:t>Cash-index history (earliest)</w:t>
             </w:r>
           </w:p>
         </w:tc>
@@ -1666,7 +3198,7 @@
       <w:tr>
         <w:tc>
           <w:tcPr>
-            <w:tcW w:type="dxa" w:w="1440"/>
+            <w:tcW w:type="dxa" w:w="2160"/>
           </w:tcPr>
           <w:p>
             <w:r>
@@ -1674,91 +3206,79 @@
                 <w:b/>
                 <w:sz w:val="17"/>
               </w:rPr>
-              <w:t>ES</w:t>
-            </w:r>
-            <w:r>
-              <w:rPr>
-                <w:sz w:val="17"/>
-              </w:rPr>
-              <w:t xml:space="preserve"> / SP</w:t>
-            </w:r>
-          </w:p>
-        </w:tc>
-        <w:tc>
-          <w:tcPr>
-            <w:tcW w:type="dxa" w:w="1440"/>
-          </w:tcPr>
-          <w:p>
-            <w:r>
-              <w:rPr>
-                <w:sz w:val="17"/>
-              </w:rPr>
               <w:t>S&amp;P 500</w:t>
             </w:r>
           </w:p>
         </w:tc>
         <w:tc>
           <w:tcPr>
-            <w:tcW w:type="dxa" w:w="1440"/>
-          </w:tcPr>
-          <w:p>
-            <w:r>
-              <w:rPr>
-                <w:sz w:val="17"/>
-              </w:rPr>
-              <w:t>1997-09-09 / 1982-04-21</w:t>
-            </w:r>
-          </w:p>
-        </w:tc>
-        <w:tc>
-          <w:tcPr>
-            <w:tcW w:type="dxa" w:w="1440"/>
-          </w:tcPr>
-          <w:p>
-            <w:r>
-              <w:rPr>
-                <w:sz w:val="17"/>
-              </w:rPr>
-              <w:t xml:space="preserve">S&amp;P 500 cash </w:t>
-            </w:r>
+            <w:tcW w:type="dxa" w:w="2160"/>
+          </w:tcPr>
+          <w:p>
+            <w:r>
+              <w:rPr>
+                <w:sz w:val="17"/>
+              </w:rPr>
+              <w:t>ES 1997-09 (SP 1982-04)</w:t>
+            </w:r>
+          </w:p>
+        </w:tc>
+        <w:tc>
+          <w:tcPr>
+            <w:tcW w:type="dxa" w:w="2160"/>
+          </w:tcPr>
+          <w:p>
             <w:r>
               <w:rPr>
                 <w:b/>
                 <w:sz w:val="17"/>
               </w:rPr>
+              <w:t>SPY 1993-01</w:t>
+            </w:r>
+            <w:r>
+              <w:rPr>
+                <w:sz w:val="17"/>
+              </w:rPr>
+              <w:t xml:space="preserve"> (IVV/VOO)</w:t>
+            </w:r>
+          </w:p>
+        </w:tc>
+        <w:tc>
+          <w:tcPr>
+            <w:tcW w:type="dxa" w:w="2160"/>
+          </w:tcPr>
+          <w:p>
+            <w:r>
+              <w:rPr>
+                <w:sz w:val="17"/>
+              </w:rPr>
+              <w:t xml:space="preserve">cash </w:t>
+            </w:r>
+            <w:r>
+              <w:rPr>
+                <w:b/>
+                <w:sz w:val="17"/>
+              </w:rPr>
               <w:t>1957</w:t>
             </w:r>
             <w:r>
               <w:rPr>
                 <w:sz w:val="17"/>
               </w:rPr>
-              <w:t xml:space="preserve"> (composite 1927)</w:t>
-            </w:r>
-          </w:p>
-        </w:tc>
-        <w:tc>
-          <w:tcPr>
-            <w:tcW w:type="dxa" w:w="1440"/>
-          </w:tcPr>
-          <w:p>
-            <w:r>
-              <w:rPr>
-                <w:sz w:val="17"/>
-              </w:rPr>
-              <w:t>top</w:t>
-            </w:r>
-          </w:p>
-        </w:tc>
-        <w:tc>
-          <w:tcPr>
-            <w:tcW w:type="dxa" w:w="1440"/>
-          </w:tcPr>
-          <w:p>
-            <w:r>
-              <w:rPr>
-                <w:sz w:val="17"/>
-              </w:rPr>
-              <w:t>[H]</w:t>
+              <w:t xml:space="preserve">; Shiller composite </w:t>
+            </w:r>
+            <w:r>
+              <w:rPr>
+                <w:b/>
+                <w:sz w:val="17"/>
+              </w:rPr>
+              <w:t>1871</w:t>
+            </w:r>
+            <w:r>
+              <w:rPr>
+                <w:sz w:val="17"/>
+              </w:rPr>
+              <w:t>; TR daily 1988</w:t>
             </w:r>
           </w:p>
         </w:tc>
@@ -1766,79 +3286,62 @@
       <w:tr>
         <w:tc>
           <w:tcPr>
-            <w:tcW w:type="dxa" w:w="1440"/>
-          </w:tcPr>
-          <w:p>
-            <w:r>
-              <w:rPr>
-                <w:sz w:val="17"/>
-              </w:rPr>
-              <w:t>MES</w:t>
-            </w:r>
-          </w:p>
-        </w:tc>
-        <w:tc>
-          <w:tcPr>
-            <w:tcW w:type="dxa" w:w="1440"/>
-          </w:tcPr>
-          <w:p>
-            <w:r>
-              <w:rPr>
-                <w:sz w:val="17"/>
-              </w:rPr>
-              <w:t>S&amp;P 500 micro</w:t>
-            </w:r>
-          </w:p>
-        </w:tc>
-        <w:tc>
-          <w:tcPr>
-            <w:tcW w:type="dxa" w:w="1440"/>
-          </w:tcPr>
-          <w:p>
-            <w:r>
-              <w:rPr>
-                <w:sz w:val="17"/>
-              </w:rPr>
-              <w:t>2019-05-06</w:t>
-            </w:r>
-          </w:p>
-        </w:tc>
-        <w:tc>
-          <w:tcPr>
-            <w:tcW w:type="dxa" w:w="1440"/>
-          </w:tcPr>
-          <w:p>
-            <w:r>
-              <w:rPr>
-                <w:sz w:val="17"/>
-              </w:rPr>
-              <w:t>onto ES</w:t>
-            </w:r>
-          </w:p>
-        </w:tc>
-        <w:tc>
-          <w:tcPr>
-            <w:tcW w:type="dxa" w:w="1440"/>
-          </w:tcPr>
-          <w:p>
-            <w:r>
-              <w:rPr>
-                <w:sz w:val="17"/>
-              </w:rPr>
-              <w:t>top</w:t>
-            </w:r>
-          </w:p>
-        </w:tc>
-        <w:tc>
-          <w:tcPr>
-            <w:tcW w:type="dxa" w:w="1440"/>
-          </w:tcPr>
-          <w:p>
-            <w:r>
-              <w:rPr>
-                <w:sz w:val="17"/>
-              </w:rPr>
-              <w:t>[H]</w:t>
+            <w:tcW w:type="dxa" w:w="2160"/>
+          </w:tcPr>
+          <w:p>
+            <w:r>
+              <w:rPr>
+                <w:b/>
+                <w:sz w:val="17"/>
+              </w:rPr>
+              <w:t>Nasdaq-100</w:t>
+            </w:r>
+          </w:p>
+        </w:tc>
+        <w:tc>
+          <w:tcPr>
+            <w:tcW w:type="dxa" w:w="2160"/>
+          </w:tcPr>
+          <w:p>
+            <w:r>
+              <w:rPr>
+                <w:sz w:val="17"/>
+              </w:rPr>
+              <w:t>NQ 1999-06 (ND 1996-04)</w:t>
+            </w:r>
+          </w:p>
+        </w:tc>
+        <w:tc>
+          <w:tcPr>
+            <w:tcW w:type="dxa" w:w="2160"/>
+          </w:tcPr>
+          <w:p>
+            <w:r>
+              <w:rPr>
+                <w:b/>
+                <w:sz w:val="17"/>
+              </w:rPr>
+              <w:t>QQQ 1999-03</w:t>
+            </w:r>
+          </w:p>
+        </w:tc>
+        <w:tc>
+          <w:tcPr>
+            <w:tcW w:type="dxa" w:w="2160"/>
+          </w:tcPr>
+          <w:p>
+            <w:r>
+              <w:rPr>
+                <w:sz w:val="17"/>
+              </w:rPr>
+              <w:t xml:space="preserve">NDX cash </w:t>
+            </w:r>
+            <w:r>
+              <w:rPr>
+                <w:b/>
+                <w:sz w:val="17"/>
+              </w:rPr>
+              <w:t>1985-01</w:t>
             </w:r>
           </w:p>
         </w:tc>
@@ -1846,7 +3349,7 @@
       <w:tr>
         <w:tc>
           <w:tcPr>
-            <w:tcW w:type="dxa" w:w="1440"/>
+            <w:tcW w:type="dxa" w:w="2160"/>
           </w:tcPr>
           <w:p>
             <w:r>
@@ -1854,85 +3357,54 @@
                 <w:b/>
                 <w:sz w:val="17"/>
               </w:rPr>
-              <w:t>NQ</w:t>
-            </w:r>
-            <w:r>
-              <w:rPr>
-                <w:sz w:val="17"/>
-              </w:rPr>
-              <w:t xml:space="preserve"> / ND</w:t>
-            </w:r>
-          </w:p>
-        </w:tc>
-        <w:tc>
-          <w:tcPr>
-            <w:tcW w:type="dxa" w:w="1440"/>
-          </w:tcPr>
-          <w:p>
-            <w:r>
-              <w:rPr>
-                <w:sz w:val="17"/>
-              </w:rPr>
-              <w:t>Nasdaq-100</w:t>
-            </w:r>
-          </w:p>
-        </w:tc>
-        <w:tc>
-          <w:tcPr>
-            <w:tcW w:type="dxa" w:w="1440"/>
-          </w:tcPr>
-          <w:p>
-            <w:r>
-              <w:rPr>
-                <w:sz w:val="17"/>
-              </w:rPr>
-              <w:t>1999-06-21 / 1996-04-10</w:t>
-            </w:r>
-          </w:p>
-        </w:tc>
-        <w:tc>
-          <w:tcPr>
-            <w:tcW w:type="dxa" w:w="1440"/>
-          </w:tcPr>
-          <w:p>
-            <w:r>
-              <w:rPr>
-                <w:sz w:val="17"/>
-              </w:rPr>
-              <w:t xml:space="preserve">Nasdaq-100 cash </w:t>
-            </w:r>
+              <w:t>Dow 30</w:t>
+            </w:r>
+          </w:p>
+        </w:tc>
+        <w:tc>
+          <w:tcPr>
+            <w:tcW w:type="dxa" w:w="2160"/>
+          </w:tcPr>
+          <w:p>
+            <w:r>
+              <w:rPr>
+                <w:sz w:val="17"/>
+              </w:rPr>
+              <w:t>YM 2002-04</w:t>
+            </w:r>
+          </w:p>
+        </w:tc>
+        <w:tc>
+          <w:tcPr>
+            <w:tcW w:type="dxa" w:w="2160"/>
+          </w:tcPr>
+          <w:p>
             <w:r>
               <w:rPr>
                 <w:b/>
                 <w:sz w:val="17"/>
               </w:rPr>
-              <w:t>1985-01-31</w:t>
-            </w:r>
-          </w:p>
-        </w:tc>
-        <w:tc>
-          <w:tcPr>
-            <w:tcW w:type="dxa" w:w="1440"/>
-          </w:tcPr>
-          <w:p>
-            <w:r>
-              <w:rPr>
-                <w:sz w:val="17"/>
-              </w:rPr>
-              <w:t>top</w:t>
-            </w:r>
-          </w:p>
-        </w:tc>
-        <w:tc>
-          <w:tcPr>
-            <w:tcW w:type="dxa" w:w="1440"/>
-          </w:tcPr>
-          <w:p>
-            <w:r>
-              <w:rPr>
-                <w:sz w:val="17"/>
-              </w:rPr>
-              <w:t>[H]</w:t>
+              <w:t>DIA 1998-01</w:t>
+            </w:r>
+          </w:p>
+        </w:tc>
+        <w:tc>
+          <w:tcPr>
+            <w:tcW w:type="dxa" w:w="2160"/>
+          </w:tcPr>
+          <w:p>
+            <w:r>
+              <w:rPr>
+                <w:sz w:val="17"/>
+              </w:rPr>
+              <w:t xml:space="preserve">DJIA </w:t>
+            </w:r>
+            <w:r>
+              <w:rPr>
+                <w:b/>
+                <w:sz w:val="17"/>
+              </w:rPr>
+              <w:t>1896</w:t>
             </w:r>
           </w:p>
         </w:tc>
@@ -1940,79 +3412,62 @@
       <w:tr>
         <w:tc>
           <w:tcPr>
-            <w:tcW w:type="dxa" w:w="1440"/>
-          </w:tcPr>
-          <w:p>
-            <w:r>
-              <w:rPr>
-                <w:sz w:val="17"/>
-              </w:rPr>
-              <w:t>MNQ</w:t>
-            </w:r>
-          </w:p>
-        </w:tc>
-        <w:tc>
-          <w:tcPr>
-            <w:tcW w:type="dxa" w:w="1440"/>
-          </w:tcPr>
-          <w:p>
-            <w:r>
-              <w:rPr>
-                <w:sz w:val="17"/>
-              </w:rPr>
-              <w:t>Nasdaq-100 micro</w:t>
-            </w:r>
-          </w:p>
-        </w:tc>
-        <w:tc>
-          <w:tcPr>
-            <w:tcW w:type="dxa" w:w="1440"/>
-          </w:tcPr>
-          <w:p>
-            <w:r>
-              <w:rPr>
-                <w:sz w:val="17"/>
-              </w:rPr>
-              <w:t>2019-05-06</w:t>
-            </w:r>
-          </w:p>
-        </w:tc>
-        <w:tc>
-          <w:tcPr>
-            <w:tcW w:type="dxa" w:w="1440"/>
-          </w:tcPr>
-          <w:p>
-            <w:r>
-              <w:rPr>
-                <w:sz w:val="17"/>
-              </w:rPr>
-              <w:t>onto NQ</w:t>
-            </w:r>
-          </w:p>
-        </w:tc>
-        <w:tc>
-          <w:tcPr>
-            <w:tcW w:type="dxa" w:w="1440"/>
-          </w:tcPr>
-          <w:p>
-            <w:r>
-              <w:rPr>
-                <w:sz w:val="17"/>
-              </w:rPr>
-              <w:t>top</w:t>
-            </w:r>
-          </w:p>
-        </w:tc>
-        <w:tc>
-          <w:tcPr>
-            <w:tcW w:type="dxa" w:w="1440"/>
-          </w:tcPr>
-          <w:p>
-            <w:r>
-              <w:rPr>
-                <w:sz w:val="17"/>
-              </w:rPr>
-              <w:t>[H]</w:t>
+            <w:tcW w:type="dxa" w:w="2160"/>
+          </w:tcPr>
+          <w:p>
+            <w:r>
+              <w:rPr>
+                <w:b/>
+                <w:sz w:val="17"/>
+              </w:rPr>
+              <w:t>Russell 2000</w:t>
+            </w:r>
+          </w:p>
+        </w:tc>
+        <w:tc>
+          <w:tcPr>
+            <w:tcW w:type="dxa" w:w="2160"/>
+          </w:tcPr>
+          <w:p>
+            <w:r>
+              <w:rPr>
+                <w:sz w:val="17"/>
+              </w:rPr>
+              <w:t>RTY 2017-07 (CME 1993→ICE 2008→CME 2017)</w:t>
+            </w:r>
+          </w:p>
+        </w:tc>
+        <w:tc>
+          <w:tcPr>
+            <w:tcW w:type="dxa" w:w="2160"/>
+          </w:tcPr>
+          <w:p>
+            <w:r>
+              <w:rPr>
+                <w:b/>
+                <w:sz w:val="17"/>
+              </w:rPr>
+              <w:t>IWM 2000-05</w:t>
+            </w:r>
+          </w:p>
+        </w:tc>
+        <w:tc>
+          <w:tcPr>
+            <w:tcW w:type="dxa" w:w="2160"/>
+          </w:tcPr>
+          <w:p>
+            <w:r>
+              <w:rPr>
+                <w:sz w:val="17"/>
+              </w:rPr>
+              <w:t xml:space="preserve">RUT cash </w:t>
+            </w:r>
+            <w:r>
+              <w:rPr>
+                <w:b/>
+                <w:sz w:val="17"/>
+              </w:rPr>
+              <w:t>1987</w:t>
             </w:r>
           </w:p>
         </w:tc>
@@ -2020,7 +3475,7 @@
       <w:tr>
         <w:tc>
           <w:tcPr>
-            <w:tcW w:type="dxa" w:w="1440"/>
+            <w:tcW w:type="dxa" w:w="2160"/>
           </w:tcPr>
           <w:p>
             <w:r>
@@ -2028,85 +3483,54 @@
                 <w:b/>
                 <w:sz w:val="17"/>
               </w:rPr>
-              <w:t>YM</w:t>
-            </w:r>
-            <w:r>
-              <w:rPr>
-                <w:sz w:val="17"/>
-              </w:rPr>
-              <w:t xml:space="preserve"> / MYM</w:t>
-            </w:r>
-          </w:p>
-        </w:tc>
-        <w:tc>
-          <w:tcPr>
-            <w:tcW w:type="dxa" w:w="1440"/>
-          </w:tcPr>
-          <w:p>
-            <w:r>
-              <w:rPr>
-                <w:sz w:val="17"/>
-              </w:rPr>
-              <w:t>DJIA</w:t>
-            </w:r>
-          </w:p>
-        </w:tc>
-        <w:tc>
-          <w:tcPr>
-            <w:tcW w:type="dxa" w:w="1440"/>
-          </w:tcPr>
-          <w:p>
-            <w:r>
-              <w:rPr>
-                <w:sz w:val="17"/>
-              </w:rPr>
-              <w:t>2002-04-05 / 2019-05-06</w:t>
-            </w:r>
-          </w:p>
-        </w:tc>
-        <w:tc>
-          <w:tcPr>
-            <w:tcW w:type="dxa" w:w="1440"/>
-          </w:tcPr>
-          <w:p>
-            <w:r>
-              <w:rPr>
-                <w:sz w:val="17"/>
-              </w:rPr>
-              <w:t xml:space="preserve">DJIA cash </w:t>
-            </w:r>
+              <w:t>S&amp;P MidCap 400</w:t>
+            </w:r>
+          </w:p>
+        </w:tc>
+        <w:tc>
+          <w:tcPr>
+            <w:tcW w:type="dxa" w:w="2160"/>
+          </w:tcPr>
+          <w:p>
+            <w:r>
+              <w:rPr>
+                <w:sz w:val="17"/>
+              </w:rPr>
+              <w:t>EMD ~2002 (thin)</w:t>
+            </w:r>
+          </w:p>
+        </w:tc>
+        <w:tc>
+          <w:tcPr>
+            <w:tcW w:type="dxa" w:w="2160"/>
+          </w:tcPr>
+          <w:p>
             <w:r>
               <w:rPr>
                 <w:b/>
                 <w:sz w:val="17"/>
               </w:rPr>
-              <w:t>1896</w:t>
-            </w:r>
-          </w:p>
-        </w:tc>
-        <w:tc>
-          <w:tcPr>
-            <w:tcW w:type="dxa" w:w="1440"/>
-          </w:tcPr>
-          <w:p>
-            <w:r>
-              <w:rPr>
-                <w:sz w:val="17"/>
-              </w:rPr>
-              <w:t>top</w:t>
-            </w:r>
-          </w:p>
-        </w:tc>
-        <w:tc>
-          <w:tcPr>
-            <w:tcW w:type="dxa" w:w="1440"/>
-          </w:tcPr>
-          <w:p>
-            <w:r>
-              <w:rPr>
-                <w:sz w:val="17"/>
-              </w:rPr>
-              <w:t>[H]</w:t>
+              <w:t>MDY 1995-05</w:t>
+            </w:r>
+          </w:p>
+        </w:tc>
+        <w:tc>
+          <w:tcPr>
+            <w:tcW w:type="dxa" w:w="2160"/>
+          </w:tcPr>
+          <w:p>
+            <w:r>
+              <w:rPr>
+                <w:sz w:val="17"/>
+              </w:rPr>
+              <w:t xml:space="preserve">S&amp;P 400 </w:t>
+            </w:r>
+            <w:r>
+              <w:rPr>
+                <w:b/>
+                <w:sz w:val="17"/>
+              </w:rPr>
+              <w:t>1991</w:t>
             </w:r>
           </w:p>
         </w:tc>
@@ -2114,7 +3538,7 @@
       <w:tr>
         <w:tc>
           <w:tcPr>
-            <w:tcW w:type="dxa" w:w="1440"/>
+            <w:tcW w:type="dxa" w:w="2160"/>
           </w:tcPr>
           <w:p>
             <w:r>
@@ -2122,91 +3546,54 @@
                 <w:b/>
                 <w:sz w:val="17"/>
               </w:rPr>
-              <w:t>RTY</w:t>
-            </w:r>
-            <w:r>
-              <w:rPr>
-                <w:sz w:val="17"/>
-              </w:rPr>
-              <w:t xml:space="preserve"> / M2K</w:t>
-            </w:r>
-          </w:p>
-        </w:tc>
-        <w:tc>
-          <w:tcPr>
-            <w:tcW w:type="dxa" w:w="1440"/>
-          </w:tcPr>
-          <w:p>
-            <w:r>
-              <w:rPr>
-                <w:sz w:val="17"/>
-              </w:rPr>
-              <w:t>Russell 2000</w:t>
-            </w:r>
-          </w:p>
-        </w:tc>
-        <w:tc>
-          <w:tcPr>
-            <w:tcW w:type="dxa" w:w="1440"/>
-          </w:tcPr>
-          <w:p>
-            <w:r>
-              <w:rPr>
-                <w:sz w:val="17"/>
-              </w:rPr>
-              <w:t>2017-07-10 / 2019-05-06</w:t>
-            </w:r>
-          </w:p>
-        </w:tc>
-        <w:tc>
-          <w:tcPr>
-            <w:tcW w:type="dxa" w:w="1440"/>
-          </w:tcPr>
-          <w:p>
-            <w:r>
-              <w:rPr>
-                <w:sz w:val="17"/>
-              </w:rPr>
-              <w:t xml:space="preserve">RUT cash </w:t>
-            </w:r>
+              <w:t>S&amp;P SmallCap 600</w:t>
+            </w:r>
+          </w:p>
+        </w:tc>
+        <w:tc>
+          <w:tcPr>
+            <w:tcW w:type="dxa" w:w="2160"/>
+          </w:tcPr>
+          <w:p>
+            <w:r>
+              <w:rPr>
+                <w:sz w:val="17"/>
+              </w:rPr>
+              <w:t>SMC (illiquid — use ETF)</w:t>
+            </w:r>
+          </w:p>
+        </w:tc>
+        <w:tc>
+          <w:tcPr>
+            <w:tcW w:type="dxa" w:w="2160"/>
+          </w:tcPr>
+          <w:p>
             <w:r>
               <w:rPr>
                 <w:b/>
                 <w:sz w:val="17"/>
               </w:rPr>
-              <w:t>1987</w:t>
-            </w:r>
-            <w:r>
-              <w:rPr>
-                <w:sz w:val="17"/>
-              </w:rPr>
-              <w:t>; CME 1993→ICE 2008→CME 2017</w:t>
-            </w:r>
-          </w:p>
-        </w:tc>
-        <w:tc>
-          <w:tcPr>
-            <w:tcW w:type="dxa" w:w="1440"/>
-          </w:tcPr>
-          <w:p>
-            <w:r>
-              <w:rPr>
-                <w:sz w:val="17"/>
-              </w:rPr>
-              <w:t>top</w:t>
-            </w:r>
-          </w:p>
-        </w:tc>
-        <w:tc>
-          <w:tcPr>
-            <w:tcW w:type="dxa" w:w="1440"/>
-          </w:tcPr>
-          <w:p>
-            <w:r>
-              <w:rPr>
-                <w:sz w:val="17"/>
-              </w:rPr>
-              <w:t>[H]</w:t>
+              <w:t>IJR 2000-05</w:t>
+            </w:r>
+          </w:p>
+        </w:tc>
+        <w:tc>
+          <w:tcPr>
+            <w:tcW w:type="dxa" w:w="2160"/>
+          </w:tcPr>
+          <w:p>
+            <w:r>
+              <w:rPr>
+                <w:sz w:val="17"/>
+              </w:rPr>
+              <w:t xml:space="preserve">S&amp;P 600 </w:t>
+            </w:r>
+            <w:r>
+              <w:rPr>
+                <w:b/>
+                <w:sz w:val="17"/>
+              </w:rPr>
+              <w:t>1994</w:t>
             </w:r>
           </w:p>
         </w:tc>
@@ -2214,92 +3601,60 @@
       <w:tr>
         <w:tc>
           <w:tcPr>
-            <w:tcW w:type="dxa" w:w="1440"/>
-          </w:tcPr>
-          <w:p>
-            <w:r>
-              <w:rPr>
-                <w:sz w:val="17"/>
-              </w:rPr>
-              <w:t>EMD</w:t>
-            </w:r>
-          </w:p>
-        </w:tc>
-        <w:tc>
-          <w:tcPr>
-            <w:tcW w:type="dxa" w:w="1440"/>
-          </w:tcPr>
-          <w:p>
-            <w:r>
-              <w:rPr>
-                <w:sz w:val="17"/>
-              </w:rPr>
-              <w:t>S&amp;P MidCap 400</w:t>
-            </w:r>
-          </w:p>
-        </w:tc>
-        <w:tc>
-          <w:tcPr>
-            <w:tcW w:type="dxa" w:w="1440"/>
-          </w:tcPr>
-          <w:p>
-            <w:r>
-              <w:rPr>
-                <w:sz w:val="17"/>
-              </w:rPr>
-              <w:t>~2002</w:t>
-            </w:r>
-          </w:p>
-        </w:tc>
-        <w:tc>
-          <w:tcPr>
-            <w:tcW w:type="dxa" w:w="1440"/>
-          </w:tcPr>
-          <w:p>
-            <w:r>
-              <w:rPr>
-                <w:sz w:val="17"/>
-              </w:rPr>
-              <w:t xml:space="preserve">S&amp;P 400 cash </w:t>
-            </w:r>
+            <w:tcW w:type="dxa" w:w="2160"/>
+          </w:tcPr>
+          <w:p>
+            <w:r>
+              <w:rPr>
+                <w:sz w:val="17"/>
+              </w:rPr>
+              <w:t>US total market</w:t>
+            </w:r>
+          </w:p>
+        </w:tc>
+        <w:tc>
+          <w:tcPr>
+            <w:tcW w:type="dxa" w:w="2160"/>
+          </w:tcPr>
+          <w:p>
+            <w:r>
+              <w:rPr>
+                <w:sz w:val="17"/>
+              </w:rPr>
+              <w:t>—</w:t>
+            </w:r>
+          </w:p>
+        </w:tc>
+        <w:tc>
+          <w:tcPr>
+            <w:tcW w:type="dxa" w:w="2160"/>
+          </w:tcPr>
+          <w:p>
             <w:r>
               <w:rPr>
                 <w:b/>
                 <w:sz w:val="17"/>
               </w:rPr>
-              <w:t>1991</w:t>
-            </w:r>
-            <w:r>
-              <w:rPr>
-                <w:sz w:val="17"/>
-              </w:rPr>
-              <w:t xml:space="preserve"> (MD full-size 1992)</w:t>
-            </w:r>
-          </w:p>
-        </w:tc>
-        <w:tc>
-          <w:tcPr>
-            <w:tcW w:type="dxa" w:w="1440"/>
-          </w:tcPr>
-          <w:p>
-            <w:r>
-              <w:rPr>
-                <w:sz w:val="17"/>
-              </w:rPr>
-              <w:t>sec</w:t>
-            </w:r>
-          </w:p>
-        </w:tc>
-        <w:tc>
-          <w:tcPr>
-            <w:tcW w:type="dxa" w:w="1440"/>
-          </w:tcPr>
-          <w:p>
-            <w:r>
-              <w:rPr>
-                <w:sz w:val="17"/>
-              </w:rPr>
-              <w:t>[M]</w:t>
+              <w:t>VTI 2001-05</w:t>
+            </w:r>
+            <w:r>
+              <w:rPr>
+                <w:sz w:val="17"/>
+              </w:rPr>
+              <w:t xml:space="preserve"> (VTSMX 1992)</w:t>
+            </w:r>
+          </w:p>
+        </w:tc>
+        <w:tc>
+          <w:tcPr>
+            <w:tcW w:type="dxa" w:w="2160"/>
+          </w:tcPr>
+          <w:p>
+            <w:r>
+              <w:rPr>
+                <w:sz w:val="17"/>
+              </w:rPr>
+              <w:t>—</w:t>
             </w:r>
           </w:p>
         </w:tc>
@@ -2307,92 +3662,60 @@
       <w:tr>
         <w:tc>
           <w:tcPr>
-            <w:tcW w:type="dxa" w:w="1440"/>
-          </w:tcPr>
-          <w:p>
-            <w:r>
-              <w:rPr>
-                <w:sz w:val="17"/>
-              </w:rPr>
-              <w:t>SMC</w:t>
-            </w:r>
-          </w:p>
-        </w:tc>
-        <w:tc>
-          <w:tcPr>
-            <w:tcW w:type="dxa" w:w="1440"/>
-          </w:tcPr>
-          <w:p>
-            <w:r>
-              <w:rPr>
-                <w:sz w:val="17"/>
-              </w:rPr>
-              <w:t>S&amp;P SmallCap 600</w:t>
-            </w:r>
-          </w:p>
-        </w:tc>
-        <w:tc>
-          <w:tcPr>
-            <w:tcW w:type="dxa" w:w="1440"/>
-          </w:tcPr>
-          <w:p>
-            <w:r>
-              <w:rPr>
-                <w:sz w:val="17"/>
-              </w:rPr>
-              <w:t>2000s (illiquid)</w:t>
-            </w:r>
-          </w:p>
-        </w:tc>
-        <w:tc>
-          <w:tcPr>
-            <w:tcW w:type="dxa" w:w="1440"/>
-          </w:tcPr>
-          <w:p>
-            <w:r>
-              <w:rPr>
-                <w:sz w:val="17"/>
-              </w:rPr>
-              <w:t xml:space="preserve">S&amp;P 600 cash </w:t>
+            <w:tcW w:type="dxa" w:w="2160"/>
+          </w:tcPr>
+          <w:p>
+            <w:r>
+              <w:rPr>
+                <w:sz w:val="17"/>
+              </w:rPr>
+              <w:t>Russell 1000 / Value / Growth</w:t>
+            </w:r>
+          </w:p>
+        </w:tc>
+        <w:tc>
+          <w:tcPr>
+            <w:tcW w:type="dxa" w:w="2160"/>
+          </w:tcPr>
+          <w:p>
+            <w:r>
+              <w:rPr>
+                <w:sz w:val="17"/>
+              </w:rPr>
+              <w:t>—</w:t>
+            </w:r>
+          </w:p>
+        </w:tc>
+        <w:tc>
+          <w:tcPr>
+            <w:tcW w:type="dxa" w:w="2160"/>
+          </w:tcPr>
+          <w:p>
+            <w:r>
+              <w:rPr>
+                <w:sz w:val="17"/>
+              </w:rPr>
+              <w:t>IWB / IWD / IWF 2000-05</w:t>
+            </w:r>
+          </w:p>
+        </w:tc>
+        <w:tc>
+          <w:tcPr>
+            <w:tcW w:type="dxa" w:w="2160"/>
+          </w:tcPr>
+          <w:p>
+            <w:r>
+              <w:rPr>
+                <w:sz w:val="17"/>
+              </w:rPr>
+              <w:t xml:space="preserve">Russell </w:t>
             </w:r>
             <w:r>
               <w:rPr>
                 <w:b/>
                 <w:sz w:val="17"/>
               </w:rPr>
-              <w:t>1994</w:t>
-            </w:r>
-            <w:r>
-              <w:rPr>
-                <w:sz w:val="17"/>
-              </w:rPr>
-              <w:t xml:space="preserve"> (use cash)</w:t>
-            </w:r>
-          </w:p>
-        </w:tc>
-        <w:tc>
-          <w:tcPr>
-            <w:tcW w:type="dxa" w:w="1440"/>
-          </w:tcPr>
-          <w:p>
-            <w:r>
-              <w:rPr>
-                <w:sz w:val="17"/>
-              </w:rPr>
-              <w:t>sec</w:t>
-            </w:r>
-          </w:p>
-        </w:tc>
-        <w:tc>
-          <w:tcPr>
-            <w:tcW w:type="dxa" w:w="1440"/>
-          </w:tcPr>
-          <w:p>
-            <w:r>
-              <w:rPr>
-                <w:sz w:val="17"/>
-              </w:rPr>
-              <w:t>[M]</w:t>
+              <w:t>1978-12</w:t>
             </w:r>
           </w:p>
         </w:tc>
@@ -2400,53 +3723,53 @@
       <w:tr>
         <w:tc>
           <w:tcPr>
-            <w:tcW w:type="dxa" w:w="1440"/>
-          </w:tcPr>
-          <w:p>
-            <w:r>
-              <w:rPr>
-                <w:sz w:val="17"/>
-              </w:rPr>
-              <w:t>NKD</w:t>
-            </w:r>
-          </w:p>
-        </w:tc>
-        <w:tc>
-          <w:tcPr>
-            <w:tcW w:type="dxa" w:w="1440"/>
-          </w:tcPr>
-          <w:p>
-            <w:r>
-              <w:rPr>
-                <w:sz w:val="17"/>
-              </w:rPr>
-              <w:t>Nikkei 225 (USD)</w:t>
-            </w:r>
-          </w:p>
-        </w:tc>
-        <w:tc>
-          <w:tcPr>
-            <w:tcW w:type="dxa" w:w="1440"/>
-          </w:tcPr>
-          <w:p>
-            <w:r>
-              <w:rPr>
-                <w:sz w:val="17"/>
-              </w:rPr>
-              <w:t>1990-09-25</w:t>
-            </w:r>
-          </w:p>
-        </w:tc>
-        <w:tc>
-          <w:tcPr>
-            <w:tcW w:type="dxa" w:w="1440"/>
-          </w:tcPr>
-          <w:p>
-            <w:r>
-              <w:rPr>
-                <w:sz w:val="17"/>
-              </w:rPr>
-              <w:t xml:space="preserve">Nikkei 225 cash </w:t>
+            <w:tcW w:type="dxa" w:w="2160"/>
+          </w:tcPr>
+          <w:p>
+            <w:r>
+              <w:rPr>
+                <w:sz w:val="17"/>
+              </w:rPr>
+              <w:t>Nikkei 225 (intl, optional)</w:t>
+            </w:r>
+          </w:p>
+        </w:tc>
+        <w:tc>
+          <w:tcPr>
+            <w:tcW w:type="dxa" w:w="2160"/>
+          </w:tcPr>
+          <w:p>
+            <w:r>
+              <w:rPr>
+                <w:sz w:val="17"/>
+              </w:rPr>
+              <w:t>NKD 1990-09</w:t>
+            </w:r>
+          </w:p>
+        </w:tc>
+        <w:tc>
+          <w:tcPr>
+            <w:tcW w:type="dxa" w:w="2160"/>
+          </w:tcPr>
+          <w:p>
+            <w:r>
+              <w:rPr>
+                <w:sz w:val="17"/>
+              </w:rPr>
+              <w:t>(EWJ proxy)</w:t>
+            </w:r>
+          </w:p>
+        </w:tc>
+        <w:tc>
+          <w:tcPr>
+            <w:tcW w:type="dxa" w:w="2160"/>
+          </w:tcPr>
+          <w:p>
+            <w:r>
+              <w:rPr>
+                <w:sz w:val="17"/>
+              </w:rPr>
+              <w:t xml:space="preserve">Nikkei cash </w:t>
             </w:r>
             <w:r>
               <w:rPr>
@@ -2454,32 +3777,6 @@
                 <w:sz w:val="17"/>
               </w:rPr>
               <w:t>1950</w:t>
-            </w:r>
-          </w:p>
-        </w:tc>
-        <w:tc>
-          <w:tcPr>
-            <w:tcW w:type="dxa" w:w="1440"/>
-          </w:tcPr>
-          <w:p>
-            <w:r>
-              <w:rPr>
-                <w:sz w:val="17"/>
-              </w:rPr>
-              <w:t>sec</w:t>
-            </w:r>
-          </w:p>
-        </w:tc>
-        <w:tc>
-          <w:tcPr>
-            <w:tcW w:type="dxa" w:w="1440"/>
-          </w:tcPr>
-          <w:p>
-            <w:r>
-              <w:rPr>
-                <w:sz w:val="17"/>
-              </w:rPr>
-              <w:t>[M]</w:t>
             </w:r>
           </w:p>
         </w:tc>
@@ -2507,7 +3804,7 @@
         <w:rPr>
           <w:i/>
         </w:rPr>
-        <w:t xml:space="preserve"> (converted to ES). Splice to the </w:t>
+        <w:t xml:space="preserve"> (→ ES). Splice futures to the </w:t>
       </w:r>
       <w:r>
         <w:rPr>
@@ -2520,15 +3817,80 @@
         <w:rPr>
           <w:i/>
         </w:rPr>
-        <w:t xml:space="preserve"> cash index. Russell needs cross-venue bridging (CME↔ICE↔CME).</w:t>
+        <w:t xml:space="preserve"> cash index. Deepest *daily* equity-market total return (free): Ken French market TR from </w:t>
+      </w:r>
+      <w:r>
+        <w:rPr>
+          <w:b/>
+          <w:i/>
+        </w:rPr>
+        <w:t>1926-07</w:t>
+      </w:r>
+      <w:r>
+        <w:rPr>
+          <w:i/>
+        </w:rPr>
+        <w:t>.</w:t>
+      </w:r>
+    </w:p>
+    <w:p>
+      <w:r>
+        <w:rPr>
+          <w:b/>
+        </w:rPr>
+        <w:t>Sector ETFs (Select Sector SPDRs):</w:t>
+      </w:r>
+      <w:r>
+        <w:t xml:space="preserve"> XLK XLF XLE XLV XLI XLY XLP XLU XLB all </w:t>
+      </w:r>
+      <w:r>
+        <w:rPr>
+          <w:b/>
+        </w:rPr>
+        <w:t>1998-12-16</w:t>
+      </w:r>
+      <w:r>
+        <w:t>;</w:t>
+      </w:r>
+    </w:p>
+    <w:p>
+      <w:r>
+        <w:rPr>
+          <w:b/>
+        </w:rPr>
+        <w:t>XLRE 2015-10</w:t>
+      </w:r>
+      <w:r>
+        <w:t xml:space="preserve"> (carve-out from XLF) and </w:t>
+      </w:r>
+      <w:r>
+        <w:rPr>
+          <w:b/>
+        </w:rPr>
+        <w:t>XLC 2018-06</w:t>
+      </w:r>
+      <w:r>
+        <w:t xml:space="preserve"> (GICS realignment) have no pre-launch</w:t>
+      </w:r>
+    </w:p>
+    <w:p>
+      <w:r>
+        <w:t>ETF price — index back-history only.</w:t>
       </w:r>
     </w:p>
     <w:p>
       <w:pPr>
-        <w:pStyle w:val="Heading3"/>
+        <w:pBdr>
+          <w:bottom w:val="single" w:sz="6" w:space="1" w:color="999999"/>
+        </w:pBdr>
+      </w:pPr>
+    </w:p>
+    <w:p>
+      <w:pPr>
+        <w:pStyle w:val="Heading2"/>
       </w:pPr>
       <w:r>
-        <w:t>2b. Volatility futures</w:t>
+        <w:t>3. Volatility</w:t>
       </w:r>
     </w:p>
     <w:tbl>
@@ -2539,17 +3901,15 @@
         <w:tblLook w:firstColumn="1" w:firstRow="1" w:lastColumn="0" w:lastRow="0" w:noHBand="0" w:noVBand="1" w:val="04A0"/>
       </w:tblPr>
       <w:tblGrid>
-        <w:gridCol w:w="1440"/>
-        <w:gridCol w:w="1440"/>
-        <w:gridCol w:w="1440"/>
-        <w:gridCol w:w="1440"/>
-        <w:gridCol w:w="1440"/>
-        <w:gridCol w:w="1440"/>
+        <w:gridCol w:w="2160"/>
+        <w:gridCol w:w="2160"/>
+        <w:gridCol w:w="2160"/>
+        <w:gridCol w:w="2160"/>
       </w:tblGrid>
       <w:tr>
         <w:tc>
           <w:tcPr>
-            <w:tcW w:type="dxa" w:w="1440"/>
+            <w:tcW w:type="dxa" w:w="2160"/>
           </w:tcPr>
           <w:p>
             <w:r>
@@ -2557,13 +3917,13 @@
                 <w:b/>
                 <w:sz w:val="17"/>
               </w:rPr>
-              <w:t>Root</w:t>
-            </w:r>
-          </w:p>
-        </w:tc>
-        <w:tc>
-          <w:tcPr>
-            <w:tcW w:type="dxa" w:w="1440"/>
+              <w:t>Exposure</w:t>
+            </w:r>
+          </w:p>
+        </w:tc>
+        <w:tc>
+          <w:tcPr>
+            <w:tcW w:type="dxa" w:w="2160"/>
           </w:tcPr>
           <w:p>
             <w:r>
@@ -2571,13 +3931,13 @@
                 <w:b/>
                 <w:sz w:val="17"/>
               </w:rPr>
-              <w:t>Name</w:t>
-            </w:r>
-          </w:p>
-        </w:tc>
-        <w:tc>
-          <w:tcPr>
-            <w:tcW w:type="dxa" w:w="1440"/>
+              <w:t>Futures (inception)</w:t>
+            </w:r>
+          </w:p>
+        </w:tc>
+        <w:tc>
+          <w:tcPr>
+            <w:tcW w:type="dxa" w:w="2160"/>
           </w:tcPr>
           <w:p>
             <w:r>
@@ -2585,13 +3945,13 @@
                 <w:b/>
                 <w:sz w:val="17"/>
               </w:rPr>
-              <w:t>Exchange</w:t>
-            </w:r>
-          </w:p>
-        </w:tc>
-        <w:tc>
-          <w:tcPr>
-            <w:tcW w:type="dxa" w:w="1440"/>
+              <w:t>ETF (inception)</w:t>
+            </w:r>
+          </w:p>
+        </w:tc>
+        <w:tc>
+          <w:tcPr>
+            <w:tcW w:type="dxa" w:w="2160"/>
           </w:tcPr>
           <w:p>
             <w:r>
@@ -2599,35 +3959,7 @@
                 <w:b/>
                 <w:sz w:val="17"/>
               </w:rPr>
-              <w:t>Inception</w:t>
-            </w:r>
-          </w:p>
-        </w:tc>
-        <w:tc>
-          <w:tcPr>
-            <w:tcW w:type="dxa" w:w="1440"/>
-          </w:tcPr>
-          <w:p>
-            <w:r>
-              <w:rPr>
-                <w:b/>
-                <w:sz w:val="17"/>
-              </w:rPr>
               <w:t>History note</w:t>
-            </w:r>
-          </w:p>
-        </w:tc>
-        <w:tc>
-          <w:tcPr>
-            <w:tcW w:type="dxa" w:w="1440"/>
-          </w:tcPr>
-          <w:p>
-            <w:r>
-              <w:rPr>
-                <w:b/>
-                <w:sz w:val="17"/>
-              </w:rPr>
-              <w:t>Conf.</w:t>
             </w:r>
           </w:p>
         </w:tc>
@@ -2635,7 +3967,20 @@
       <w:tr>
         <w:tc>
           <w:tcPr>
-            <w:tcW w:type="dxa" w:w="1440"/>
+            <w:tcW w:type="dxa" w:w="2160"/>
+          </w:tcPr>
+          <w:p>
+            <w:r>
+              <w:rPr>
+                <w:sz w:val="17"/>
+              </w:rPr>
+              <w:t>VIX</w:t>
+            </w:r>
+          </w:p>
+        </w:tc>
+        <w:tc>
+          <w:tcPr>
+            <w:tcW w:type="dxa" w:w="2160"/>
           </w:tcPr>
           <w:p>
             <w:r>
@@ -2643,79 +3988,58 @@
                 <w:b/>
                 <w:sz w:val="17"/>
               </w:rPr>
-              <w:t>VX</w:t>
-            </w:r>
-          </w:p>
-        </w:tc>
-        <w:tc>
-          <w:tcPr>
-            <w:tcW w:type="dxa" w:w="1440"/>
-          </w:tcPr>
-          <w:p>
-            <w:r>
-              <w:rPr>
-                <w:sz w:val="17"/>
-              </w:rPr>
-              <w:t>Cboe VIX future</w:t>
-            </w:r>
-          </w:p>
-        </w:tc>
-        <w:tc>
-          <w:tcPr>
-            <w:tcW w:type="dxa" w:w="1440"/>
-          </w:tcPr>
-          <w:p>
-            <w:r>
-              <w:rPr>
-                <w:sz w:val="17"/>
-              </w:rPr>
-              <w:t>CFE</w:t>
-            </w:r>
-          </w:p>
-        </w:tc>
-        <w:tc>
-          <w:tcPr>
-            <w:tcW w:type="dxa" w:w="1440"/>
-          </w:tcPr>
-          <w:p>
+              <w:t>VX 2004-03-26</w:t>
+            </w:r>
+            <w:r>
+              <w:rPr>
+                <w:sz w:val="17"/>
+              </w:rPr>
+              <w:t xml:space="preserve"> (clean ~2007)</w:t>
+            </w:r>
+          </w:p>
+        </w:tc>
+        <w:tc>
+          <w:tcPr>
+            <w:tcW w:type="dxa" w:w="2160"/>
+          </w:tcPr>
+          <w:p>
+            <w:r>
+              <w:rPr>
+                <w:sz w:val="17"/>
+              </w:rPr>
+              <w:t>VXX 2009-01 / VIXY 2011-01</w:t>
+            </w:r>
+          </w:p>
+        </w:tc>
+        <w:tc>
+          <w:tcPr>
+            <w:tcW w:type="dxa" w:w="2160"/>
+          </w:tcPr>
+          <w:p>
+            <w:r>
+              <w:rPr>
+                <w:sz w:val="17"/>
+              </w:rPr>
+              <w:t xml:space="preserve">VIX index back-calc </w:t>
+            </w:r>
             <w:r>
               <w:rPr>
                 <w:b/>
                 <w:sz w:val="17"/>
               </w:rPr>
-              <w:t>2004-03-26</w:t>
-            </w:r>
-          </w:p>
-        </w:tc>
-        <w:tc>
-          <w:tcPr>
-            <w:tcW w:type="dxa" w:w="1440"/>
-          </w:tcPr>
-          <w:p>
-            <w:r>
-              <w:rPr>
-                <w:sz w:val="17"/>
-              </w:rPr>
-              <w:t xml:space="preserve">clean from ~2007 (early years thin); VIX index back-calc </w:t>
+              <w:t>1990</w:t>
+            </w:r>
+            <w:r>
+              <w:rPr>
+                <w:sz w:val="17"/>
+              </w:rPr>
+              <w:t xml:space="preserve"> (VXO </w:t>
             </w:r>
             <w:r>
               <w:rPr>
                 <w:b/>
                 <w:sz w:val="17"/>
               </w:rPr>
-              <w:t>1990</w:t>
-            </w:r>
-            <w:r>
-              <w:rPr>
-                <w:sz w:val="17"/>
-              </w:rPr>
-              <w:t xml:space="preserve"> (VXO </w:t>
-            </w:r>
-            <w:r>
-              <w:rPr>
-                <w:b/>
-                <w:sz w:val="17"/>
-              </w:rPr>
               <w:t>1986</w:t>
             </w:r>
             <w:r>
@@ -2723,99 +4047,6 @@
                 <w:sz w:val="17"/>
               </w:rPr>
               <w:t xml:space="preserve"> for '87 crash)</w:t>
-            </w:r>
-          </w:p>
-        </w:tc>
-        <w:tc>
-          <w:tcPr>
-            <w:tcW w:type="dxa" w:w="1440"/>
-          </w:tcPr>
-          <w:p>
-            <w:r>
-              <w:rPr>
-                <w:sz w:val="17"/>
-              </w:rPr>
-              <w:t>[H]</w:t>
-            </w:r>
-          </w:p>
-        </w:tc>
-      </w:tr>
-      <w:tr>
-        <w:tc>
-          <w:tcPr>
-            <w:tcW w:type="dxa" w:w="1440"/>
-          </w:tcPr>
-          <w:p>
-            <w:r>
-              <w:rPr>
-                <w:sz w:val="17"/>
-              </w:rPr>
-              <w:t>VXM</w:t>
-            </w:r>
-          </w:p>
-        </w:tc>
-        <w:tc>
-          <w:tcPr>
-            <w:tcW w:type="dxa" w:w="1440"/>
-          </w:tcPr>
-          <w:p>
-            <w:r>
-              <w:rPr>
-                <w:sz w:val="17"/>
-              </w:rPr>
-              <w:t>Mini VIX future</w:t>
-            </w:r>
-          </w:p>
-        </w:tc>
-        <w:tc>
-          <w:tcPr>
-            <w:tcW w:type="dxa" w:w="1440"/>
-          </w:tcPr>
-          <w:p>
-            <w:r>
-              <w:rPr>
-                <w:sz w:val="17"/>
-              </w:rPr>
-              <w:t>CFE</w:t>
-            </w:r>
-          </w:p>
-        </w:tc>
-        <w:tc>
-          <w:tcPr>
-            <w:tcW w:type="dxa" w:w="1440"/>
-          </w:tcPr>
-          <w:p>
-            <w:r>
-              <w:rPr>
-                <w:sz w:val="17"/>
-              </w:rPr>
-              <w:t>2020-08-10</w:t>
-            </w:r>
-          </w:p>
-        </w:tc>
-        <w:tc>
-          <w:tcPr>
-            <w:tcW w:type="dxa" w:w="1440"/>
-          </w:tcPr>
-          <w:p>
-            <w:r>
-              <w:rPr>
-                <w:sz w:val="17"/>
-              </w:rPr>
-              <w:t>onto VX</w:t>
-            </w:r>
-          </w:p>
-        </w:tc>
-        <w:tc>
-          <w:tcPr>
-            <w:tcW w:type="dxa" w:w="1440"/>
-          </w:tcPr>
-          <w:p>
-            <w:r>
-              <w:rPr>
-                <w:sz w:val="17"/>
-              </w:rPr>
-              <w:t>[H]</w:t>
             </w:r>
           </w:p>
         </w:tc>
@@ -2843,7 +4074,7 @@
         <w:rPr>
           <w:i/>
         </w:rPr>
-        <w:t xml:space="preserve"> naively splice spot VIX onto VX futures (term-structure/contango) — spot is context only; the tradable continuous starts 2004 (clean ~2007).</w:t>
+        <w:t xml:space="preserve"> splice spot VIX onto VX futures (term structure/contango) — spot is context only. VXX/VIXY suffer roll decay; not buy-and-hold instruments.</w:t>
       </w:r>
     </w:p>
     <w:p>
@@ -2858,32 +4089,15 @@
         <w:pStyle w:val="Heading2"/>
       </w:pPr>
       <w:r>
-        <w:t>3. FX / Currency Futures (CME IMM unless noted)</w:t>
+        <w:t>4. Treasuries &amp; Fixed Income (futures + ETFs + history)</w:t>
       </w:r>
     </w:p>
     <w:p>
+      <w:pPr>
+        <w:pStyle w:val="Heading3"/>
+      </w:pPr>
       <w:r>
-        <w:t xml:space="preserve">The CME </w:t>
-      </w:r>
-      <w:r>
-        <w:rPr>
-          <w:b/>
-        </w:rPr>
-        <w:t>IMM</w:t>
-      </w:r>
-      <w:r>
-        <w:t xml:space="preserve"> launched the world's first financial/currency futures on </w:t>
-      </w:r>
-      <w:r>
-        <w:rPr>
-          <w:b/>
-        </w:rPr>
-        <w:t>1972-05-16</w:t>
-      </w:r>
-    </w:p>
-    <w:p>
-      <w:r>
-        <w:t>(7 contracts: GBP, CAD, DEM, FRF, JPY, MXN, CHF) — the deepest splice anchor in the catalog.</w:t>
+        <w:t>4a. Treasury exposures by tenor (futures + ETF, stitched)</w:t>
       </w:r>
     </w:p>
     <w:tbl>
@@ -2894,17 +4108,15 @@
         <w:tblLook w:firstColumn="1" w:firstRow="1" w:lastColumn="0" w:lastRow="0" w:noHBand="0" w:noVBand="1" w:val="04A0"/>
       </w:tblPr>
       <w:tblGrid>
-        <w:gridCol w:w="1440"/>
-        <w:gridCol w:w="1440"/>
-        <w:gridCol w:w="1440"/>
-        <w:gridCol w:w="1440"/>
-        <w:gridCol w:w="1440"/>
-        <w:gridCol w:w="1440"/>
+        <w:gridCol w:w="2160"/>
+        <w:gridCol w:w="2160"/>
+        <w:gridCol w:w="2160"/>
+        <w:gridCol w:w="2160"/>
       </w:tblGrid>
       <w:tr>
         <w:tc>
           <w:tcPr>
-            <w:tcW w:type="dxa" w:w="1440"/>
+            <w:tcW w:type="dxa" w:w="2160"/>
           </w:tcPr>
           <w:p>
             <w:r>
@@ -2912,13 +4124,13 @@
                 <w:b/>
                 <w:sz w:val="17"/>
               </w:rPr>
-              <w:t>Root</w:t>
-            </w:r>
-          </w:p>
-        </w:tc>
-        <w:tc>
-          <w:tcPr>
-            <w:tcW w:type="dxa" w:w="1440"/>
+              <w:t>Tenor</w:t>
+            </w:r>
+          </w:p>
+        </w:tc>
+        <w:tc>
+          <w:tcPr>
+            <w:tcW w:type="dxa" w:w="2160"/>
           </w:tcPr>
           <w:p>
             <w:r>
@@ -2926,13 +4138,13 @@
                 <w:b/>
                 <w:sz w:val="17"/>
               </w:rPr>
-              <w:t>Pair</w:t>
-            </w:r>
-          </w:p>
-        </w:tc>
-        <w:tc>
-          <w:tcPr>
-            <w:tcW w:type="dxa" w:w="1440"/>
+              <w:t>Futures (inception)</w:t>
+            </w:r>
+          </w:p>
+        </w:tc>
+        <w:tc>
+          <w:tcPr>
+            <w:tcW w:type="dxa" w:w="2160"/>
           </w:tcPr>
           <w:p>
             <w:r>
@@ -2940,13 +4152,13 @@
                 <w:b/>
                 <w:sz w:val="17"/>
               </w:rPr>
-              <w:t>Native inception</w:t>
-            </w:r>
-          </w:p>
-        </w:tc>
-        <w:tc>
-          <w:tcPr>
-            <w:tcW w:type="dxa" w:w="1440"/>
+              <w:t>Treasury ETF(s) (inception)</w:t>
+            </w:r>
+          </w:p>
+        </w:tc>
+        <w:tc>
+          <w:tcPr>
+            <w:tcW w:type="dxa" w:w="2160"/>
           </w:tcPr>
           <w:p>
             <w:r>
@@ -2954,35 +4166,7 @@
                 <w:b/>
                 <w:sz w:val="17"/>
               </w:rPr>
-              <w:t>Max-history (spliced)</w:t>
-            </w:r>
-          </w:p>
-        </w:tc>
-        <w:tc>
-          <w:tcPr>
-            <w:tcW w:type="dxa" w:w="1440"/>
-          </w:tcPr>
-          <w:p>
-            <w:r>
-              <w:rPr>
-                <w:b/>
-                <w:sz w:val="17"/>
-              </w:rPr>
-              <w:t>Liq.</w:t>
-            </w:r>
-          </w:p>
-        </w:tc>
-        <w:tc>
-          <w:tcPr>
-            <w:tcW w:type="dxa" w:w="1440"/>
-          </w:tcPr>
-          <w:p>
-            <w:r>
-              <w:rPr>
-                <w:b/>
-                <w:sz w:val="17"/>
-              </w:rPr>
-              <w:t>Conf.</w:t>
+              <w:t>Deep history</w:t>
             </w:r>
           </w:p>
         </w:tc>
@@ -2990,87 +4174,73 @@
       <w:tr>
         <w:tc>
           <w:tcPr>
-            <w:tcW w:type="dxa" w:w="1440"/>
-          </w:tcPr>
-          <w:p>
+            <w:tcW w:type="dxa" w:w="2160"/>
+          </w:tcPr>
+          <w:p>
+            <w:r>
+              <w:rPr>
+                <w:sz w:val="17"/>
+              </w:rPr>
+              <w:t>Bills (0–3mo)</w:t>
+            </w:r>
+          </w:p>
+        </w:tc>
+        <w:tc>
+          <w:tcPr>
+            <w:tcW w:type="dxa" w:w="2160"/>
+          </w:tcPr>
+          <w:p>
+            <w:r>
+              <w:rPr>
+                <w:sz w:val="17"/>
+              </w:rPr>
+              <w:t xml:space="preserve">ZQ 1988-10 · SR3/SR1 2018 (Eurodollar </w:t>
+            </w:r>
             <w:r>
               <w:rPr>
                 <w:b/>
                 <w:sz w:val="17"/>
               </w:rPr>
-              <w:t>6E</w:t>
-            </w:r>
-          </w:p>
-        </w:tc>
-        <w:tc>
-          <w:tcPr>
-            <w:tcW w:type="dxa" w:w="1440"/>
-          </w:tcPr>
-          <w:p>
-            <w:r>
-              <w:rPr>
-                <w:sz w:val="17"/>
-              </w:rPr>
-              <w:t>EUR/USD</w:t>
-            </w:r>
-          </w:p>
-        </w:tc>
-        <w:tc>
-          <w:tcPr>
-            <w:tcW w:type="dxa" w:w="1440"/>
-          </w:tcPr>
-          <w:p>
-            <w:r>
-              <w:rPr>
-                <w:sz w:val="17"/>
-              </w:rPr>
-              <w:t>1999-01-04</w:t>
-            </w:r>
-          </w:p>
-        </w:tc>
-        <w:tc>
-          <w:tcPr>
-            <w:tcW w:type="dxa" w:w="1440"/>
-          </w:tcPr>
-          <w:p>
+              <w:t>1981</w:t>
+            </w:r>
+            <w:r>
+              <w:rPr>
+                <w:sz w:val="17"/>
+              </w:rPr>
+              <w:t>→SOFR)</w:t>
+            </w:r>
+          </w:p>
+        </w:tc>
+        <w:tc>
+          <w:tcPr>
+            <w:tcW w:type="dxa" w:w="2160"/>
+          </w:tcPr>
+          <w:p>
+            <w:r>
+              <w:rPr>
+                <w:sz w:val="17"/>
+              </w:rPr>
+              <w:t>BIL 2007 · SHV 2007</w:t>
+            </w:r>
+          </w:p>
+        </w:tc>
+        <w:tc>
+          <w:tcPr>
+            <w:tcW w:type="dxa" w:w="2160"/>
+          </w:tcPr>
+          <w:p>
+            <w:r>
+              <w:rPr>
+                <w:sz w:val="17"/>
+              </w:rPr>
+              <w:t xml:space="preserve">TB3MS </w:t>
+            </w:r>
             <w:r>
               <w:rPr>
                 <w:b/>
                 <w:sz w:val="17"/>
               </w:rPr>
-              <w:t>DEM (6D) IMM 1972</w:t>
-            </w:r>
-            <w:r>
-              <w:rPr>
-                <w:sz w:val="17"/>
-              </w:rPr>
-              <w:t xml:space="preserve"> @ 1.95583 DM/€ → 6E 1999</w:t>
-            </w:r>
-          </w:p>
-        </w:tc>
-        <w:tc>
-          <w:tcPr>
-            <w:tcW w:type="dxa" w:w="1440"/>
-          </w:tcPr>
-          <w:p>
-            <w:r>
-              <w:rPr>
-                <w:sz w:val="17"/>
-              </w:rPr>
-              <w:t>top</w:t>
-            </w:r>
-          </w:p>
-        </w:tc>
-        <w:tc>
-          <w:tcPr>
-            <w:tcW w:type="dxa" w:w="1440"/>
-          </w:tcPr>
-          <w:p>
-            <w:r>
-              <w:rPr>
-                <w:sz w:val="17"/>
-              </w:rPr>
-              <w:t>[H]</w:t>
+              <w:t>1934</w:t>
             </w:r>
           </w:p>
         </w:tc>
@@ -3078,7 +4248,20 @@
       <w:tr>
         <w:tc>
           <w:tcPr>
-            <w:tcW w:type="dxa" w:w="1440"/>
+            <w:tcW w:type="dxa" w:w="2160"/>
+          </w:tcPr>
+          <w:p>
+            <w:r>
+              <w:rPr>
+                <w:sz w:val="17"/>
+              </w:rPr>
+              <w:t>1–3y (~2Y)</w:t>
+            </w:r>
+          </w:p>
+        </w:tc>
+        <w:tc>
+          <w:tcPr>
+            <w:tcW w:type="dxa" w:w="2160"/>
           </w:tcPr>
           <w:p>
             <w:r>
@@ -3086,26 +4269,13 @@
                 <w:b/>
                 <w:sz w:val="17"/>
               </w:rPr>
-              <w:t>6J</w:t>
-            </w:r>
-          </w:p>
-        </w:tc>
-        <w:tc>
-          <w:tcPr>
-            <w:tcW w:type="dxa" w:w="1440"/>
-          </w:tcPr>
-          <w:p>
-            <w:r>
-              <w:rPr>
-                <w:sz w:val="17"/>
-              </w:rPr>
-              <w:t>JPY</w:t>
-            </w:r>
-          </w:p>
-        </w:tc>
-        <w:tc>
-          <w:tcPr>
-            <w:tcW w:type="dxa" w:w="1440"/>
+              <w:t>ZT 1990</w:t>
+            </w:r>
+          </w:p>
+        </w:tc>
+        <w:tc>
+          <w:tcPr>
+            <w:tcW w:type="dxa" w:w="2160"/>
           </w:tcPr>
           <w:p>
             <w:r>
@@ -3113,46 +4283,26 @@
                 <w:b/>
                 <w:sz w:val="17"/>
               </w:rPr>
-              <w:t>1972-05-16</w:t>
-            </w:r>
-          </w:p>
-        </w:tc>
-        <w:tc>
-          <w:tcPr>
-            <w:tcW w:type="dxa" w:w="1440"/>
-          </w:tcPr>
-          <w:p>
-            <w:r>
-              <w:rPr>
-                <w:sz w:val="17"/>
-              </w:rPr>
-              <w:t>native (original 7)</w:t>
-            </w:r>
-          </w:p>
-        </w:tc>
-        <w:tc>
-          <w:tcPr>
-            <w:tcW w:type="dxa" w:w="1440"/>
-          </w:tcPr>
-          <w:p>
-            <w:r>
-              <w:rPr>
-                <w:sz w:val="17"/>
-              </w:rPr>
-              <w:t>top</w:t>
-            </w:r>
-          </w:p>
-        </w:tc>
-        <w:tc>
-          <w:tcPr>
-            <w:tcW w:type="dxa" w:w="1440"/>
-          </w:tcPr>
-          <w:p>
-            <w:r>
-              <w:rPr>
-                <w:sz w:val="17"/>
-              </w:rPr>
-              <w:t>[H]</w:t>
+              <w:t>SHY 2002</w:t>
+            </w:r>
+            <w:r>
+              <w:rPr>
+                <w:sz w:val="17"/>
+              </w:rPr>
+              <w:t xml:space="preserve"> · VGSH 2009</w:t>
+            </w:r>
+          </w:p>
+        </w:tc>
+        <w:tc>
+          <w:tcPr>
+            <w:tcW w:type="dxa" w:w="2160"/>
+          </w:tcPr>
+          <w:p>
+            <w:r>
+              <w:rPr>
+                <w:sz w:val="17"/>
+              </w:rPr>
+              <w:t>DGS2 1976</w:t>
             </w:r>
           </w:p>
         </w:tc>
@@ -3160,7 +4310,20 @@
       <w:tr>
         <w:tc>
           <w:tcPr>
-            <w:tcW w:type="dxa" w:w="1440"/>
+            <w:tcW w:type="dxa" w:w="2160"/>
+          </w:tcPr>
+          <w:p>
+            <w:r>
+              <w:rPr>
+                <w:sz w:val="17"/>
+              </w:rPr>
+              <w:t>3–7y (~5Y)</w:t>
+            </w:r>
+          </w:p>
+        </w:tc>
+        <w:tc>
+          <w:tcPr>
+            <w:tcW w:type="dxa" w:w="2160"/>
           </w:tcPr>
           <w:p>
             <w:r>
@@ -3168,73 +4331,33 @@
                 <w:b/>
                 <w:sz w:val="17"/>
               </w:rPr>
-              <w:t>6B</w:t>
-            </w:r>
-          </w:p>
-        </w:tc>
-        <w:tc>
-          <w:tcPr>
-            <w:tcW w:type="dxa" w:w="1440"/>
-          </w:tcPr>
-          <w:p>
-            <w:r>
-              <w:rPr>
-                <w:sz w:val="17"/>
-              </w:rPr>
-              <w:t>GBP</w:t>
-            </w:r>
-          </w:p>
-        </w:tc>
-        <w:tc>
-          <w:tcPr>
-            <w:tcW w:type="dxa" w:w="1440"/>
-          </w:tcPr>
-          <w:p>
-            <w:r>
-              <w:rPr>
-                <w:b/>
-                <w:sz w:val="17"/>
-              </w:rPr>
-              <w:t>1972-05-16</w:t>
-            </w:r>
-          </w:p>
-        </w:tc>
-        <w:tc>
-          <w:tcPr>
-            <w:tcW w:type="dxa" w:w="1440"/>
-          </w:tcPr>
-          <w:p>
-            <w:r>
-              <w:rPr>
-                <w:sz w:val="17"/>
-              </w:rPr>
-              <w:t>native (original 7)</w:t>
-            </w:r>
-          </w:p>
-        </w:tc>
-        <w:tc>
-          <w:tcPr>
-            <w:tcW w:type="dxa" w:w="1440"/>
-          </w:tcPr>
-          <w:p>
-            <w:r>
-              <w:rPr>
-                <w:sz w:val="17"/>
-              </w:rPr>
-              <w:t>top</w:t>
-            </w:r>
-          </w:p>
-        </w:tc>
-        <w:tc>
-          <w:tcPr>
-            <w:tcW w:type="dxa" w:w="1440"/>
-          </w:tcPr>
-          <w:p>
-            <w:r>
-              <w:rPr>
-                <w:sz w:val="17"/>
-              </w:rPr>
-              <w:t>[H]</w:t>
+              <w:t>ZF 1988</w:t>
+            </w:r>
+          </w:p>
+        </w:tc>
+        <w:tc>
+          <w:tcPr>
+            <w:tcW w:type="dxa" w:w="2160"/>
+          </w:tcPr>
+          <w:p>
+            <w:r>
+              <w:rPr>
+                <w:sz w:val="17"/>
+              </w:rPr>
+              <w:t>IEI 2007 · VGIT 2009</w:t>
+            </w:r>
+          </w:p>
+        </w:tc>
+        <w:tc>
+          <w:tcPr>
+            <w:tcW w:type="dxa" w:w="2160"/>
+          </w:tcPr>
+          <w:p>
+            <w:r>
+              <w:rPr>
+                <w:sz w:val="17"/>
+              </w:rPr>
+              <w:t>DGS5 1962</w:t>
             </w:r>
           </w:p>
         </w:tc>
@@ -3242,33 +4365,20 @@
       <w:tr>
         <w:tc>
           <w:tcPr>
-            <w:tcW w:type="dxa" w:w="1440"/>
-          </w:tcPr>
-          <w:p>
-            <w:r>
-              <w:rPr>
-                <w:sz w:val="17"/>
-              </w:rPr>
-              <w:t>6C</w:t>
-            </w:r>
-          </w:p>
-        </w:tc>
-        <w:tc>
-          <w:tcPr>
-            <w:tcW w:type="dxa" w:w="1440"/>
-          </w:tcPr>
-          <w:p>
-            <w:r>
-              <w:rPr>
-                <w:sz w:val="17"/>
-              </w:rPr>
-              <w:t>CAD</w:t>
-            </w:r>
-          </w:p>
-        </w:tc>
-        <w:tc>
-          <w:tcPr>
-            <w:tcW w:type="dxa" w:w="1440"/>
+            <w:tcW w:type="dxa" w:w="2160"/>
+          </w:tcPr>
+          <w:p>
+            <w:r>
+              <w:rPr>
+                <w:sz w:val="17"/>
+              </w:rPr>
+              <w:t>7–10y (~10Y)</w:t>
+            </w:r>
+          </w:p>
+        </w:tc>
+        <w:tc>
+          <w:tcPr>
+            <w:tcW w:type="dxa" w:w="2160"/>
           </w:tcPr>
           <w:p>
             <w:r>
@@ -3276,46 +4386,73 @@
                 <w:b/>
                 <w:sz w:val="17"/>
               </w:rPr>
-              <w:t>1972-05-16</w:t>
-            </w:r>
-          </w:p>
-        </w:tc>
-        <w:tc>
-          <w:tcPr>
-            <w:tcW w:type="dxa" w:w="1440"/>
-          </w:tcPr>
-          <w:p>
-            <w:r>
-              <w:rPr>
-                <w:sz w:val="17"/>
-              </w:rPr>
-              <w:t>native</w:t>
-            </w:r>
-          </w:p>
-        </w:tc>
-        <w:tc>
-          <w:tcPr>
-            <w:tcW w:type="dxa" w:w="1440"/>
-          </w:tcPr>
-          <w:p>
-            <w:r>
-              <w:rPr>
-                <w:sz w:val="17"/>
-              </w:rPr>
-              <w:t>sec</w:t>
-            </w:r>
-          </w:p>
-        </w:tc>
-        <w:tc>
-          <w:tcPr>
-            <w:tcW w:type="dxa" w:w="1440"/>
-          </w:tcPr>
-          <w:p>
-            <w:r>
-              <w:rPr>
-                <w:sz w:val="17"/>
-              </w:rPr>
-              <w:t>[H]</w:t>
+              <w:t>ZN 1982</w:t>
+            </w:r>
+            <w:r>
+              <w:rPr>
+                <w:sz w:val="17"/>
+              </w:rPr>
+              <w:t xml:space="preserve"> · TN 2016</w:t>
+            </w:r>
+          </w:p>
+        </w:tc>
+        <w:tc>
+          <w:tcPr>
+            <w:tcW w:type="dxa" w:w="2160"/>
+          </w:tcPr>
+          <w:p>
+            <w:r>
+              <w:rPr>
+                <w:b/>
+                <w:sz w:val="17"/>
+              </w:rPr>
+              <w:t>IEF 2002</w:t>
+            </w:r>
+          </w:p>
+        </w:tc>
+        <w:tc>
+          <w:tcPr>
+            <w:tcW w:type="dxa" w:w="2160"/>
+          </w:tcPr>
+          <w:p>
+            <w:r>
+              <w:rPr>
+                <w:sz w:val="17"/>
+              </w:rPr>
+              <w:t xml:space="preserve">DGS10 </w:t>
+            </w:r>
+            <w:r>
+              <w:rPr>
+                <w:b/>
+                <w:sz w:val="17"/>
+              </w:rPr>
+              <w:t>1962</w:t>
+            </w:r>
+            <w:r>
+              <w:rPr>
+                <w:sz w:val="17"/>
+              </w:rPr>
+              <w:t xml:space="preserve">, GS10 </w:t>
+            </w:r>
+            <w:r>
+              <w:rPr>
+                <w:b/>
+                <w:sz w:val="17"/>
+              </w:rPr>
+              <w:t>1953</w:t>
+            </w:r>
+            <w:r>
+              <w:rPr>
+                <w:sz w:val="17"/>
+              </w:rPr>
+              <w:t xml:space="preserve">, Shiller </w:t>
+            </w:r>
+            <w:r>
+              <w:rPr>
+                <w:b/>
+                <w:sz w:val="17"/>
+              </w:rPr>
+              <w:t>1871</w:t>
             </w:r>
           </w:p>
         </w:tc>
@@ -3323,80 +4460,53 @@
       <w:tr>
         <w:tc>
           <w:tcPr>
-            <w:tcW w:type="dxa" w:w="1440"/>
-          </w:tcPr>
-          <w:p>
-            <w:r>
-              <w:rPr>
-                <w:sz w:val="17"/>
-              </w:rPr>
-              <w:t>6S</w:t>
-            </w:r>
-          </w:p>
-        </w:tc>
-        <w:tc>
-          <w:tcPr>
-            <w:tcW w:type="dxa" w:w="1440"/>
-          </w:tcPr>
-          <w:p>
-            <w:r>
-              <w:rPr>
-                <w:sz w:val="17"/>
-              </w:rPr>
-              <w:t>CHF</w:t>
-            </w:r>
-          </w:p>
-        </w:tc>
-        <w:tc>
-          <w:tcPr>
-            <w:tcW w:type="dxa" w:w="1440"/>
-          </w:tcPr>
-          <w:p>
-            <w:r>
-              <w:rPr>
-                <w:b/>
-                <w:sz w:val="17"/>
-              </w:rPr>
-              <w:t>1972-05-16</w:t>
-            </w:r>
-          </w:p>
-        </w:tc>
-        <w:tc>
-          <w:tcPr>
-            <w:tcW w:type="dxa" w:w="1440"/>
-          </w:tcPr>
-          <w:p>
-            <w:r>
-              <w:rPr>
-                <w:sz w:val="17"/>
-              </w:rPr>
-              <w:t>native</w:t>
-            </w:r>
-          </w:p>
-        </w:tc>
-        <w:tc>
-          <w:tcPr>
-            <w:tcW w:type="dxa" w:w="1440"/>
-          </w:tcPr>
-          <w:p>
-            <w:r>
-              <w:rPr>
-                <w:sz w:val="17"/>
-              </w:rPr>
-              <w:t>sec</w:t>
-            </w:r>
-          </w:p>
-        </w:tc>
-        <w:tc>
-          <w:tcPr>
-            <w:tcW w:type="dxa" w:w="1440"/>
-          </w:tcPr>
-          <w:p>
-            <w:r>
-              <w:rPr>
-                <w:sz w:val="17"/>
-              </w:rPr>
-              <w:t>[H]</w:t>
+            <w:tcW w:type="dxa" w:w="2160"/>
+          </w:tcPr>
+          <w:p>
+            <w:r>
+              <w:rPr>
+                <w:sz w:val="17"/>
+              </w:rPr>
+              <w:t>10–20y</w:t>
+            </w:r>
+          </w:p>
+        </w:tc>
+        <w:tc>
+          <w:tcPr>
+            <w:tcW w:type="dxa" w:w="2160"/>
+          </w:tcPr>
+          <w:p>
+            <w:r>
+              <w:rPr>
+                <w:sz w:val="17"/>
+              </w:rPr>
+              <w:t>—</w:t>
+            </w:r>
+          </w:p>
+        </w:tc>
+        <w:tc>
+          <w:tcPr>
+            <w:tcW w:type="dxa" w:w="2160"/>
+          </w:tcPr>
+          <w:p>
+            <w:r>
+              <w:rPr>
+                <w:sz w:val="17"/>
+              </w:rPr>
+              <w:t>TLH 2007</w:t>
+            </w:r>
+          </w:p>
+        </w:tc>
+        <w:tc>
+          <w:tcPr>
+            <w:tcW w:type="dxa" w:w="2160"/>
+          </w:tcPr>
+          <w:p>
+            <w:r>
+              <w:rPr>
+                <w:sz w:val="17"/>
+              </w:rPr>
+              <w:t>—</w:t>
             </w:r>
           </w:p>
         </w:tc>
@@ -3404,79 +4514,74 @@
       <w:tr>
         <w:tc>
           <w:tcPr>
-            <w:tcW w:type="dxa" w:w="1440"/>
-          </w:tcPr>
-          <w:p>
-            <w:r>
-              <w:rPr>
-                <w:sz w:val="17"/>
-              </w:rPr>
-              <w:t>6A</w:t>
-            </w:r>
-          </w:p>
-        </w:tc>
-        <w:tc>
-          <w:tcPr>
-            <w:tcW w:type="dxa" w:w="1440"/>
-          </w:tcPr>
-          <w:p>
-            <w:r>
-              <w:rPr>
-                <w:sz w:val="17"/>
-              </w:rPr>
-              <w:t>AUD</w:t>
-            </w:r>
-          </w:p>
-        </w:tc>
-        <w:tc>
-          <w:tcPr>
-            <w:tcW w:type="dxa" w:w="1440"/>
-          </w:tcPr>
-          <w:p>
-            <w:r>
-              <w:rPr>
-                <w:sz w:val="17"/>
-              </w:rPr>
-              <w:t>1987-01</w:t>
-            </w:r>
-          </w:p>
-        </w:tc>
-        <w:tc>
-          <w:tcPr>
-            <w:tcW w:type="dxa" w:w="1440"/>
-          </w:tcPr>
-          <w:p>
-            <w:r>
-              <w:rPr>
-                <w:sz w:val="17"/>
-              </w:rPr>
-              <w:t>native</w:t>
-            </w:r>
-          </w:p>
-        </w:tc>
-        <w:tc>
-          <w:tcPr>
-            <w:tcW w:type="dxa" w:w="1440"/>
-          </w:tcPr>
-          <w:p>
-            <w:r>
-              <w:rPr>
-                <w:sz w:val="17"/>
-              </w:rPr>
-              <w:t>sec</w:t>
-            </w:r>
-          </w:p>
-        </w:tc>
-        <w:tc>
-          <w:tcPr>
-            <w:tcW w:type="dxa" w:w="1440"/>
-          </w:tcPr>
-          <w:p>
-            <w:r>
-              <w:rPr>
-                <w:sz w:val="17"/>
-              </w:rPr>
-              <w:t>[M]</w:t>
+            <w:tcW w:type="dxa" w:w="2160"/>
+          </w:tcPr>
+          <w:p>
+            <w:r>
+              <w:rPr>
+                <w:sz w:val="17"/>
+              </w:rPr>
+              <w:t>20y+ (long)</w:t>
+            </w:r>
+          </w:p>
+        </w:tc>
+        <w:tc>
+          <w:tcPr>
+            <w:tcW w:type="dxa" w:w="2160"/>
+          </w:tcPr>
+          <w:p>
+            <w:r>
+              <w:rPr>
+                <w:b/>
+                <w:sz w:val="17"/>
+              </w:rPr>
+              <w:t>ZB 1977</w:t>
+            </w:r>
+            <w:r>
+              <w:rPr>
+                <w:sz w:val="17"/>
+              </w:rPr>
+              <w:t xml:space="preserve"> · UB 2010 (splice ZB→UB)</w:t>
+            </w:r>
+          </w:p>
+        </w:tc>
+        <w:tc>
+          <w:tcPr>
+            <w:tcW w:type="dxa" w:w="2160"/>
+          </w:tcPr>
+          <w:p>
+            <w:r>
+              <w:rPr>
+                <w:b/>
+                <w:sz w:val="17"/>
+              </w:rPr>
+              <w:t>TLT 2002</w:t>
+            </w:r>
+            <w:r>
+              <w:rPr>
+                <w:sz w:val="17"/>
+              </w:rPr>
+              <w:t xml:space="preserve"> · VGLT 2009</w:t>
+            </w:r>
+          </w:p>
+        </w:tc>
+        <w:tc>
+          <w:tcPr>
+            <w:tcW w:type="dxa" w:w="2160"/>
+          </w:tcPr>
+          <w:p>
+            <w:r>
+              <w:rPr>
+                <w:sz w:val="17"/>
+              </w:rPr>
+              <w:t xml:space="preserve">Bloomberg Long Tsy TR </w:t>
+            </w:r>
+            <w:r>
+              <w:rPr>
+                <w:b/>
+                <w:sz w:val="17"/>
+              </w:rPr>
+              <w:t>1973</w:t>
             </w:r>
           </w:p>
         </w:tc>
@@ -3484,79 +4589,53 @@
       <w:tr>
         <w:tc>
           <w:tcPr>
-            <w:tcW w:type="dxa" w:w="1440"/>
-          </w:tcPr>
-          <w:p>
-            <w:r>
-              <w:rPr>
-                <w:sz w:val="17"/>
-              </w:rPr>
-              <w:t>6N</w:t>
-            </w:r>
-          </w:p>
-        </w:tc>
-        <w:tc>
-          <w:tcPr>
-            <w:tcW w:type="dxa" w:w="1440"/>
-          </w:tcPr>
-          <w:p>
-            <w:r>
-              <w:rPr>
-                <w:sz w:val="17"/>
-              </w:rPr>
-              <w:t>NZD</w:t>
-            </w:r>
-          </w:p>
-        </w:tc>
-        <w:tc>
-          <w:tcPr>
-            <w:tcW w:type="dxa" w:w="1440"/>
-          </w:tcPr>
-          <w:p>
-            <w:r>
-              <w:rPr>
-                <w:sz w:val="17"/>
-              </w:rPr>
-              <w:t>2004</w:t>
-            </w:r>
-          </w:p>
-        </w:tc>
-        <w:tc>
-          <w:tcPr>
-            <w:tcW w:type="dxa" w:w="1440"/>
-          </w:tcPr>
-          <w:p>
-            <w:r>
-              <w:rPr>
-                <w:sz w:val="17"/>
-              </w:rPr>
-              <w:t>native (thin pre-2004)</w:t>
-            </w:r>
-          </w:p>
-        </w:tc>
-        <w:tc>
-          <w:tcPr>
-            <w:tcW w:type="dxa" w:w="1440"/>
-          </w:tcPr>
-          <w:p>
-            <w:r>
-              <w:rPr>
-                <w:sz w:val="17"/>
-              </w:rPr>
-              <w:t>sec</w:t>
-            </w:r>
-          </w:p>
-        </w:tc>
-        <w:tc>
-          <w:tcPr>
-            <w:tcW w:type="dxa" w:w="1440"/>
-          </w:tcPr>
-          <w:p>
-            <w:r>
-              <w:rPr>
-                <w:sz w:val="17"/>
-              </w:rPr>
-              <w:t>[M]</w:t>
+            <w:tcW w:type="dxa" w:w="2160"/>
+          </w:tcPr>
+          <w:p>
+            <w:r>
+              <w:rPr>
+                <w:sz w:val="17"/>
+              </w:rPr>
+              <w:t>STRIPS 25–30y (zero-coupon)</w:t>
+            </w:r>
+          </w:p>
+        </w:tc>
+        <w:tc>
+          <w:tcPr>
+            <w:tcW w:type="dxa" w:w="2160"/>
+          </w:tcPr>
+          <w:p>
+            <w:r>
+              <w:rPr>
+                <w:sz w:val="17"/>
+              </w:rPr>
+              <w:t>—</w:t>
+            </w:r>
+          </w:p>
+        </w:tc>
+        <w:tc>
+          <w:tcPr>
+            <w:tcW w:type="dxa" w:w="2160"/>
+          </w:tcPr>
+          <w:p>
+            <w:r>
+              <w:rPr>
+                <w:sz w:val="17"/>
+              </w:rPr>
+              <w:t>EDV 2007 · ZROZ 2009</w:t>
+            </w:r>
+          </w:p>
+        </w:tc>
+        <w:tc>
+          <w:tcPr>
+            <w:tcW w:type="dxa" w:w="2160"/>
+          </w:tcPr>
+          <w:p>
+            <w:r>
+              <w:rPr>
+                <w:sz w:val="17"/>
+              </w:rPr>
+              <w:t>—</w:t>
             </w:r>
           </w:p>
         </w:tc>
@@ -3564,146 +4643,54 @@
       <w:tr>
         <w:tc>
           <w:tcPr>
-            <w:tcW w:type="dxa" w:w="1440"/>
-          </w:tcPr>
-          <w:p>
-            <w:r>
-              <w:rPr>
-                <w:sz w:val="17"/>
-              </w:rPr>
-              <w:t>6M</w:t>
-            </w:r>
-          </w:p>
-        </w:tc>
-        <w:tc>
-          <w:tcPr>
-            <w:tcW w:type="dxa" w:w="1440"/>
-          </w:tcPr>
-          <w:p>
-            <w:r>
-              <w:rPr>
-                <w:sz w:val="17"/>
-              </w:rPr>
-              <w:t>MXN</w:t>
-            </w:r>
-          </w:p>
-        </w:tc>
-        <w:tc>
-          <w:tcPr>
-            <w:tcW w:type="dxa" w:w="1440"/>
-          </w:tcPr>
-          <w:p>
-            <w:r>
-              <w:rPr>
-                <w:sz w:val="17"/>
-              </w:rPr>
-              <w:t>1995-05</w:t>
-            </w:r>
-          </w:p>
-        </w:tc>
-        <w:tc>
-          <w:tcPr>
-            <w:tcW w:type="dxa" w:w="1440"/>
-          </w:tcPr>
-          <w:p>
-            <w:r>
-              <w:rPr>
-                <w:sz w:val="17"/>
-              </w:rPr>
-              <w:t xml:space="preserve">modern 1995 (1972 line lapsed — </w:t>
-            </w:r>
+            <w:tcW w:type="dxa" w:w="2160"/>
+          </w:tcPr>
+          <w:p>
+            <w:r>
+              <w:rPr>
+                <w:sz w:val="17"/>
+              </w:rPr>
+              <w:t>Broad Treasury</w:t>
+            </w:r>
+          </w:p>
+        </w:tc>
+        <w:tc>
+          <w:tcPr>
+            <w:tcW w:type="dxa" w:w="2160"/>
+          </w:tcPr>
+          <w:p>
+            <w:r>
+              <w:rPr>
+                <w:sz w:val="17"/>
+              </w:rPr>
+              <w:t>—</w:t>
+            </w:r>
+          </w:p>
+        </w:tc>
+        <w:tc>
+          <w:tcPr>
+            <w:tcW w:type="dxa" w:w="2160"/>
+          </w:tcPr>
+          <w:p>
             <w:r>
               <w:rPr>
                 <w:b/>
                 <w:sz w:val="17"/>
               </w:rPr>
-              <w:t>no splice</w:t>
-            </w:r>
-            <w:r>
-              <w:rPr>
-                <w:sz w:val="17"/>
-              </w:rPr>
-              <w:t>)</w:t>
-            </w:r>
-          </w:p>
-        </w:tc>
-        <w:tc>
-          <w:tcPr>
-            <w:tcW w:type="dxa" w:w="1440"/>
-          </w:tcPr>
-          <w:p>
-            <w:r>
-              <w:rPr>
-                <w:sz w:val="17"/>
-              </w:rPr>
-              <w:t>sec</w:t>
-            </w:r>
-          </w:p>
-        </w:tc>
-        <w:tc>
-          <w:tcPr>
-            <w:tcW w:type="dxa" w:w="1440"/>
-          </w:tcPr>
-          <w:p>
-            <w:r>
-              <w:rPr>
-                <w:sz w:val="17"/>
-              </w:rPr>
-              <w:t>[H]</w:t>
-            </w:r>
-          </w:p>
-        </w:tc>
-      </w:tr>
-      <w:tr>
-        <w:tc>
-          <w:tcPr>
-            <w:tcW w:type="dxa" w:w="1440"/>
-          </w:tcPr>
-          <w:p>
-            <w:r>
-              <w:rPr>
-                <w:sz w:val="17"/>
-              </w:rPr>
-              <w:t>DX</w:t>
-            </w:r>
-          </w:p>
-        </w:tc>
-        <w:tc>
-          <w:tcPr>
-            <w:tcW w:type="dxa" w:w="1440"/>
-          </w:tcPr>
-          <w:p>
-            <w:r>
-              <w:rPr>
-                <w:sz w:val="17"/>
-              </w:rPr>
-              <w:t>US Dollar Index</w:t>
-            </w:r>
-          </w:p>
-        </w:tc>
-        <w:tc>
-          <w:tcPr>
-            <w:tcW w:type="dxa" w:w="1440"/>
-          </w:tcPr>
-          <w:p>
-            <w:r>
-              <w:rPr>
-                <w:sz w:val="17"/>
-              </w:rPr>
-              <w:t>1985-11-20 (ICE)</w:t>
-            </w:r>
-          </w:p>
-        </w:tc>
-        <w:tc>
-          <w:tcPr>
-            <w:tcW w:type="dxa" w:w="1440"/>
-          </w:tcPr>
-          <w:p>
-            <w:r>
-              <w:rPr>
-                <w:sz w:val="17"/>
-              </w:rPr>
-              <w:t xml:space="preserve">USDX index </w:t>
+              <w:t>GOVT 2012</w:t>
+            </w:r>
+          </w:p>
+        </w:tc>
+        <w:tc>
+          <w:tcPr>
+            <w:tcW w:type="dxa" w:w="2160"/>
+          </w:tcPr>
+          <w:p>
+            <w:r>
+              <w:rPr>
+                <w:sz w:val="17"/>
+              </w:rPr>
+              <w:t xml:space="preserve">Bloomberg US Tsy TR </w:t>
             </w:r>
             <w:r>
               <w:rPr>
@@ -3711,119 +4698,6 @@
                 <w:sz w:val="17"/>
               </w:rPr>
               <w:t>1973</w:t>
-            </w:r>
-            <w:r>
-              <w:rPr>
-                <w:sz w:val="17"/>
-              </w:rPr>
-              <w:t xml:space="preserve"> → DX futures 1985</w:t>
-            </w:r>
-          </w:p>
-        </w:tc>
-        <w:tc>
-          <w:tcPr>
-            <w:tcW w:type="dxa" w:w="1440"/>
-          </w:tcPr>
-          <w:p>
-            <w:r>
-              <w:rPr>
-                <w:sz w:val="17"/>
-              </w:rPr>
-              <w:t>sec</w:t>
-            </w:r>
-          </w:p>
-        </w:tc>
-        <w:tc>
-          <w:tcPr>
-            <w:tcW w:type="dxa" w:w="1440"/>
-          </w:tcPr>
-          <w:p>
-            <w:r>
-              <w:rPr>
-                <w:sz w:val="17"/>
-              </w:rPr>
-              <w:t>[H]</w:t>
-            </w:r>
-          </w:p>
-        </w:tc>
-      </w:tr>
-      <w:tr>
-        <w:tc>
-          <w:tcPr>
-            <w:tcW w:type="dxa" w:w="1440"/>
-          </w:tcPr>
-          <w:p>
-            <w:r>
-              <w:rPr>
-                <w:sz w:val="17"/>
-              </w:rPr>
-              <w:t>M6E / M6A / M6B</w:t>
-            </w:r>
-          </w:p>
-        </w:tc>
-        <w:tc>
-          <w:tcPr>
-            <w:tcW w:type="dxa" w:w="1440"/>
-          </w:tcPr>
-          <w:p>
-            <w:r>
-              <w:rPr>
-                <w:sz w:val="17"/>
-              </w:rPr>
-              <w:t>micro EUR/AUD/GBP</w:t>
-            </w:r>
-          </w:p>
-        </w:tc>
-        <w:tc>
-          <w:tcPr>
-            <w:tcW w:type="dxa" w:w="1440"/>
-          </w:tcPr>
-          <w:p>
-            <w:r>
-              <w:rPr>
-                <w:b/>
-                <w:sz w:val="17"/>
-              </w:rPr>
-              <w:t>2009-03-22</w:t>
-            </w:r>
-          </w:p>
-        </w:tc>
-        <w:tc>
-          <w:tcPr>
-            <w:tcW w:type="dxa" w:w="1440"/>
-          </w:tcPr>
-          <w:p>
-            <w:r>
-              <w:rPr>
-                <w:sz w:val="17"/>
-              </w:rPr>
-              <w:t>onto parent (FX micros are 2009, not 2019)</w:t>
-            </w:r>
-          </w:p>
-        </w:tc>
-        <w:tc>
-          <w:tcPr>
-            <w:tcW w:type="dxa" w:w="1440"/>
-          </w:tcPr>
-          <w:p>
-            <w:r>
-              <w:rPr>
-                <w:sz w:val="17"/>
-              </w:rPr>
-              <w:t>sec</w:t>
-            </w:r>
-          </w:p>
-        </w:tc>
-        <w:tc>
-          <w:tcPr>
-            <w:tcW w:type="dxa" w:w="1440"/>
-          </w:tcPr>
-          <w:p>
-            <w:r>
-              <w:rPr>
-                <w:sz w:val="17"/>
-              </w:rPr>
-              <w:t>[H/M]</w:t>
             </w:r>
           </w:p>
         </w:tc>
@@ -3836,44 +4710,69 @@
       </w:pPr>
       <w:r>
         <w:rPr>
-          <w:b/>
           <w:i/>
         </w:rPr>
-        <w:t>Euro deep-history:</w:t>
-      </w:r>
-      <w:r>
-        <w:rPr>
-          <w:i/>
-        </w:rPr>
-        <w:t xml:space="preserve"> back-adjust 6E onto </w:t>
+        <w:t xml:space="preserve">ZB's deliverable basket drifted shorter — splice </w:t>
       </w:r>
       <w:r>
         <w:rPr>
           <w:b/>
           <w:i/>
         </w:rPr>
-        <w:t>Deutsche Mark</w:t>
+        <w:t>ZB→UB</w:t>
       </w:r>
       <w:r>
         <w:rPr>
           <w:i/>
         </w:rPr>
-        <w:t xml:space="preserve"> futures (liquid from mid-1970s) using the 1998-12-31 fixing — *not* the thin pre-euro ECU contract.</w:t>
+        <w:t xml:space="preserve"> (back-adjust) for a constant long-end. Treasury ETFs are all 2002-and-later (first iShares Treasury ETFs </w:t>
+      </w:r>
+      <w:r>
+        <w:rPr>
+          <w:b/>
+          <w:i/>
+        </w:rPr>
+        <w:t>2002-07-22</w:t>
+      </w:r>
+      <w:r>
+        <w:rPr>
+          <w:i/>
+        </w:rPr>
+        <w:t xml:space="preserve">), so for pre-2002 history splice to the Bloomberg (ex-Barclays/Lehman) Treasury TR sub-indices (Long Treasury TR to </w:t>
+      </w:r>
+      <w:r>
+        <w:rPr>
+          <w:b/>
+          <w:i/>
+        </w:rPr>
+        <w:t>1973</w:t>
+      </w:r>
+      <w:r>
+        <w:rPr>
+          <w:i/>
+        </w:rPr>
+        <w:t>) or reconstruct from FRED constant-maturity yields (</w:t>
+      </w:r>
+      <w:r>
+        <w:rPr>
+          <w:b/>
+          <w:i/>
+        </w:rPr>
+        <w:t>1962</w:t>
+      </w:r>
+      <w:r>
+        <w:rPr>
+          <w:i/>
+        </w:rPr>
+        <w:t>).</w:t>
       </w:r>
     </w:p>
     <w:p>
       <w:pPr>
-        <w:pBdr>
-          <w:bottom w:val="single" w:sz="6" w:space="1" w:color="999999"/>
-        </w:pBdr>
-      </w:pPr>
-    </w:p>
-    <w:p>
-      <w:pPr>
-        <w:pStyle w:val="Heading2"/>
+        <w:pStyle w:val="Heading3"/>
       </w:pPr>
       <w:r>
-        <w:t>4. Interest-Rate / Treasury Futures</w:t>
+        <w:t>4b. Broader fixed income (credit / aggregate ETFs)</w:t>
       </w:r>
     </w:p>
     <w:tbl>
@@ -3884,17 +4783,14 @@
         <w:tblLook w:firstColumn="1" w:firstRow="1" w:lastColumn="0" w:lastRow="0" w:noHBand="0" w:noVBand="1" w:val="04A0"/>
       </w:tblPr>
       <w:tblGrid>
-        <w:gridCol w:w="1440"/>
-        <w:gridCol w:w="1440"/>
-        <w:gridCol w:w="1440"/>
-        <w:gridCol w:w="1440"/>
-        <w:gridCol w:w="1440"/>
-        <w:gridCol w:w="1440"/>
+        <w:gridCol w:w="2880"/>
+        <w:gridCol w:w="2880"/>
+        <w:gridCol w:w="2880"/>
       </w:tblGrid>
       <w:tr>
         <w:tc>
           <w:tcPr>
-            <w:tcW w:type="dxa" w:w="1440"/>
+            <w:tcW w:type="dxa" w:w="2880"/>
           </w:tcPr>
           <w:p>
             <w:r>
@@ -3902,13 +4798,13 @@
                 <w:b/>
                 <w:sz w:val="17"/>
               </w:rPr>
-              <w:t>Root</w:t>
-            </w:r>
-          </w:p>
-        </w:tc>
-        <w:tc>
-          <w:tcPr>
-            <w:tcW w:type="dxa" w:w="1440"/>
+              <w:t>Exposure</w:t>
+            </w:r>
+          </w:p>
+        </w:tc>
+        <w:tc>
+          <w:tcPr>
+            <w:tcW w:type="dxa" w:w="2880"/>
           </w:tcPr>
           <w:p>
             <w:r>
@@ -3916,13 +4812,13 @@
                 <w:b/>
                 <w:sz w:val="17"/>
               </w:rPr>
-              <w:t>Underlying</w:t>
-            </w:r>
-          </w:p>
-        </w:tc>
-        <w:tc>
-          <w:tcPr>
-            <w:tcW w:type="dxa" w:w="1440"/>
+              <w:t>ETF (inception)</w:t>
+            </w:r>
+          </w:p>
+        </w:tc>
+        <w:tc>
+          <w:tcPr>
+            <w:tcW w:type="dxa" w:w="2880"/>
           </w:tcPr>
           <w:p>
             <w:r>
@@ -3930,49 +4826,7 @@
                 <w:b/>
                 <w:sz w:val="17"/>
               </w:rPr>
-              <w:t>Inception</w:t>
-            </w:r>
-          </w:p>
-        </w:tc>
-        <w:tc>
-          <w:tcPr>
-            <w:tcW w:type="dxa" w:w="1440"/>
-          </w:tcPr>
-          <w:p>
-            <w:r>
-              <w:rPr>
-                <w:b/>
-                <w:sz w:val="17"/>
-              </w:rPr>
-              <w:t>History note</w:t>
-            </w:r>
-          </w:p>
-        </w:tc>
-        <w:tc>
-          <w:tcPr>
-            <w:tcW w:type="dxa" w:w="1440"/>
-          </w:tcPr>
-          <w:p>
-            <w:r>
-              <w:rPr>
-                <w:b/>
-                <w:sz w:val="17"/>
-              </w:rPr>
-              <w:t>Liq.</w:t>
-            </w:r>
-          </w:p>
-        </w:tc>
-        <w:tc>
-          <w:tcPr>
-            <w:tcW w:type="dxa" w:w="1440"/>
-          </w:tcPr>
-          <w:p>
-            <w:r>
-              <w:rPr>
-                <w:b/>
-                <w:sz w:val="17"/>
-              </w:rPr>
-              <w:t>Conf.</w:t>
+              <w:t>Splice to (earliest)</w:t>
             </w:r>
           </w:p>
         </w:tc>
@@ -3980,7 +4834,20 @@
       <w:tr>
         <w:tc>
           <w:tcPr>
-            <w:tcW w:type="dxa" w:w="1440"/>
+            <w:tcW w:type="dxa" w:w="2880"/>
+          </w:tcPr>
+          <w:p>
+            <w:r>
+              <w:rPr>
+                <w:sz w:val="17"/>
+              </w:rPr>
+              <w:t>US Aggregate</w:t>
+            </w:r>
+          </w:p>
+        </w:tc>
+        <w:tc>
+          <w:tcPr>
+            <w:tcW w:type="dxa" w:w="2880"/>
           </w:tcPr>
           <w:p>
             <w:r>
@@ -3988,78 +4855,33 @@
                 <w:b/>
                 <w:sz w:val="17"/>
               </w:rPr>
-              <w:t>ZB</w:t>
-            </w:r>
-            <w:r>
-              <w:rPr>
-                <w:sz w:val="17"/>
-              </w:rPr>
-              <w:t xml:space="preserve"> / UB</w:t>
-            </w:r>
-          </w:p>
-        </w:tc>
-        <w:tc>
-          <w:tcPr>
-            <w:tcW w:type="dxa" w:w="1440"/>
-          </w:tcPr>
-          <w:p>
-            <w:r>
-              <w:rPr>
-                <w:sz w:val="17"/>
-              </w:rPr>
-              <w:t>T-Bond / Ultra</w:t>
-            </w:r>
-          </w:p>
-        </w:tc>
-        <w:tc>
-          <w:tcPr>
-            <w:tcW w:type="dxa" w:w="1440"/>
-          </w:tcPr>
-          <w:p>
-            <w:r>
-              <w:rPr>
-                <w:sz w:val="17"/>
-              </w:rPr>
-              <w:t>1977-08 / 2010-01</w:t>
-            </w:r>
-          </w:p>
-        </w:tc>
-        <w:tc>
-          <w:tcPr>
-            <w:tcW w:type="dxa" w:w="1440"/>
-          </w:tcPr>
-          <w:p>
-            <w:r>
-              <w:rPr>
-                <w:sz w:val="17"/>
-              </w:rPr>
-              <w:t>splice ZB→UB (back-adjust; basket drifted)</w:t>
-            </w:r>
-          </w:p>
-        </w:tc>
-        <w:tc>
-          <w:tcPr>
-            <w:tcW w:type="dxa" w:w="1440"/>
-          </w:tcPr>
-          <w:p>
-            <w:r>
-              <w:rPr>
-                <w:sz w:val="17"/>
-              </w:rPr>
-              <w:t>top/sec</w:t>
-            </w:r>
-          </w:p>
-        </w:tc>
-        <w:tc>
-          <w:tcPr>
-            <w:tcW w:type="dxa" w:w="1440"/>
-          </w:tcPr>
-          <w:p>
-            <w:r>
-              <w:rPr>
-                <w:sz w:val="17"/>
-              </w:rPr>
-              <w:t>[H]</w:t>
+              <w:t>AGG 2003</w:t>
+            </w:r>
+            <w:r>
+              <w:rPr>
+                <w:sz w:val="17"/>
+              </w:rPr>
+              <w:t xml:space="preserve"> · BND 2007</w:t>
+            </w:r>
+          </w:p>
+        </w:tc>
+        <w:tc>
+          <w:tcPr>
+            <w:tcW w:type="dxa" w:w="2880"/>
+          </w:tcPr>
+          <w:p>
+            <w:r>
+              <w:rPr>
+                <w:sz w:val="17"/>
+              </w:rPr>
+              <w:t xml:space="preserve">Bloomberg US Agg TR </w:t>
+            </w:r>
+            <w:r>
+              <w:rPr>
+                <w:b/>
+                <w:sz w:val="17"/>
+              </w:rPr>
+              <w:t>1976</w:t>
             </w:r>
           </w:p>
         </w:tc>
@@ -4067,7 +4889,20 @@
       <w:tr>
         <w:tc>
           <w:tcPr>
-            <w:tcW w:type="dxa" w:w="1440"/>
+            <w:tcW w:type="dxa" w:w="2880"/>
+          </w:tcPr>
+          <w:p>
+            <w:r>
+              <w:rPr>
+                <w:sz w:val="17"/>
+              </w:rPr>
+              <w:t>IG corporate</w:t>
+            </w:r>
+          </w:p>
+        </w:tc>
+        <w:tc>
+          <w:tcPr>
+            <w:tcW w:type="dxa" w:w="2880"/>
           </w:tcPr>
           <w:p>
             <w:r>
@@ -4075,78 +4910,27 @@
                 <w:b/>
                 <w:sz w:val="17"/>
               </w:rPr>
-              <w:t>ZN</w:t>
-            </w:r>
-            <w:r>
-              <w:rPr>
-                <w:sz w:val="17"/>
-              </w:rPr>
-              <w:t xml:space="preserve"> / TN</w:t>
-            </w:r>
-          </w:p>
-        </w:tc>
-        <w:tc>
-          <w:tcPr>
-            <w:tcW w:type="dxa" w:w="1440"/>
-          </w:tcPr>
-          <w:p>
-            <w:r>
-              <w:rPr>
-                <w:sz w:val="17"/>
-              </w:rPr>
-              <w:t>10Y / Ultra 10Y</w:t>
-            </w:r>
-          </w:p>
-        </w:tc>
-        <w:tc>
-          <w:tcPr>
-            <w:tcW w:type="dxa" w:w="1440"/>
-          </w:tcPr>
-          <w:p>
-            <w:r>
-              <w:rPr>
-                <w:sz w:val="17"/>
-              </w:rPr>
-              <w:t>1982-05 / 2016-01</w:t>
-            </w:r>
-          </w:p>
-        </w:tc>
-        <w:tc>
-          <w:tcPr>
-            <w:tcW w:type="dxa" w:w="1440"/>
-          </w:tcPr>
-          <w:p>
-            <w:r>
-              <w:rPr>
-                <w:sz w:val="17"/>
-              </w:rPr>
-              <w:t>TN kept separate from ZN</w:t>
-            </w:r>
-          </w:p>
-        </w:tc>
-        <w:tc>
-          <w:tcPr>
-            <w:tcW w:type="dxa" w:w="1440"/>
-          </w:tcPr>
-          <w:p>
-            <w:r>
-              <w:rPr>
-                <w:sz w:val="17"/>
-              </w:rPr>
-              <w:t>top/sec</w:t>
-            </w:r>
-          </w:p>
-        </w:tc>
-        <w:tc>
-          <w:tcPr>
-            <w:tcW w:type="dxa" w:w="1440"/>
-          </w:tcPr>
-          <w:p>
-            <w:r>
-              <w:rPr>
-                <w:sz w:val="17"/>
-              </w:rPr>
-              <w:t>[H]</w:t>
+              <w:t>LQD 2002</w:t>
+            </w:r>
+          </w:p>
+        </w:tc>
+        <w:tc>
+          <w:tcPr>
+            <w:tcW w:type="dxa" w:w="2880"/>
+          </w:tcPr>
+          <w:p>
+            <w:r>
+              <w:rPr>
+                <w:sz w:val="17"/>
+              </w:rPr>
+              <w:t xml:space="preserve">Bloomberg US Corp IG TR </w:t>
+            </w:r>
+            <w:r>
+              <w:rPr>
+                <w:b/>
+                <w:sz w:val="17"/>
+              </w:rPr>
+              <w:t>1973</w:t>
             </w:r>
           </w:p>
         </w:tc>
@@ -4154,7 +4938,20 @@
       <w:tr>
         <w:tc>
           <w:tcPr>
-            <w:tcW w:type="dxa" w:w="1440"/>
+            <w:tcW w:type="dxa" w:w="2880"/>
+          </w:tcPr>
+          <w:p>
+            <w:r>
+              <w:rPr>
+                <w:sz w:val="17"/>
+              </w:rPr>
+              <w:t>High yield</w:t>
+            </w:r>
+          </w:p>
+        </w:tc>
+        <w:tc>
+          <w:tcPr>
+            <w:tcW w:type="dxa" w:w="2880"/>
           </w:tcPr>
           <w:p>
             <w:r>
@@ -4162,72 +4959,33 @@
                 <w:b/>
                 <w:sz w:val="17"/>
               </w:rPr>
-              <w:t>ZF</w:t>
-            </w:r>
-          </w:p>
-        </w:tc>
-        <w:tc>
-          <w:tcPr>
-            <w:tcW w:type="dxa" w:w="1440"/>
-          </w:tcPr>
-          <w:p>
-            <w:r>
-              <w:rPr>
-                <w:sz w:val="17"/>
-              </w:rPr>
-              <w:t>5Y Note</w:t>
-            </w:r>
-          </w:p>
-        </w:tc>
-        <w:tc>
-          <w:tcPr>
-            <w:tcW w:type="dxa" w:w="1440"/>
-          </w:tcPr>
-          <w:p>
-            <w:r>
-              <w:rPr>
-                <w:sz w:val="17"/>
-              </w:rPr>
-              <w:t>1988</w:t>
-            </w:r>
-          </w:p>
-        </w:tc>
-        <w:tc>
-          <w:tcPr>
-            <w:tcW w:type="dxa" w:w="1440"/>
-          </w:tcPr>
-          <w:p>
-            <w:r>
-              <w:rPr>
-                <w:sz w:val="17"/>
-              </w:rPr>
-              <w:t>native</w:t>
-            </w:r>
-          </w:p>
-        </w:tc>
-        <w:tc>
-          <w:tcPr>
-            <w:tcW w:type="dxa" w:w="1440"/>
-          </w:tcPr>
-          <w:p>
-            <w:r>
-              <w:rPr>
-                <w:sz w:val="17"/>
-              </w:rPr>
-              <w:t>top</w:t>
-            </w:r>
-          </w:p>
-        </w:tc>
-        <w:tc>
-          <w:tcPr>
-            <w:tcW w:type="dxa" w:w="1440"/>
-          </w:tcPr>
-          <w:p>
-            <w:r>
-              <w:rPr>
-                <w:sz w:val="17"/>
-              </w:rPr>
-              <w:t>[H]</w:t>
+              <w:t>HYG 2007</w:t>
+            </w:r>
+            <w:r>
+              <w:rPr>
+                <w:sz w:val="17"/>
+              </w:rPr>
+              <w:t xml:space="preserve"> · JNK 2007</w:t>
+            </w:r>
+          </w:p>
+        </w:tc>
+        <w:tc>
+          <w:tcPr>
+            <w:tcW w:type="dxa" w:w="2880"/>
+          </w:tcPr>
+          <w:p>
+            <w:r>
+              <w:rPr>
+                <w:sz w:val="17"/>
+              </w:rPr>
+              <w:t xml:space="preserve">Bloomberg US HY TR </w:t>
+            </w:r>
+            <w:r>
+              <w:rPr>
+                <w:b/>
+                <w:sz w:val="17"/>
+              </w:rPr>
+              <w:t>1983</w:t>
             </w:r>
           </w:p>
         </w:tc>
@@ -4235,80 +4993,47 @@
       <w:tr>
         <w:tc>
           <w:tcPr>
-            <w:tcW w:type="dxa" w:w="1440"/>
-          </w:tcPr>
-          <w:p>
+            <w:tcW w:type="dxa" w:w="2880"/>
+          </w:tcPr>
+          <w:p>
+            <w:r>
+              <w:rPr>
+                <w:sz w:val="17"/>
+              </w:rPr>
+              <w:t>TIPS (inflation)</w:t>
+            </w:r>
+          </w:p>
+        </w:tc>
+        <w:tc>
+          <w:tcPr>
+            <w:tcW w:type="dxa" w:w="2880"/>
+          </w:tcPr>
+          <w:p>
+            <w:r>
+              <w:rPr>
+                <w:sz w:val="17"/>
+              </w:rPr>
+              <w:t>TIP 2003</w:t>
+            </w:r>
+          </w:p>
+        </w:tc>
+        <w:tc>
+          <w:tcPr>
+            <w:tcW w:type="dxa" w:w="2880"/>
+          </w:tcPr>
+          <w:p>
+            <w:r>
+              <w:rPr>
+                <w:sz w:val="17"/>
+              </w:rPr>
+              <w:t>Bloomberg US TIPS ~</w:t>
+            </w:r>
             <w:r>
               <w:rPr>
                 <w:b/>
                 <w:sz w:val="17"/>
               </w:rPr>
-              <w:t>ZT</w:t>
-            </w:r>
-          </w:p>
-        </w:tc>
-        <w:tc>
-          <w:tcPr>
-            <w:tcW w:type="dxa" w:w="1440"/>
-          </w:tcPr>
-          <w:p>
-            <w:r>
-              <w:rPr>
-                <w:sz w:val="17"/>
-              </w:rPr>
-              <w:t>2Y Note</w:t>
-            </w:r>
-          </w:p>
-        </w:tc>
-        <w:tc>
-          <w:tcPr>
-            <w:tcW w:type="dxa" w:w="1440"/>
-          </w:tcPr>
-          <w:p>
-            <w:r>
-              <w:rPr>
-                <w:sz w:val="17"/>
-              </w:rPr>
-              <w:t>1990</w:t>
-            </w:r>
-          </w:p>
-        </w:tc>
-        <w:tc>
-          <w:tcPr>
-            <w:tcW w:type="dxa" w:w="1440"/>
-          </w:tcPr>
-          <w:p>
-            <w:r>
-              <w:rPr>
-                <w:sz w:val="17"/>
-              </w:rPr>
-              <w:t>native</w:t>
-            </w:r>
-          </w:p>
-        </w:tc>
-        <w:tc>
-          <w:tcPr>
-            <w:tcW w:type="dxa" w:w="1440"/>
-          </w:tcPr>
-          <w:p>
-            <w:r>
-              <w:rPr>
-                <w:sz w:val="17"/>
-              </w:rPr>
-              <w:t>top</w:t>
-            </w:r>
-          </w:p>
-        </w:tc>
-        <w:tc>
-          <w:tcPr>
-            <w:tcW w:type="dxa" w:w="1440"/>
-          </w:tcPr>
-          <w:p>
-            <w:r>
-              <w:rPr>
-                <w:sz w:val="17"/>
-              </w:rPr>
-              <w:t>[H]</w:t>
+              <w:t>1997</w:t>
             </w:r>
           </w:p>
         </w:tc>
@@ -4316,254 +5041,47 @@
       <w:tr>
         <w:tc>
           <w:tcPr>
-            <w:tcW w:type="dxa" w:w="1440"/>
-          </w:tcPr>
-          <w:p>
+            <w:tcW w:type="dxa" w:w="2880"/>
+          </w:tcPr>
+          <w:p>
+            <w:r>
+              <w:rPr>
+                <w:sz w:val="17"/>
+              </w:rPr>
+              <w:t>Agency MBS</w:t>
+            </w:r>
+          </w:p>
+        </w:tc>
+        <w:tc>
+          <w:tcPr>
+            <w:tcW w:type="dxa" w:w="2880"/>
+          </w:tcPr>
+          <w:p>
+            <w:r>
+              <w:rPr>
+                <w:sz w:val="17"/>
+              </w:rPr>
+              <w:t>MBB 2007</w:t>
+            </w:r>
+          </w:p>
+        </w:tc>
+        <w:tc>
+          <w:tcPr>
+            <w:tcW w:type="dxa" w:w="2880"/>
+          </w:tcPr>
+          <w:p>
+            <w:r>
+              <w:rPr>
+                <w:sz w:val="17"/>
+              </w:rPr>
+              <w:t xml:space="preserve">Bloomberg US MBS </w:t>
+            </w:r>
             <w:r>
               <w:rPr>
                 <w:b/>
                 <w:sz w:val="17"/>
               </w:rPr>
-              <w:t>ZQ</w:t>
-            </w:r>
-          </w:p>
-        </w:tc>
-        <w:tc>
-          <w:tcPr>
-            <w:tcW w:type="dxa" w:w="1440"/>
-          </w:tcPr>
-          <w:p>
-            <w:r>
-              <w:rPr>
-                <w:sz w:val="17"/>
-              </w:rPr>
-              <w:t>30-Day Fed Funds</w:t>
-            </w:r>
-          </w:p>
-        </w:tc>
-        <w:tc>
-          <w:tcPr>
-            <w:tcW w:type="dxa" w:w="1440"/>
-          </w:tcPr>
-          <w:p>
-            <w:r>
-              <w:rPr>
-                <w:sz w:val="17"/>
-              </w:rPr>
-              <w:t>1988-10</w:t>
-            </w:r>
-          </w:p>
-        </w:tc>
-        <w:tc>
-          <w:tcPr>
-            <w:tcW w:type="dxa" w:w="1440"/>
-          </w:tcPr>
-          <w:p>
-            <w:r>
-              <w:rPr>
-                <w:sz w:val="17"/>
-              </w:rPr>
-              <w:t>native (FedWatch)</w:t>
-            </w:r>
-          </w:p>
-        </w:tc>
-        <w:tc>
-          <w:tcPr>
-            <w:tcW w:type="dxa" w:w="1440"/>
-          </w:tcPr>
-          <w:p>
-            <w:r>
-              <w:rPr>
-                <w:sz w:val="17"/>
-              </w:rPr>
-              <w:t>top</w:t>
-            </w:r>
-          </w:p>
-        </w:tc>
-        <w:tc>
-          <w:tcPr>
-            <w:tcW w:type="dxa" w:w="1440"/>
-          </w:tcPr>
-          <w:p>
-            <w:r>
-              <w:rPr>
-                <w:sz w:val="17"/>
-              </w:rPr>
-              <w:t>[H]</w:t>
-            </w:r>
-          </w:p>
-        </w:tc>
-      </w:tr>
-      <w:tr>
-        <w:tc>
-          <w:tcPr>
-            <w:tcW w:type="dxa" w:w="1440"/>
-          </w:tcPr>
-          <w:p>
-            <w:r>
-              <w:rPr>
-                <w:b/>
-                <w:sz w:val="17"/>
-              </w:rPr>
-              <w:t>SR3</w:t>
-            </w:r>
-            <w:r>
-              <w:rPr>
-                <w:sz w:val="17"/>
-              </w:rPr>
-              <w:t xml:space="preserve"> / SR1</w:t>
-            </w:r>
-          </w:p>
-        </w:tc>
-        <w:tc>
-          <w:tcPr>
-            <w:tcW w:type="dxa" w:w="1440"/>
-          </w:tcPr>
-          <w:p>
-            <w:r>
-              <w:rPr>
-                <w:sz w:val="17"/>
-              </w:rPr>
-              <w:t>3M / 1M SOFR</w:t>
-            </w:r>
-          </w:p>
-        </w:tc>
-        <w:tc>
-          <w:tcPr>
-            <w:tcW w:type="dxa" w:w="1440"/>
-          </w:tcPr>
-          <w:p>
-            <w:r>
-              <w:rPr>
-                <w:sz w:val="17"/>
-              </w:rPr>
-              <w:t>2018-05-07</w:t>
-            </w:r>
-          </w:p>
-        </w:tc>
-        <w:tc>
-          <w:tcPr>
-            <w:tcW w:type="dxa" w:w="1440"/>
-          </w:tcPr>
-          <w:p>
-            <w:r>
-              <w:rPr>
-                <w:b/>
-                <w:sz w:val="17"/>
-              </w:rPr>
-              <w:t>chain GE (Eurodollar) 1981→2023 +26.161bp fallback</w:t>
-            </w:r>
-            <w:r>
-              <w:rPr>
-                <w:sz w:val="17"/>
-              </w:rPr>
-              <w:t xml:space="preserve"> into SR3</w:t>
-            </w:r>
-          </w:p>
-        </w:tc>
-        <w:tc>
-          <w:tcPr>
-            <w:tcW w:type="dxa" w:w="1440"/>
-          </w:tcPr>
-          <w:p>
-            <w:r>
-              <w:rPr>
-                <w:sz w:val="17"/>
-              </w:rPr>
-              <w:t>top/sec</w:t>
-            </w:r>
-          </w:p>
-        </w:tc>
-        <w:tc>
-          <w:tcPr>
-            <w:tcW w:type="dxa" w:w="1440"/>
-          </w:tcPr>
-          <w:p>
-            <w:r>
-              <w:rPr>
-                <w:sz w:val="17"/>
-              </w:rPr>
-              <w:t>[H]</w:t>
-            </w:r>
-          </w:p>
-        </w:tc>
-      </w:tr>
-      <w:tr>
-        <w:tc>
-          <w:tcPr>
-            <w:tcW w:type="dxa" w:w="1440"/>
-          </w:tcPr>
-          <w:p>
-            <w:r>
-              <w:rPr>
-                <w:sz w:val="17"/>
-              </w:rPr>
-              <w:t>GE</w:t>
-            </w:r>
-          </w:p>
-        </w:tc>
-        <w:tc>
-          <w:tcPr>
-            <w:tcW w:type="dxa" w:w="1440"/>
-          </w:tcPr>
-          <w:p>
-            <w:r>
-              <w:rPr>
-                <w:sz w:val="17"/>
-              </w:rPr>
-              <w:t>Eurodollar 3M (legacy)</w:t>
-            </w:r>
-          </w:p>
-        </w:tc>
-        <w:tc>
-          <w:tcPr>
-            <w:tcW w:type="dxa" w:w="1440"/>
-          </w:tcPr>
-          <w:p>
-            <w:r>
-              <w:rPr>
-                <w:sz w:val="17"/>
-              </w:rPr>
-              <w:t>1981-12</w:t>
-            </w:r>
-          </w:p>
-        </w:tc>
-        <w:tc>
-          <w:tcPr>
-            <w:tcW w:type="dxa" w:w="1440"/>
-          </w:tcPr>
-          <w:p>
-            <w:r>
-              <w:rPr>
-                <w:sz w:val="17"/>
-              </w:rPr>
-              <w:t>first cash-settled future; retired→SOFR 2023-04-14</w:t>
-            </w:r>
-          </w:p>
-        </w:tc>
-        <w:tc>
-          <w:tcPr>
-            <w:tcW w:type="dxa" w:w="1440"/>
-          </w:tcPr>
-          <w:p>
-            <w:r>
-              <w:rPr>
-                <w:sz w:val="17"/>
-              </w:rPr>
-              <w:t>hist</w:t>
-            </w:r>
-          </w:p>
-        </w:tc>
-        <w:tc>
-          <w:tcPr>
-            <w:tcW w:type="dxa" w:w="1440"/>
-          </w:tcPr>
-          <w:p>
-            <w:r>
-              <w:rPr>
-                <w:sz w:val="17"/>
-              </w:rPr>
-              <w:t>[H]</w:t>
+              <w:t>1976</w:t>
             </w:r>
           </w:p>
         </w:tc>
@@ -4571,21 +5089,10 @@
     </w:tbl>
     <w:p>
       <w:pPr>
-        <w:ind w:left="432"/>
-        <w:shd w:val="clear" w:fill="EEF3FB"/>
+        <w:pStyle w:val="Heading3"/>
       </w:pPr>
       <w:r>
-        <w:rPr>
-          <w:b/>
-          <w:i/>
-        </w:rPr>
-        <w:t>SOFR deep-history:</w:t>
-      </w:r>
-      <w:r>
-        <w:rPr>
-          <w:i/>
-        </w:rPr>
-        <w:t xml:space="preserve"> chain Eurodollar (GE, 1981) into SR3 with the 26.161 bp ISDA fallback spread used in CME's actual 2023 conversion → a ~40-year STIR series.</w:t>
+        <w:t>4c. Yield &amp; total-return history (the deep backbone)</w:t>
       </w:r>
     </w:p>
     <w:p>
@@ -4593,7 +5100,7 @@
         <w:rPr>
           <w:b/>
         </w:rPr>
-        <w:t>Yield backbone (FRED, deepest; yields not returns):</w:t>
+        <w:t>Yields (FRED; not returns):</w:t>
       </w:r>
       <w:r>
         <w:t xml:space="preserve"> Shiller long rate </w:t>
@@ -4605,10 +5112,8 @@
         <w:t>1871</w:t>
       </w:r>
       <w:r>
-        <w:t xml:space="preserve"> → GS10</w:t>
+        <w:t xml:space="preserve"> → GS10 monthly </w:t>
       </w:r>
-    </w:p>
-    <w:p>
       <w:r>
         <w:rPr>
           <w:b/>
@@ -4616,8 +5121,10 @@
         <w:t>1953</w:t>
       </w:r>
       <w:r>
-        <w:t xml:space="preserve"> → DGS10 daily </w:t>
+        <w:t xml:space="preserve"> → DGS10 daily</w:t>
       </w:r>
+    </w:p>
+    <w:p>
       <w:r>
         <w:rPr>
           <w:b/>
@@ -4634,18 +5141,18 @@
         <w:t>1934</w:t>
       </w:r>
       <w:r>
-        <w:t>; DGS30 1977 (gap 2002–06).</w:t>
+        <w:t xml:space="preserve">; DGS30 1977 (gap 2002–06). </w:t>
+      </w:r>
+      <w:r>
+        <w:rPr>
+          <w:b/>
+        </w:rPr>
+        <w:t>Total return (for backtests):</w:t>
       </w:r>
     </w:p>
     <w:p>
       <w:r>
-        <w:rPr>
-          <w:b/>
-        </w:rPr>
-        <w:t>Bond total-return (for backtests):</w:t>
-      </w:r>
-      <w:r>
-        <w:t xml:space="preserve"> Damodaran 10Y </w:t>
+        <w:t xml:space="preserve">Damodaran 10Y </w:t>
       </w:r>
       <w:r>
         <w:rPr>
@@ -4654,10 +5161,8 @@
         <w:t>1928</w:t>
       </w:r>
       <w:r>
-        <w:t xml:space="preserve"> (annual), Ibbotson/SBBI</w:t>
+        <w:t xml:space="preserve"> (annual), Ibbotson/SBBI </w:t>
       </w:r>
-    </w:p>
-    <w:p>
       <w:r>
         <w:rPr>
           <w:b/>
@@ -4674,7 +5179,7 @@
         <w:t>1976</w:t>
       </w:r>
       <w:r>
-        <w:t>, US Corp IG 1973, US HY 1983.</w:t>
+        <w:t>.</w:t>
       </w:r>
     </w:p>
     <w:p>
@@ -4689,18 +5194,17 @@
         <w:pStyle w:val="Heading2"/>
       </w:pPr>
       <w:r>
-        <w:t>5. Commodity Futures</w:t>
+        <w:t>5. Commodities — Energy, Base Metals, Precious Metals (futures + ETF + spot)</w:t>
       </w:r>
     </w:p>
     <w:p>
       <w:r>
-        <w:rPr>
-          <w:b/>
-        </w:rPr>
-        <w:t>Energy</w:t>
+        <w:t>No micros; no grains/softs/livestock. Futures-backed ETFs track a **rolled-futures index, not</w:t>
       </w:r>
+    </w:p>
+    <w:p>
       <w:r>
-        <w:t xml:space="preserve"> (top-tier CL, NG; rest secondary)</w:t>
+        <w:t>spot** (they diverge under contango); physical-metal ETFs track spot.</w:t>
       </w:r>
     </w:p>
     <w:tbl>
@@ -4711,16 +5215,15 @@
         <w:tblLook w:firstColumn="1" w:firstRow="1" w:lastColumn="0" w:lastRow="0" w:noHBand="0" w:noVBand="1" w:val="04A0"/>
       </w:tblPr>
       <w:tblGrid>
-        <w:gridCol w:w="1728"/>
-        <w:gridCol w:w="1728"/>
-        <w:gridCol w:w="1728"/>
-        <w:gridCol w:w="1728"/>
-        <w:gridCol w:w="1728"/>
+        <w:gridCol w:w="2160"/>
+        <w:gridCol w:w="2160"/>
+        <w:gridCol w:w="2160"/>
+        <w:gridCol w:w="2160"/>
       </w:tblGrid>
       <w:tr>
         <w:tc>
           <w:tcPr>
-            <w:tcW w:type="dxa" w:w="1728"/>
+            <w:tcW w:type="dxa" w:w="2160"/>
           </w:tcPr>
           <w:p>
             <w:r>
@@ -4728,13 +5231,13 @@
                 <w:b/>
                 <w:sz w:val="17"/>
               </w:rPr>
-              <w:t>Root</w:t>
-            </w:r>
-          </w:p>
-        </w:tc>
-        <w:tc>
-          <w:tcPr>
-            <w:tcW w:type="dxa" w:w="1728"/>
+              <w:t>Exposure</w:t>
+            </w:r>
+          </w:p>
+        </w:tc>
+        <w:tc>
+          <w:tcPr>
+            <w:tcW w:type="dxa" w:w="2160"/>
           </w:tcPr>
           <w:p>
             <w:r>
@@ -4742,13 +5245,13 @@
                 <w:b/>
                 <w:sz w:val="17"/>
               </w:rPr>
-              <w:t>Commodity</w:t>
-            </w:r>
-          </w:p>
-        </w:tc>
-        <w:tc>
-          <w:tcPr>
-            <w:tcW w:type="dxa" w:w="1728"/>
+              <w:t>Futures (inception)</w:t>
+            </w:r>
+          </w:p>
+        </w:tc>
+        <w:tc>
+          <w:tcPr>
+            <w:tcW w:type="dxa" w:w="2160"/>
           </w:tcPr>
           <w:p>
             <w:r>
@@ -4756,13 +5259,13 @@
                 <w:b/>
                 <w:sz w:val="17"/>
               </w:rPr>
-              <w:t>Inception</w:t>
-            </w:r>
-          </w:p>
-        </w:tc>
-        <w:tc>
-          <w:tcPr>
-            <w:tcW w:type="dxa" w:w="1728"/>
+              <w:t>ETF (inception)</w:t>
+            </w:r>
+          </w:p>
+        </w:tc>
+        <w:tc>
+          <w:tcPr>
+            <w:tcW w:type="dxa" w:w="2160"/>
           </w:tcPr>
           <w:p>
             <w:r>
@@ -4770,21 +5273,7 @@
                 <w:b/>
                 <w:sz w:val="17"/>
               </w:rPr>
-              <w:t>Deep splice</w:t>
-            </w:r>
-          </w:p>
-        </w:tc>
-        <w:tc>
-          <w:tcPr>
-            <w:tcW w:type="dxa" w:w="1728"/>
-          </w:tcPr>
-          <w:p>
-            <w:r>
-              <w:rPr>
-                <w:b/>
-                <w:sz w:val="17"/>
-              </w:rPr>
-              <w:t>Conf.</w:t>
+              <w:t>Deep spot/annual history</w:t>
             </w:r>
           </w:p>
         </w:tc>
@@ -4792,7 +5281,7 @@
       <w:tr>
         <w:tc>
           <w:tcPr>
-            <w:tcW w:type="dxa" w:w="1728"/>
+            <w:tcW w:type="dxa" w:w="2160"/>
           </w:tcPr>
           <w:p>
             <w:r>
@@ -4800,45 +5289,40 @@
                 <w:b/>
                 <w:sz w:val="17"/>
               </w:rPr>
-              <w:t>CL</w:t>
-            </w:r>
-            <w:r>
-              <w:rPr>
-                <w:sz w:val="17"/>
-              </w:rPr>
-              <w:t xml:space="preserve"> / MCL / QM</w:t>
-            </w:r>
-          </w:p>
-        </w:tc>
-        <w:tc>
-          <w:tcPr>
-            <w:tcW w:type="dxa" w:w="1728"/>
-          </w:tcPr>
-          <w:p>
-            <w:r>
-              <w:rPr>
-                <w:sz w:val="17"/>
-              </w:rPr>
-              <w:t>WTI crude / micro / e-mini</w:t>
-            </w:r>
-          </w:p>
-        </w:tc>
-        <w:tc>
-          <w:tcPr>
-            <w:tcW w:type="dxa" w:w="1728"/>
-          </w:tcPr>
-          <w:p>
-            <w:r>
-              <w:rPr>
-                <w:sz w:val="17"/>
-              </w:rPr>
-              <w:t>1983-03-30 / 2021-07 / 2002</w:t>
-            </w:r>
-          </w:p>
-        </w:tc>
-        <w:tc>
-          <w:tcPr>
-            <w:tcW w:type="dxa" w:w="1728"/>
+              <w:t>WTI crude</w:t>
+            </w:r>
+          </w:p>
+        </w:tc>
+        <w:tc>
+          <w:tcPr>
+            <w:tcW w:type="dxa" w:w="2160"/>
+          </w:tcPr>
+          <w:p>
+            <w:r>
+              <w:rPr>
+                <w:b/>
+                <w:sz w:val="17"/>
+              </w:rPr>
+              <w:t>CL 1983-03</w:t>
+            </w:r>
+          </w:p>
+        </w:tc>
+        <w:tc>
+          <w:tcPr>
+            <w:tcW w:type="dxa" w:w="2160"/>
+          </w:tcPr>
+          <w:p>
+            <w:r>
+              <w:rPr>
+                <w:sz w:val="17"/>
+              </w:rPr>
+              <w:t>USO 2006 (roll)</w:t>
+            </w:r>
+          </w:p>
+        </w:tc>
+        <w:tc>
+          <w:tcPr>
+            <w:tcW w:type="dxa" w:w="2160"/>
           </w:tcPr>
           <w:p>
             <w:r>
@@ -4859,19 +5343,6 @@
                 <w:sz w:val="17"/>
               </w:rPr>
               <w:t>, EIA daily 1986</w:t>
-            </w:r>
-          </w:p>
-        </w:tc>
-        <w:tc>
-          <w:tcPr>
-            <w:tcW w:type="dxa" w:w="1728"/>
-          </w:tcPr>
-          <w:p>
-            <w:r>
-              <w:rPr>
-                <w:sz w:val="17"/>
-              </w:rPr>
-              <w:t>[H]</w:t>
             </w:r>
           </w:p>
         </w:tc>
@@ -4879,66 +5350,61 @@
       <w:tr>
         <w:tc>
           <w:tcPr>
-            <w:tcW w:type="dxa" w:w="1728"/>
-          </w:tcPr>
-          <w:p>
-            <w:r>
-              <w:rPr>
-                <w:sz w:val="17"/>
-              </w:rPr>
-              <w:t>BZ</w:t>
-            </w:r>
-          </w:p>
-        </w:tc>
-        <w:tc>
-          <w:tcPr>
-            <w:tcW w:type="dxa" w:w="1728"/>
-          </w:tcPr>
-          <w:p>
-            <w:r>
-              <w:rPr>
-                <w:sz w:val="17"/>
-              </w:rPr>
-              <w:t>Brent (financial)</w:t>
-            </w:r>
-          </w:p>
-        </w:tc>
-        <w:tc>
-          <w:tcPr>
-            <w:tcW w:type="dxa" w:w="1728"/>
-          </w:tcPr>
-          <w:p>
-            <w:r>
-              <w:rPr>
-                <w:sz w:val="17"/>
-              </w:rPr>
-              <w:t>1988-06</w:t>
-            </w:r>
-          </w:p>
-        </w:tc>
-        <w:tc>
-          <w:tcPr>
-            <w:tcW w:type="dxa" w:w="1728"/>
-          </w:tcPr>
-          <w:p>
-            <w:r>
-              <w:rPr>
-                <w:sz w:val="17"/>
-              </w:rPr>
-              <w:t>Brent spot 1987</w:t>
-            </w:r>
-          </w:p>
-        </w:tc>
-        <w:tc>
-          <w:tcPr>
-            <w:tcW w:type="dxa" w:w="1728"/>
-          </w:tcPr>
-          <w:p>
-            <w:r>
-              <w:rPr>
-                <w:sz w:val="17"/>
-              </w:rPr>
-              <w:t>[H]</w:t>
+            <w:tcW w:type="dxa" w:w="2160"/>
+          </w:tcPr>
+          <w:p>
+            <w:r>
+              <w:rPr>
+                <w:b/>
+                <w:sz w:val="17"/>
+              </w:rPr>
+              <w:t>Brent crude</w:t>
+            </w:r>
+          </w:p>
+        </w:tc>
+        <w:tc>
+          <w:tcPr>
+            <w:tcW w:type="dxa" w:w="2160"/>
+          </w:tcPr>
+          <w:p>
+            <w:r>
+              <w:rPr>
+                <w:sz w:val="17"/>
+              </w:rPr>
+              <w:t>BZ 1988-06</w:t>
+            </w:r>
+          </w:p>
+        </w:tc>
+        <w:tc>
+          <w:tcPr>
+            <w:tcW w:type="dxa" w:w="2160"/>
+          </w:tcPr>
+          <w:p>
+            <w:r>
+              <w:rPr>
+                <w:sz w:val="17"/>
+              </w:rPr>
+              <w:t>BNO 2010 (roll)</w:t>
+            </w:r>
+          </w:p>
+        </w:tc>
+        <w:tc>
+          <w:tcPr>
+            <w:tcW w:type="dxa" w:w="2160"/>
+          </w:tcPr>
+          <w:p>
+            <w:r>
+              <w:rPr>
+                <w:sz w:val="17"/>
+              </w:rPr>
+              <w:t xml:space="preserve">Brent spot </w:t>
+            </w:r>
+            <w:r>
+              <w:rPr>
+                <w:b/>
+                <w:sz w:val="17"/>
+              </w:rPr>
+              <w:t>1987</w:t>
             </w:r>
           </w:p>
         </w:tc>
@@ -4946,66 +5412,55 @@
       <w:tr>
         <w:tc>
           <w:tcPr>
-            <w:tcW w:type="dxa" w:w="1728"/>
-          </w:tcPr>
-          <w:p>
-            <w:r>
-              <w:rPr>
-                <w:sz w:val="17"/>
-              </w:rPr>
-              <w:t>HO / RB</w:t>
-            </w:r>
-          </w:p>
-        </w:tc>
-        <w:tc>
-          <w:tcPr>
-            <w:tcW w:type="dxa" w:w="1728"/>
-          </w:tcPr>
-          <w:p>
-            <w:r>
-              <w:rPr>
-                <w:sz w:val="17"/>
-              </w:rPr>
-              <w:t>heating oil/ULSD / RBOB gasoline</w:t>
-            </w:r>
-          </w:p>
-        </w:tc>
-        <w:tc>
-          <w:tcPr>
-            <w:tcW w:type="dxa" w:w="1728"/>
-          </w:tcPr>
-          <w:p>
-            <w:r>
-              <w:rPr>
-                <w:sz w:val="17"/>
-              </w:rPr>
-              <w:t>1978 / 2005-10</w:t>
-            </w:r>
-          </w:p>
-        </w:tc>
-        <w:tc>
-          <w:tcPr>
-            <w:tcW w:type="dxa" w:w="1728"/>
-          </w:tcPr>
-          <w:p>
-            <w:r>
-              <w:rPr>
-                <w:sz w:val="17"/>
-              </w:rPr>
-              <w:t>RB splice HU 1984</w:t>
-            </w:r>
-          </w:p>
-        </w:tc>
-        <w:tc>
-          <w:tcPr>
-            <w:tcW w:type="dxa" w:w="1728"/>
-          </w:tcPr>
-          <w:p>
-            <w:r>
-              <w:rPr>
-                <w:sz w:val="17"/>
-              </w:rPr>
-              <w:t>[H]</w:t>
+            <w:tcW w:type="dxa" w:w="2160"/>
+          </w:tcPr>
+          <w:p>
+            <w:r>
+              <w:rPr>
+                <w:b/>
+                <w:sz w:val="17"/>
+              </w:rPr>
+              <w:t>Natural gas</w:t>
+            </w:r>
+          </w:p>
+        </w:tc>
+        <w:tc>
+          <w:tcPr>
+            <w:tcW w:type="dxa" w:w="2160"/>
+          </w:tcPr>
+          <w:p>
+            <w:r>
+              <w:rPr>
+                <w:b/>
+                <w:sz w:val="17"/>
+              </w:rPr>
+              <w:t>NG 1990-04</w:t>
+            </w:r>
+          </w:p>
+        </w:tc>
+        <w:tc>
+          <w:tcPr>
+            <w:tcW w:type="dxa" w:w="2160"/>
+          </w:tcPr>
+          <w:p>
+            <w:r>
+              <w:rPr>
+                <w:sz w:val="17"/>
+              </w:rPr>
+              <w:t>UNG 2007 (roll; contango drag)</w:t>
+            </w:r>
+          </w:p>
+        </w:tc>
+        <w:tc>
+          <w:tcPr>
+            <w:tcW w:type="dxa" w:w="2160"/>
+          </w:tcPr>
+          <w:p>
+            <w:r>
+              <w:rPr>
+                <w:sz w:val="17"/>
+              </w:rPr>
+              <w:t>EIA Henry Hub spot 1997</w:t>
             </w:r>
           </w:p>
         </w:tc>
@@ -5013,1243 +5468,598 @@
       <w:tr>
         <w:tc>
           <w:tcPr>
-            <w:tcW w:type="dxa" w:w="1728"/>
-          </w:tcPr>
-          <w:p>
+            <w:tcW w:type="dxa" w:w="2160"/>
+          </w:tcPr>
+          <w:p>
+            <w:r>
+              <w:rPr>
+                <w:sz w:val="17"/>
+              </w:rPr>
+              <w:t>Heating oil/ULSD</w:t>
+            </w:r>
+          </w:p>
+        </w:tc>
+        <w:tc>
+          <w:tcPr>
+            <w:tcW w:type="dxa" w:w="2160"/>
+          </w:tcPr>
+          <w:p>
+            <w:r>
+              <w:rPr>
+                <w:sz w:val="17"/>
+              </w:rPr>
+              <w:t>HO 1978</w:t>
+            </w:r>
+          </w:p>
+        </w:tc>
+        <w:tc>
+          <w:tcPr>
+            <w:tcW w:type="dxa" w:w="2160"/>
+          </w:tcPr>
+          <w:p>
+            <w:r>
+              <w:rPr>
+                <w:sz w:val="17"/>
+              </w:rPr>
+              <w:t>(in DBE)</w:t>
+            </w:r>
+          </w:p>
+        </w:tc>
+        <w:tc>
+          <w:tcPr>
+            <w:tcW w:type="dxa" w:w="2160"/>
+          </w:tcPr>
+          <w:p>
+            <w:r>
+              <w:rPr>
+                <w:sz w:val="17"/>
+              </w:rPr>
+              <w:t>—</w:t>
+            </w:r>
+          </w:p>
+        </w:tc>
+      </w:tr>
+      <w:tr>
+        <w:tc>
+          <w:tcPr>
+            <w:tcW w:type="dxa" w:w="2160"/>
+          </w:tcPr>
+          <w:p>
+            <w:r>
+              <w:rPr>
+                <w:sz w:val="17"/>
+              </w:rPr>
+              <w:t>Gasoline (RBOB)</w:t>
+            </w:r>
+          </w:p>
+        </w:tc>
+        <w:tc>
+          <w:tcPr>
+            <w:tcW w:type="dxa" w:w="2160"/>
+          </w:tcPr>
+          <w:p>
+            <w:r>
+              <w:rPr>
+                <w:sz w:val="17"/>
+              </w:rPr>
+              <w:t>RB 2005-10 (HU 1984)</w:t>
+            </w:r>
+          </w:p>
+        </w:tc>
+        <w:tc>
+          <w:tcPr>
+            <w:tcW w:type="dxa" w:w="2160"/>
+          </w:tcPr>
+          <w:p>
+            <w:r>
+              <w:rPr>
+                <w:sz w:val="17"/>
+              </w:rPr>
+              <w:t>UGA 2008 (roll)</w:t>
+            </w:r>
+          </w:p>
+        </w:tc>
+        <w:tc>
+          <w:tcPr>
+            <w:tcW w:type="dxa" w:w="2160"/>
+          </w:tcPr>
+          <w:p>
+            <w:r>
+              <w:rPr>
+                <w:sz w:val="17"/>
+              </w:rPr>
+              <w:t>—</w:t>
+            </w:r>
+          </w:p>
+        </w:tc>
+      </w:tr>
+      <w:tr>
+        <w:tc>
+          <w:tcPr>
+            <w:tcW w:type="dxa" w:w="2160"/>
+          </w:tcPr>
+          <w:p>
+            <w:r>
+              <w:rPr>
+                <w:sz w:val="17"/>
+              </w:rPr>
+              <w:t>Energy basket</w:t>
+            </w:r>
+          </w:p>
+        </w:tc>
+        <w:tc>
+          <w:tcPr>
+            <w:tcW w:type="dxa" w:w="2160"/>
+          </w:tcPr>
+          <w:p>
+            <w:r>
+              <w:rPr>
+                <w:sz w:val="17"/>
+              </w:rPr>
+              <w:t>—</w:t>
+            </w:r>
+          </w:p>
+        </w:tc>
+        <w:tc>
+          <w:tcPr>
+            <w:tcW w:type="dxa" w:w="2160"/>
+          </w:tcPr>
+          <w:p>
+            <w:r>
+              <w:rPr>
+                <w:sz w:val="17"/>
+              </w:rPr>
+              <w:t>DBC 2006 · DBE 2007 · GSG 2006</w:t>
+            </w:r>
+          </w:p>
+        </w:tc>
+        <w:tc>
+          <w:tcPr>
+            <w:tcW w:type="dxa" w:w="2160"/>
+          </w:tcPr>
+          <w:p>
+            <w:r>
+              <w:rPr>
+                <w:sz w:val="17"/>
+              </w:rPr>
+              <w:t xml:space="preserve">DBIQ ~1989 / GSCI </w:t>
+            </w:r>
             <w:r>
               <w:rPr>
                 <w:b/>
                 <w:sz w:val="17"/>
               </w:rPr>
-              <w:t>NG</w:t>
-            </w:r>
-            <w:r>
-              <w:rPr>
-                <w:sz w:val="17"/>
-              </w:rPr>
-              <w:t xml:space="preserve"> / QG / MNG</w:t>
-            </w:r>
-          </w:p>
-        </w:tc>
-        <w:tc>
-          <w:tcPr>
-            <w:tcW w:type="dxa" w:w="1728"/>
-          </w:tcPr>
-          <w:p>
-            <w:r>
-              <w:rPr>
-                <w:sz w:val="17"/>
-              </w:rPr>
-              <w:t>Henry Hub gas / e-mini / micro</w:t>
-            </w:r>
-          </w:p>
-        </w:tc>
-        <w:tc>
-          <w:tcPr>
-            <w:tcW w:type="dxa" w:w="1728"/>
-          </w:tcPr>
-          <w:p>
-            <w:r>
-              <w:rPr>
-                <w:sz w:val="17"/>
-              </w:rPr>
-              <w:t>1990-04 / 2002 / 2023-11</w:t>
-            </w:r>
-          </w:p>
-        </w:tc>
-        <w:tc>
-          <w:tcPr>
-            <w:tcW w:type="dxa" w:w="1728"/>
-          </w:tcPr>
-          <w:p>
-            <w:r>
-              <w:rPr>
-                <w:sz w:val="17"/>
-              </w:rPr>
-              <w:t>EIA spot 1997</w:t>
-            </w:r>
-          </w:p>
-        </w:tc>
-        <w:tc>
-          <w:tcPr>
-            <w:tcW w:type="dxa" w:w="1728"/>
-          </w:tcPr>
-          <w:p>
-            <w:r>
-              <w:rPr>
-                <w:sz w:val="17"/>
-              </w:rPr>
-              <w:t>[H]</w:t>
+              <w:t>1970</w:t>
+            </w:r>
+          </w:p>
+        </w:tc>
+      </w:tr>
+      <w:tr>
+        <w:tc>
+          <w:tcPr>
+            <w:tcW w:type="dxa" w:w="2160"/>
+          </w:tcPr>
+          <w:p>
+            <w:r>
+              <w:rPr>
+                <w:b/>
+                <w:sz w:val="17"/>
+              </w:rPr>
+              <w:t>Gold</w:t>
+            </w:r>
+          </w:p>
+        </w:tc>
+        <w:tc>
+          <w:tcPr>
+            <w:tcW w:type="dxa" w:w="2160"/>
+          </w:tcPr>
+          <w:p>
+            <w:r>
+              <w:rPr>
+                <w:b/>
+                <w:sz w:val="17"/>
+              </w:rPr>
+              <w:t>GC 1974-12</w:t>
+            </w:r>
+          </w:p>
+        </w:tc>
+        <w:tc>
+          <w:tcPr>
+            <w:tcW w:type="dxa" w:w="2160"/>
+          </w:tcPr>
+          <w:p>
+            <w:r>
+              <w:rPr>
+                <w:b/>
+                <w:sz w:val="17"/>
+              </w:rPr>
+              <w:t>GLD 2004</w:t>
+            </w:r>
+            <w:r>
+              <w:rPr>
+                <w:sz w:val="17"/>
+              </w:rPr>
+              <w:t xml:space="preserve"> · IAU · SGOL (spot)</w:t>
+            </w:r>
+          </w:p>
+        </w:tc>
+        <w:tc>
+          <w:tcPr>
+            <w:tcW w:type="dxa" w:w="2160"/>
+          </w:tcPr>
+          <w:p>
+            <w:r>
+              <w:rPr>
+                <w:sz w:val="17"/>
+              </w:rPr>
+              <w:t xml:space="preserve">gold annual </w:t>
+            </w:r>
+            <w:r>
+              <w:rPr>
+                <w:b/>
+                <w:sz w:val="17"/>
+              </w:rPr>
+              <w:t>1833</w:t>
+            </w:r>
+            <w:r>
+              <w:rPr>
+                <w:sz w:val="17"/>
+              </w:rPr>
+              <w:t xml:space="preserve">, LBMA fix </w:t>
+            </w:r>
+            <w:r>
+              <w:rPr>
+                <w:b/>
+                <w:sz w:val="17"/>
+              </w:rPr>
+              <w:t>1968</w:t>
+            </w:r>
+          </w:p>
+        </w:tc>
+      </w:tr>
+      <w:tr>
+        <w:tc>
+          <w:tcPr>
+            <w:tcW w:type="dxa" w:w="2160"/>
+          </w:tcPr>
+          <w:p>
+            <w:r>
+              <w:rPr>
+                <w:b/>
+                <w:sz w:val="17"/>
+              </w:rPr>
+              <w:t>Silver</w:t>
+            </w:r>
+          </w:p>
+        </w:tc>
+        <w:tc>
+          <w:tcPr>
+            <w:tcW w:type="dxa" w:w="2160"/>
+          </w:tcPr>
+          <w:p>
+            <w:r>
+              <w:rPr>
+                <w:b/>
+                <w:sz w:val="17"/>
+              </w:rPr>
+              <w:t>SI 1963</w:t>
+            </w:r>
+          </w:p>
+        </w:tc>
+        <w:tc>
+          <w:tcPr>
+            <w:tcW w:type="dxa" w:w="2160"/>
+          </w:tcPr>
+          <w:p>
+            <w:r>
+              <w:rPr>
+                <w:b/>
+                <w:sz w:val="17"/>
+              </w:rPr>
+              <w:t>SLV 2006</w:t>
+            </w:r>
+            <w:r>
+              <w:rPr>
+                <w:sz w:val="17"/>
+              </w:rPr>
+              <w:t xml:space="preserve"> · SIVR (spot)</w:t>
+            </w:r>
+          </w:p>
+        </w:tc>
+        <w:tc>
+          <w:tcPr>
+            <w:tcW w:type="dxa" w:w="2160"/>
+          </w:tcPr>
+          <w:p>
+            <w:r>
+              <w:rPr>
+                <w:sz w:val="17"/>
+              </w:rPr>
+              <w:t>LBMA silver; continuous ~1975</w:t>
+            </w:r>
+          </w:p>
+        </w:tc>
+      </w:tr>
+      <w:tr>
+        <w:tc>
+          <w:tcPr>
+            <w:tcW w:type="dxa" w:w="2160"/>
+          </w:tcPr>
+          <w:p>
+            <w:r>
+              <w:rPr>
+                <w:sz w:val="17"/>
+              </w:rPr>
+              <w:t>Platinum</w:t>
+            </w:r>
+          </w:p>
+        </w:tc>
+        <w:tc>
+          <w:tcPr>
+            <w:tcW w:type="dxa" w:w="2160"/>
+          </w:tcPr>
+          <w:p>
+            <w:r>
+              <w:rPr>
+                <w:sz w:val="17"/>
+              </w:rPr>
+              <w:t>PL 1956</w:t>
+            </w:r>
+          </w:p>
+        </w:tc>
+        <w:tc>
+          <w:tcPr>
+            <w:tcW w:type="dxa" w:w="2160"/>
+          </w:tcPr>
+          <w:p>
+            <w:r>
+              <w:rPr>
+                <w:sz w:val="17"/>
+              </w:rPr>
+              <w:t>PPLT 2010 (spot)</w:t>
+            </w:r>
+          </w:p>
+        </w:tc>
+        <w:tc>
+          <w:tcPr>
+            <w:tcW w:type="dxa" w:w="2160"/>
+          </w:tcPr>
+          <w:p>
+            <w:r>
+              <w:rPr>
+                <w:sz w:val="17"/>
+              </w:rPr>
+              <w:t>platinum spot</w:t>
+            </w:r>
+          </w:p>
+        </w:tc>
+      </w:tr>
+      <w:tr>
+        <w:tc>
+          <w:tcPr>
+            <w:tcW w:type="dxa" w:w="2160"/>
+          </w:tcPr>
+          <w:p>
+            <w:r>
+              <w:rPr>
+                <w:sz w:val="17"/>
+              </w:rPr>
+              <w:t>Palladium</w:t>
+            </w:r>
+          </w:p>
+        </w:tc>
+        <w:tc>
+          <w:tcPr>
+            <w:tcW w:type="dxa" w:w="2160"/>
+          </w:tcPr>
+          <w:p>
+            <w:r>
+              <w:rPr>
+                <w:sz w:val="17"/>
+              </w:rPr>
+              <w:t>PA 1968</w:t>
+            </w:r>
+          </w:p>
+        </w:tc>
+        <w:tc>
+          <w:tcPr>
+            <w:tcW w:type="dxa" w:w="2160"/>
+          </w:tcPr>
+          <w:p>
+            <w:r>
+              <w:rPr>
+                <w:sz w:val="17"/>
+              </w:rPr>
+              <w:t>PALL 2010 (spot)</w:t>
+            </w:r>
+          </w:p>
+        </w:tc>
+        <w:tc>
+          <w:tcPr>
+            <w:tcW w:type="dxa" w:w="2160"/>
+          </w:tcPr>
+          <w:p>
+            <w:r>
+              <w:rPr>
+                <w:sz w:val="17"/>
+              </w:rPr>
+              <w:t>palladium spot</w:t>
+            </w:r>
+          </w:p>
+        </w:tc>
+      </w:tr>
+      <w:tr>
+        <w:tc>
+          <w:tcPr>
+            <w:tcW w:type="dxa" w:w="2160"/>
+          </w:tcPr>
+          <w:p>
+            <w:r>
+              <w:rPr>
+                <w:b/>
+                <w:sz w:val="17"/>
+              </w:rPr>
+              <w:t>Copper</w:t>
+            </w:r>
+          </w:p>
+        </w:tc>
+        <w:tc>
+          <w:tcPr>
+            <w:tcW w:type="dxa" w:w="2160"/>
+          </w:tcPr>
+          <w:p>
+            <w:r>
+              <w:rPr>
+                <w:b/>
+                <w:sz w:val="17"/>
+              </w:rPr>
+              <w:t>HG 1988-07</w:t>
+            </w:r>
+          </w:p>
+        </w:tc>
+        <w:tc>
+          <w:tcPr>
+            <w:tcW w:type="dxa" w:w="2160"/>
+          </w:tcPr>
+          <w:p>
+            <w:r>
+              <w:rPr>
+                <w:sz w:val="17"/>
+              </w:rPr>
+              <w:t>CPER 2011 (roll)</w:t>
+            </w:r>
+          </w:p>
+        </w:tc>
+        <w:tc>
+          <w:tcPr>
+            <w:tcW w:type="dxa" w:w="2160"/>
+          </w:tcPr>
+          <w:p>
+            <w:r>
+              <w:rPr>
+                <w:sz w:val="17"/>
+              </w:rPr>
+              <w:t xml:space="preserve">copper </w:t>
+            </w:r>
+            <w:r>
+              <w:rPr>
+                <w:b/>
+                <w:sz w:val="17"/>
+              </w:rPr>
+              <w:t>1959</w:t>
+            </w:r>
+          </w:p>
+        </w:tc>
+      </w:tr>
+      <w:tr>
+        <w:tc>
+          <w:tcPr>
+            <w:tcW w:type="dxa" w:w="2160"/>
+          </w:tcPr>
+          <w:p>
+            <w:r>
+              <w:rPr>
+                <w:sz w:val="17"/>
+              </w:rPr>
+              <w:t>Aluminum</w:t>
+            </w:r>
+          </w:p>
+        </w:tc>
+        <w:tc>
+          <w:tcPr>
+            <w:tcW w:type="dxa" w:w="2160"/>
+          </w:tcPr>
+          <w:p>
+            <w:r>
+              <w:rPr>
+                <w:sz w:val="17"/>
+              </w:rPr>
+              <w:t>ALI 2014-05</w:t>
+            </w:r>
+          </w:p>
+        </w:tc>
+        <w:tc>
+          <w:tcPr>
+            <w:tcW w:type="dxa" w:w="2160"/>
+          </w:tcPr>
+          <w:p>
+            <w:r>
+              <w:rPr>
+                <w:sz w:val="17"/>
+              </w:rPr>
+              <w:t>(none liquid US)</w:t>
+            </w:r>
+          </w:p>
+        </w:tc>
+        <w:tc>
+          <w:tcPr>
+            <w:tcW w:type="dxa" w:w="2160"/>
+          </w:tcPr>
+          <w:p>
+            <w:r>
+              <w:rPr>
+                <w:sz w:val="17"/>
+              </w:rPr>
+              <w:t>LME for deep history</w:t>
+            </w:r>
+          </w:p>
+        </w:tc>
+      </w:tr>
+      <w:tr>
+        <w:tc>
+          <w:tcPr>
+            <w:tcW w:type="dxa" w:w="2160"/>
+          </w:tcPr>
+          <w:p>
+            <w:r>
+              <w:rPr>
+                <w:sz w:val="17"/>
+              </w:rPr>
+              <w:t>Precious basket</w:t>
+            </w:r>
+          </w:p>
+        </w:tc>
+        <w:tc>
+          <w:tcPr>
+            <w:tcW w:type="dxa" w:w="2160"/>
+          </w:tcPr>
+          <w:p>
+            <w:r>
+              <w:rPr>
+                <w:sz w:val="17"/>
+              </w:rPr>
+              <w:t>—</w:t>
+            </w:r>
+          </w:p>
+        </w:tc>
+        <w:tc>
+          <w:tcPr>
+            <w:tcW w:type="dxa" w:w="2160"/>
+          </w:tcPr>
+          <w:p>
+            <w:r>
+              <w:rPr>
+                <w:sz w:val="17"/>
+              </w:rPr>
+              <w:t>DBP 2007</w:t>
+            </w:r>
+          </w:p>
+        </w:tc>
+        <w:tc>
+          <w:tcPr>
+            <w:tcW w:type="dxa" w:w="2160"/>
+          </w:tcPr>
+          <w:p>
+            <w:r>
+              <w:rPr>
+                <w:sz w:val="17"/>
+              </w:rPr>
+              <w:t>—</w:t>
             </w:r>
           </w:p>
         </w:tc>
       </w:tr>
     </w:tbl>
-    <w:p>
-      <w:r>
-        <w:rPr>
-          <w:b/>
-        </w:rPr>
-        <w:t>Metals</w:t>
-      </w:r>
-      <w:r>
-        <w:t xml:space="preserve"> (top-tier GC, SI, HG)</w:t>
-      </w:r>
-    </w:p>
-    <w:tbl>
-      <w:tblPr>
-        <w:tblStyle w:val="LightGrid-Accent1"/>
-        <w:tblW w:type="auto" w:w="0"/>
-        <w:jc w:val="center"/>
-        <w:tblLook w:firstColumn="1" w:firstRow="1" w:lastColumn="0" w:lastRow="0" w:noHBand="0" w:noVBand="1" w:val="04A0"/>
-      </w:tblPr>
-      <w:tblGrid>
-        <w:gridCol w:w="1728"/>
-        <w:gridCol w:w="1728"/>
-        <w:gridCol w:w="1728"/>
-        <w:gridCol w:w="1728"/>
-        <w:gridCol w:w="1728"/>
-      </w:tblGrid>
-      <w:tr>
-        <w:tc>
-          <w:tcPr>
-            <w:tcW w:type="dxa" w:w="1728"/>
-          </w:tcPr>
-          <w:p>
-            <w:r>
-              <w:rPr>
-                <w:b/>
-                <w:sz w:val="17"/>
-              </w:rPr>
-              <w:t>Root</w:t>
-            </w:r>
-          </w:p>
-        </w:tc>
-        <w:tc>
-          <w:tcPr>
-            <w:tcW w:type="dxa" w:w="1728"/>
-          </w:tcPr>
-          <w:p>
-            <w:r>
-              <w:rPr>
-                <w:b/>
-                <w:sz w:val="17"/>
-              </w:rPr>
-              <w:t>Commodity</w:t>
-            </w:r>
-          </w:p>
-        </w:tc>
-        <w:tc>
-          <w:tcPr>
-            <w:tcW w:type="dxa" w:w="1728"/>
-          </w:tcPr>
-          <w:p>
-            <w:r>
-              <w:rPr>
-                <w:b/>
-                <w:sz w:val="17"/>
-              </w:rPr>
-              <w:t>Inception</w:t>
-            </w:r>
-          </w:p>
-        </w:tc>
-        <w:tc>
-          <w:tcPr>
-            <w:tcW w:type="dxa" w:w="1728"/>
-          </w:tcPr>
-          <w:p>
-            <w:r>
-              <w:rPr>
-                <w:b/>
-                <w:sz w:val="17"/>
-              </w:rPr>
-              <w:t>Deep splice</w:t>
-            </w:r>
-          </w:p>
-        </w:tc>
-        <w:tc>
-          <w:tcPr>
-            <w:tcW w:type="dxa" w:w="1728"/>
-          </w:tcPr>
-          <w:p>
-            <w:r>
-              <w:rPr>
-                <w:b/>
-                <w:sz w:val="17"/>
-              </w:rPr>
-              <w:t>Conf.</w:t>
-            </w:r>
-          </w:p>
-        </w:tc>
-      </w:tr>
-      <w:tr>
-        <w:tc>
-          <w:tcPr>
-            <w:tcW w:type="dxa" w:w="1728"/>
-          </w:tcPr>
-          <w:p>
-            <w:r>
-              <w:rPr>
-                <w:b/>
-                <w:sz w:val="17"/>
-              </w:rPr>
-              <w:t>GC</w:t>
-            </w:r>
-            <w:r>
-              <w:rPr>
-                <w:sz w:val="17"/>
-              </w:rPr>
-              <w:t xml:space="preserve"> / MGC</w:t>
-            </w:r>
-          </w:p>
-        </w:tc>
-        <w:tc>
-          <w:tcPr>
-            <w:tcW w:type="dxa" w:w="1728"/>
-          </w:tcPr>
-          <w:p>
-            <w:r>
-              <w:rPr>
-                <w:sz w:val="17"/>
-              </w:rPr>
-              <w:t>gold / micro</w:t>
-            </w:r>
-          </w:p>
-        </w:tc>
-        <w:tc>
-          <w:tcPr>
-            <w:tcW w:type="dxa" w:w="1728"/>
-          </w:tcPr>
-          <w:p>
-            <w:r>
-              <w:rPr>
-                <w:sz w:val="17"/>
-              </w:rPr>
-              <w:t>1974-12-31 / 2010-10</w:t>
-            </w:r>
-          </w:p>
-        </w:tc>
-        <w:tc>
-          <w:tcPr>
-            <w:tcW w:type="dxa" w:w="1728"/>
-          </w:tcPr>
-          <w:p>
-            <w:r>
-              <w:rPr>
-                <w:sz w:val="17"/>
-              </w:rPr>
-              <w:t xml:space="preserve">gold annual </w:t>
-            </w:r>
-            <w:r>
-              <w:rPr>
-                <w:b/>
-                <w:sz w:val="17"/>
-              </w:rPr>
-              <w:t>1833</w:t>
-            </w:r>
-            <w:r>
-              <w:rPr>
-                <w:sz w:val="17"/>
-              </w:rPr>
-              <w:t xml:space="preserve">, LBMA fix </w:t>
-            </w:r>
-            <w:r>
-              <w:rPr>
-                <w:b/>
-                <w:sz w:val="17"/>
-              </w:rPr>
-              <w:t>1968</w:t>
-            </w:r>
-          </w:p>
-        </w:tc>
-        <w:tc>
-          <w:tcPr>
-            <w:tcW w:type="dxa" w:w="1728"/>
-          </w:tcPr>
-          <w:p>
-            <w:r>
-              <w:rPr>
-                <w:sz w:val="17"/>
-              </w:rPr>
-              <w:t>[H]</w:t>
-            </w:r>
-          </w:p>
-        </w:tc>
-      </w:tr>
-      <w:tr>
-        <w:tc>
-          <w:tcPr>
-            <w:tcW w:type="dxa" w:w="1728"/>
-          </w:tcPr>
-          <w:p>
-            <w:r>
-              <w:rPr>
-                <w:b/>
-                <w:sz w:val="17"/>
-              </w:rPr>
-              <w:t>SI</w:t>
-            </w:r>
-            <w:r>
-              <w:rPr>
-                <w:sz w:val="17"/>
-              </w:rPr>
-              <w:t xml:space="preserve"> / SIL</w:t>
-            </w:r>
-          </w:p>
-        </w:tc>
-        <w:tc>
-          <w:tcPr>
-            <w:tcW w:type="dxa" w:w="1728"/>
-          </w:tcPr>
-          <w:p>
-            <w:r>
-              <w:rPr>
-                <w:sz w:val="17"/>
-              </w:rPr>
-              <w:t>silver / micro</w:t>
-            </w:r>
-          </w:p>
-        </w:tc>
-        <w:tc>
-          <w:tcPr>
-            <w:tcW w:type="dxa" w:w="1728"/>
-          </w:tcPr>
-          <w:p>
-            <w:r>
-              <w:rPr>
-                <w:sz w:val="17"/>
-              </w:rPr>
-              <w:t>1963 / ~2010</w:t>
-            </w:r>
-          </w:p>
-        </w:tc>
-        <w:tc>
-          <w:tcPr>
-            <w:tcW w:type="dxa" w:w="1728"/>
-          </w:tcPr>
-          <w:p>
-            <w:r>
-              <w:rPr>
-                <w:sz w:val="17"/>
-              </w:rPr>
-              <w:t>LBMA silver; continuous ~1975</w:t>
-            </w:r>
-          </w:p>
-        </w:tc>
-        <w:tc>
-          <w:tcPr>
-            <w:tcW w:type="dxa" w:w="1728"/>
-          </w:tcPr>
-          <w:p>
-            <w:r>
-              <w:rPr>
-                <w:sz w:val="17"/>
-              </w:rPr>
-              <w:t>[H/L]</w:t>
-            </w:r>
-          </w:p>
-        </w:tc>
-      </w:tr>
-      <w:tr>
-        <w:tc>
-          <w:tcPr>
-            <w:tcW w:type="dxa" w:w="1728"/>
-          </w:tcPr>
-          <w:p>
-            <w:r>
-              <w:rPr>
-                <w:b/>
-                <w:sz w:val="17"/>
-              </w:rPr>
-              <w:t>HG</w:t>
-            </w:r>
-            <w:r>
-              <w:rPr>
-                <w:sz w:val="17"/>
-              </w:rPr>
-              <w:t xml:space="preserve"> / MHG</w:t>
-            </w:r>
-          </w:p>
-        </w:tc>
-        <w:tc>
-          <w:tcPr>
-            <w:tcW w:type="dxa" w:w="1728"/>
-          </w:tcPr>
-          <w:p>
-            <w:r>
-              <w:rPr>
-                <w:sz w:val="17"/>
-              </w:rPr>
-              <w:t>copper (high-grade) / micro</w:t>
-            </w:r>
-          </w:p>
-        </w:tc>
-        <w:tc>
-          <w:tcPr>
-            <w:tcW w:type="dxa" w:w="1728"/>
-          </w:tcPr>
-          <w:p>
-            <w:r>
-              <w:rPr>
-                <w:sz w:val="17"/>
-              </w:rPr>
-              <w:t>1988-07-29 / 2022-05</w:t>
-            </w:r>
-          </w:p>
-        </w:tc>
-        <w:tc>
-          <w:tcPr>
-            <w:tcW w:type="dxa" w:w="1728"/>
-          </w:tcPr>
-          <w:p>
-            <w:r>
-              <w:rPr>
-                <w:sz w:val="17"/>
-              </w:rPr>
-              <w:t xml:space="preserve">copper </w:t>
-            </w:r>
-            <w:r>
-              <w:rPr>
-                <w:b/>
-                <w:sz w:val="17"/>
-              </w:rPr>
-              <w:t>1959</w:t>
-            </w:r>
-          </w:p>
-        </w:tc>
-        <w:tc>
-          <w:tcPr>
-            <w:tcW w:type="dxa" w:w="1728"/>
-          </w:tcPr>
-          <w:p>
-            <w:r>
-              <w:rPr>
-                <w:sz w:val="17"/>
-              </w:rPr>
-              <w:t>[H]</w:t>
-            </w:r>
-          </w:p>
-        </w:tc>
-      </w:tr>
-      <w:tr>
-        <w:tc>
-          <w:tcPr>
-            <w:tcW w:type="dxa" w:w="1728"/>
-          </w:tcPr>
-          <w:p>
-            <w:r>
-              <w:rPr>
-                <w:sz w:val="17"/>
-              </w:rPr>
-              <w:t>PL / PA</w:t>
-            </w:r>
-          </w:p>
-        </w:tc>
-        <w:tc>
-          <w:tcPr>
-            <w:tcW w:type="dxa" w:w="1728"/>
-          </w:tcPr>
-          <w:p>
-            <w:r>
-              <w:rPr>
-                <w:sz w:val="17"/>
-              </w:rPr>
-              <w:t>platinum / palladium</w:t>
-            </w:r>
-          </w:p>
-        </w:tc>
-        <w:tc>
-          <w:tcPr>
-            <w:tcW w:type="dxa" w:w="1728"/>
-          </w:tcPr>
-          <w:p>
-            <w:r>
-              <w:rPr>
-                <w:sz w:val="17"/>
-              </w:rPr>
-              <w:t>1956 / 1968</w:t>
-            </w:r>
-          </w:p>
-        </w:tc>
-        <w:tc>
-          <w:tcPr>
-            <w:tcW w:type="dxa" w:w="1728"/>
-          </w:tcPr>
-          <w:p>
-            <w:r>
-              <w:rPr>
-                <w:sz w:val="17"/>
-              </w:rPr>
-              <w:t>continuous ~1968 / ~1977</w:t>
-            </w:r>
-          </w:p>
-        </w:tc>
-        <w:tc>
-          <w:tcPr>
-            <w:tcW w:type="dxa" w:w="1728"/>
-          </w:tcPr>
-          <w:p>
-            <w:r>
-              <w:rPr>
-                <w:sz w:val="17"/>
-              </w:rPr>
-              <w:t>[M]</w:t>
-            </w:r>
-          </w:p>
-        </w:tc>
-      </w:tr>
-      <w:tr>
-        <w:tc>
-          <w:tcPr>
-            <w:tcW w:type="dxa" w:w="1728"/>
-          </w:tcPr>
-          <w:p>
-            <w:r>
-              <w:rPr>
-                <w:sz w:val="17"/>
-              </w:rPr>
-              <w:t>ALI</w:t>
-            </w:r>
-          </w:p>
-        </w:tc>
-        <w:tc>
-          <w:tcPr>
-            <w:tcW w:type="dxa" w:w="1728"/>
-          </w:tcPr>
-          <w:p>
-            <w:r>
-              <w:rPr>
-                <w:sz w:val="17"/>
-              </w:rPr>
-              <w:t>aluminum (NA physical)</w:t>
-            </w:r>
-          </w:p>
-        </w:tc>
-        <w:tc>
-          <w:tcPr>
-            <w:tcW w:type="dxa" w:w="1728"/>
-          </w:tcPr>
-          <w:p>
-            <w:r>
-              <w:rPr>
-                <w:sz w:val="17"/>
-              </w:rPr>
-              <w:t>2014-05-05</w:t>
-            </w:r>
-          </w:p>
-        </w:tc>
-        <w:tc>
-          <w:tcPr>
-            <w:tcW w:type="dxa" w:w="1728"/>
-          </w:tcPr>
-          <w:p>
-            <w:r>
-              <w:rPr>
-                <w:sz w:val="17"/>
-              </w:rPr>
-              <w:t>LME for deep history</w:t>
-            </w:r>
-          </w:p>
-        </w:tc>
-        <w:tc>
-          <w:tcPr>
-            <w:tcW w:type="dxa" w:w="1728"/>
-          </w:tcPr>
-          <w:p>
-            <w:r>
-              <w:rPr>
-                <w:sz w:val="17"/>
-              </w:rPr>
-              <w:t>[H]</w:t>
-            </w:r>
-          </w:p>
-        </w:tc>
-      </w:tr>
-    </w:tbl>
-    <w:p>
-      <w:r>
-        <w:rPr>
-          <w:b/>
-        </w:rPr>
-        <w:t>Grains &amp; oilseeds</w:t>
-      </w:r>
-      <w:r>
-        <w:t xml:space="preserve"> (top-tier ZC, ZS, ZW) — pit origins 1877–1947; clean continuous ~1959–73</w:t>
-      </w:r>
-    </w:p>
-    <w:tbl>
-      <w:tblPr>
-        <w:tblStyle w:val="LightGrid-Accent1"/>
-        <w:tblW w:type="auto" w:w="0"/>
-        <w:jc w:val="center"/>
-        <w:tblLook w:firstColumn="1" w:firstRow="1" w:lastColumn="0" w:lastRow="0" w:noHBand="0" w:noVBand="1" w:val="04A0"/>
-      </w:tblPr>
-      <w:tblGrid>
-        <w:gridCol w:w="1728"/>
-        <w:gridCol w:w="1728"/>
-        <w:gridCol w:w="1728"/>
-        <w:gridCol w:w="1728"/>
-        <w:gridCol w:w="1728"/>
-      </w:tblGrid>
-      <w:tr>
-        <w:tc>
-          <w:tcPr>
-            <w:tcW w:type="dxa" w:w="1728"/>
-          </w:tcPr>
-          <w:p>
-            <w:r>
-              <w:rPr>
-                <w:b/>
-                <w:sz w:val="17"/>
-              </w:rPr>
-              <w:t>Root</w:t>
-            </w:r>
-          </w:p>
-        </w:tc>
-        <w:tc>
-          <w:tcPr>
-            <w:tcW w:type="dxa" w:w="1728"/>
-          </w:tcPr>
-          <w:p>
-            <w:r>
-              <w:rPr>
-                <w:b/>
-                <w:sz w:val="17"/>
-              </w:rPr>
-              <w:t>Commodity</w:t>
-            </w:r>
-          </w:p>
-        </w:tc>
-        <w:tc>
-          <w:tcPr>
-            <w:tcW w:type="dxa" w:w="1728"/>
-          </w:tcPr>
-          <w:p>
-            <w:r>
-              <w:rPr>
-                <w:b/>
-                <w:sz w:val="17"/>
-              </w:rPr>
-              <w:t>Pit inception</w:t>
-            </w:r>
-          </w:p>
-        </w:tc>
-        <w:tc>
-          <w:tcPr>
-            <w:tcW w:type="dxa" w:w="1728"/>
-          </w:tcPr>
-          <w:p>
-            <w:r>
-              <w:rPr>
-                <w:b/>
-                <w:sz w:val="17"/>
-              </w:rPr>
-              <w:t>Continuous</w:t>
-            </w:r>
-          </w:p>
-        </w:tc>
-        <w:tc>
-          <w:tcPr>
-            <w:tcW w:type="dxa" w:w="1728"/>
-          </w:tcPr>
-          <w:p>
-            <w:r>
-              <w:rPr>
-                <w:b/>
-                <w:sz w:val="17"/>
-              </w:rPr>
-              <w:t>Conf.</w:t>
-            </w:r>
-          </w:p>
-        </w:tc>
-      </w:tr>
-      <w:tr>
-        <w:tc>
-          <w:tcPr>
-            <w:tcW w:type="dxa" w:w="1728"/>
-          </w:tcPr>
-          <w:p>
-            <w:r>
-              <w:rPr>
-                <w:sz w:val="17"/>
-              </w:rPr>
-              <w:t>ZC / ZW / ZO</w:t>
-            </w:r>
-          </w:p>
-        </w:tc>
-        <w:tc>
-          <w:tcPr>
-            <w:tcW w:type="dxa" w:w="1728"/>
-          </w:tcPr>
-          <w:p>
-            <w:r>
-              <w:rPr>
-                <w:sz w:val="17"/>
-              </w:rPr>
-              <w:t>corn / SRW wheat / oats</w:t>
-            </w:r>
-          </w:p>
-        </w:tc>
-        <w:tc>
-          <w:tcPr>
-            <w:tcW w:type="dxa" w:w="1728"/>
-          </w:tcPr>
-          <w:p>
-            <w:r>
-              <w:rPr>
-                <w:sz w:val="17"/>
-              </w:rPr>
-              <w:t>1877</w:t>
-            </w:r>
-          </w:p>
-        </w:tc>
-        <w:tc>
-          <w:tcPr>
-            <w:tcW w:type="dxa" w:w="1728"/>
-          </w:tcPr>
-          <w:p>
-            <w:r>
-              <w:rPr>
-                <w:sz w:val="17"/>
-              </w:rPr>
-              <w:t>~1959</w:t>
-            </w:r>
-          </w:p>
-        </w:tc>
-        <w:tc>
-          <w:tcPr>
-            <w:tcW w:type="dxa" w:w="1728"/>
-          </w:tcPr>
-          <w:p>
-            <w:r>
-              <w:rPr>
-                <w:sz w:val="17"/>
-              </w:rPr>
-              <w:t>[H/M]</w:t>
-            </w:r>
-          </w:p>
-        </w:tc>
-      </w:tr>
-      <w:tr>
-        <w:tc>
-          <w:tcPr>
-            <w:tcW w:type="dxa" w:w="1728"/>
-          </w:tcPr>
-          <w:p>
-            <w:r>
-              <w:rPr>
-                <w:sz w:val="17"/>
-              </w:rPr>
-              <w:t>ZS / ZL / ZM</w:t>
-            </w:r>
-          </w:p>
-        </w:tc>
-        <w:tc>
-          <w:tcPr>
-            <w:tcW w:type="dxa" w:w="1728"/>
-          </w:tcPr>
-          <w:p>
-            <w:r>
-              <w:rPr>
-                <w:sz w:val="17"/>
-              </w:rPr>
-              <w:t>soybeans / oil / meal</w:t>
-            </w:r>
-          </w:p>
-        </w:tc>
-        <w:tc>
-          <w:tcPr>
-            <w:tcW w:type="dxa" w:w="1728"/>
-          </w:tcPr>
-          <w:p>
-            <w:r>
-              <w:rPr>
-                <w:sz w:val="17"/>
-              </w:rPr>
-              <w:t>1936 / 1946 / 1947</w:t>
-            </w:r>
-          </w:p>
-        </w:tc>
-        <w:tc>
-          <w:tcPr>
-            <w:tcW w:type="dxa" w:w="1728"/>
-          </w:tcPr>
-          <w:p>
-            <w:r>
-              <w:rPr>
-                <w:sz w:val="17"/>
-              </w:rPr>
-              <w:t>~1959–69</w:t>
-            </w:r>
-          </w:p>
-        </w:tc>
-        <w:tc>
-          <w:tcPr>
-            <w:tcW w:type="dxa" w:w="1728"/>
-          </w:tcPr>
-          <w:p>
-            <w:r>
-              <w:rPr>
-                <w:sz w:val="17"/>
-              </w:rPr>
-              <w:t>[H]</w:t>
-            </w:r>
-          </w:p>
-        </w:tc>
-      </w:tr>
-      <w:tr>
-        <w:tc>
-          <w:tcPr>
-            <w:tcW w:type="dxa" w:w="1728"/>
-          </w:tcPr>
-          <w:p>
-            <w:r>
-              <w:rPr>
-                <w:sz w:val="17"/>
-              </w:rPr>
-              <w:t>KE / MWE</w:t>
-            </w:r>
-          </w:p>
-        </w:tc>
-        <w:tc>
-          <w:tcPr>
-            <w:tcW w:type="dxa" w:w="1728"/>
-          </w:tcPr>
-          <w:p>
-            <w:r>
-              <w:rPr>
-                <w:sz w:val="17"/>
-              </w:rPr>
-              <w:t>HRW / HRS wheat</w:t>
-            </w:r>
-          </w:p>
-        </w:tc>
-        <w:tc>
-          <w:tcPr>
-            <w:tcW w:type="dxa" w:w="1728"/>
-          </w:tcPr>
-          <w:p>
-            <w:r>
-              <w:rPr>
-                <w:sz w:val="17"/>
-              </w:rPr>
-              <w:t>1876 / 1883</w:t>
-            </w:r>
-          </w:p>
-        </w:tc>
-        <w:tc>
-          <w:tcPr>
-            <w:tcW w:type="dxa" w:w="1728"/>
-          </w:tcPr>
-          <w:p>
-            <w:r>
-              <w:rPr>
-                <w:sz w:val="17"/>
-              </w:rPr>
-              <w:t>~1970s</w:t>
-            </w:r>
-          </w:p>
-        </w:tc>
-        <w:tc>
-          <w:tcPr>
-            <w:tcW w:type="dxa" w:w="1728"/>
-          </w:tcPr>
-          <w:p>
-            <w:r>
-              <w:rPr>
-                <w:sz w:val="17"/>
-              </w:rPr>
-              <w:t>[M]</w:t>
-            </w:r>
-          </w:p>
-        </w:tc>
-      </w:tr>
-      <w:tr>
-        <w:tc>
-          <w:tcPr>
-            <w:tcW w:type="dxa" w:w="1728"/>
-          </w:tcPr>
-          <w:p>
-            <w:r>
-              <w:rPr>
-                <w:sz w:val="17"/>
-              </w:rPr>
-              <w:t>ZR</w:t>
-            </w:r>
-          </w:p>
-        </w:tc>
-        <w:tc>
-          <w:tcPr>
-            <w:tcW w:type="dxa" w:w="1728"/>
-          </w:tcPr>
-          <w:p>
-            <w:r>
-              <w:rPr>
-                <w:sz w:val="17"/>
-              </w:rPr>
-              <w:t>rough rice</w:t>
-            </w:r>
-          </w:p>
-        </w:tc>
-        <w:tc>
-          <w:tcPr>
-            <w:tcW w:type="dxa" w:w="1728"/>
-          </w:tcPr>
-          <w:p>
-            <w:r>
-              <w:rPr>
-                <w:sz w:val="17"/>
-              </w:rPr>
-              <w:t>1994 (CBOT)</w:t>
-            </w:r>
-          </w:p>
-        </w:tc>
-        <w:tc>
-          <w:tcPr>
-            <w:tcW w:type="dxa" w:w="1728"/>
-          </w:tcPr>
-          <w:p>
-            <w:r>
-              <w:rPr>
-                <w:sz w:val="17"/>
-              </w:rPr>
-              <w:t>~1986 (MidAm)</w:t>
-            </w:r>
-          </w:p>
-        </w:tc>
-        <w:tc>
-          <w:tcPr>
-            <w:tcW w:type="dxa" w:w="1728"/>
-          </w:tcPr>
-          <w:p>
-            <w:r>
-              <w:rPr>
-                <w:sz w:val="17"/>
-              </w:rPr>
-              <w:t>[M]</w:t>
-            </w:r>
-          </w:p>
-        </w:tc>
-      </w:tr>
-    </w:tbl>
-    <w:p>
-      <w:r>
-        <w:rPr>
-          <w:b/>
-        </w:rPr>
-        <w:t>Softs &amp; livestock</w:t>
-      </w:r>
-      <w:r>
-        <w:t xml:space="preserve"> (top-tier SB, KC, LE, HE)</w:t>
-      </w:r>
-    </w:p>
-    <w:tbl>
-      <w:tblPr>
-        <w:tblStyle w:val="LightGrid-Accent1"/>
-        <w:tblW w:type="auto" w:w="0"/>
-        <w:jc w:val="center"/>
-        <w:tblLook w:firstColumn="1" w:firstRow="1" w:lastColumn="0" w:lastRow="0" w:noHBand="0" w:noVBand="1" w:val="04A0"/>
-      </w:tblPr>
-      <w:tblGrid>
-        <w:gridCol w:w="1728"/>
-        <w:gridCol w:w="1728"/>
-        <w:gridCol w:w="1728"/>
-        <w:gridCol w:w="1728"/>
-        <w:gridCol w:w="1728"/>
-      </w:tblGrid>
-      <w:tr>
-        <w:tc>
-          <w:tcPr>
-            <w:tcW w:type="dxa" w:w="1728"/>
-          </w:tcPr>
-          <w:p>
-            <w:r>
-              <w:rPr>
-                <w:b/>
-                <w:sz w:val="17"/>
-              </w:rPr>
-              <w:t>Root</w:t>
-            </w:r>
-          </w:p>
-        </w:tc>
-        <w:tc>
-          <w:tcPr>
-            <w:tcW w:type="dxa" w:w="1728"/>
-          </w:tcPr>
-          <w:p>
-            <w:r>
-              <w:rPr>
-                <w:b/>
-                <w:sz w:val="17"/>
-              </w:rPr>
-              <w:t>Commodity</w:t>
-            </w:r>
-          </w:p>
-        </w:tc>
-        <w:tc>
-          <w:tcPr>
-            <w:tcW w:type="dxa" w:w="1728"/>
-          </w:tcPr>
-          <w:p>
-            <w:r>
-              <w:rPr>
-                <w:b/>
-                <w:sz w:val="17"/>
-              </w:rPr>
-              <w:t>Pit inception</w:t>
-            </w:r>
-          </w:p>
-        </w:tc>
-        <w:tc>
-          <w:tcPr>
-            <w:tcW w:type="dxa" w:w="1728"/>
-          </w:tcPr>
-          <w:p>
-            <w:r>
-              <w:rPr>
-                <w:b/>
-                <w:sz w:val="17"/>
-              </w:rPr>
-              <w:t>Continuous</w:t>
-            </w:r>
-          </w:p>
-        </w:tc>
-        <w:tc>
-          <w:tcPr>
-            <w:tcW w:type="dxa" w:w="1728"/>
-          </w:tcPr>
-          <w:p>
-            <w:r>
-              <w:rPr>
-                <w:b/>
-                <w:sz w:val="17"/>
-              </w:rPr>
-              <w:t>Conf.</w:t>
-            </w:r>
-          </w:p>
-        </w:tc>
-      </w:tr>
-      <w:tr>
-        <w:tc>
-          <w:tcPr>
-            <w:tcW w:type="dxa" w:w="1728"/>
-          </w:tcPr>
-          <w:p>
-            <w:r>
-              <w:rPr>
-                <w:sz w:val="17"/>
-              </w:rPr>
-              <w:t>SB / KC / CC / CT</w:t>
-            </w:r>
-          </w:p>
-        </w:tc>
-        <w:tc>
-          <w:tcPr>
-            <w:tcW w:type="dxa" w:w="1728"/>
-          </w:tcPr>
-          <w:p>
-            <w:r>
-              <w:rPr>
-                <w:sz w:val="17"/>
-              </w:rPr>
-              <w:t>sugar#11 / coffee-C / cocoa / cotton#2</w:t>
-            </w:r>
-          </w:p>
-        </w:tc>
-        <w:tc>
-          <w:tcPr>
-            <w:tcW w:type="dxa" w:w="1728"/>
-          </w:tcPr>
-          <w:p>
-            <w:r>
-              <w:rPr>
-                <w:sz w:val="17"/>
-              </w:rPr>
-              <w:t>1961 / 1960s / 1925 / 1870</w:t>
-            </w:r>
-          </w:p>
-        </w:tc>
-        <w:tc>
-          <w:tcPr>
-            <w:tcW w:type="dxa" w:w="1728"/>
-          </w:tcPr>
-          <w:p>
-            <w:r>
-              <w:rPr>
-                <w:sz w:val="17"/>
-              </w:rPr>
-              <w:t>~1959–73</w:t>
-            </w:r>
-          </w:p>
-        </w:tc>
-        <w:tc>
-          <w:tcPr>
-            <w:tcW w:type="dxa" w:w="1728"/>
-          </w:tcPr>
-          <w:p>
-            <w:r>
-              <w:rPr>
-                <w:sz w:val="17"/>
-              </w:rPr>
-              <w:t>[H/M]</w:t>
-            </w:r>
-          </w:p>
-        </w:tc>
-      </w:tr>
-      <w:tr>
-        <w:tc>
-          <w:tcPr>
-            <w:tcW w:type="dxa" w:w="1728"/>
-          </w:tcPr>
-          <w:p>
-            <w:r>
-              <w:rPr>
-                <w:sz w:val="17"/>
-              </w:rPr>
-              <w:t>OJ / LBR</w:t>
-            </w:r>
-          </w:p>
-        </w:tc>
-        <w:tc>
-          <w:tcPr>
-            <w:tcW w:type="dxa" w:w="1728"/>
-          </w:tcPr>
-          <w:p>
-            <w:r>
-              <w:rPr>
-                <w:sz w:val="17"/>
-              </w:rPr>
-              <w:t>orange juice / lumber</w:t>
-            </w:r>
-          </w:p>
-        </w:tc>
-        <w:tc>
-          <w:tcPr>
-            <w:tcW w:type="dxa" w:w="1728"/>
-          </w:tcPr>
-          <w:p>
-            <w:r>
-              <w:rPr>
-                <w:sz w:val="17"/>
-              </w:rPr>
-              <w:t>1966 / 2023 (LBS 1969)</w:t>
-            </w:r>
-          </w:p>
-        </w:tc>
-        <w:tc>
-          <w:tcPr>
-            <w:tcW w:type="dxa" w:w="1728"/>
-          </w:tcPr>
-          <w:p>
-            <w:r>
-              <w:rPr>
-                <w:sz w:val="17"/>
-              </w:rPr>
-              <w:t>~1967 / 2023</w:t>
-            </w:r>
-          </w:p>
-        </w:tc>
-        <w:tc>
-          <w:tcPr>
-            <w:tcW w:type="dxa" w:w="1728"/>
-          </w:tcPr>
-          <w:p>
-            <w:r>
-              <w:rPr>
-                <w:sz w:val="17"/>
-              </w:rPr>
-              <w:t>[M/H]</w:t>
-            </w:r>
-          </w:p>
-        </w:tc>
-      </w:tr>
-      <w:tr>
-        <w:tc>
-          <w:tcPr>
-            <w:tcW w:type="dxa" w:w="1728"/>
-          </w:tcPr>
-          <w:p>
-            <w:r>
-              <w:rPr>
-                <w:sz w:val="17"/>
-              </w:rPr>
-              <w:t>LE / GF / HE</w:t>
-            </w:r>
-          </w:p>
-        </w:tc>
-        <w:tc>
-          <w:tcPr>
-            <w:tcW w:type="dxa" w:w="1728"/>
-          </w:tcPr>
-          <w:p>
-            <w:r>
-              <w:rPr>
-                <w:sz w:val="17"/>
-              </w:rPr>
-              <w:t>live cattle / feeder / lean hogs</w:t>
-            </w:r>
-          </w:p>
-        </w:tc>
-        <w:tc>
-          <w:tcPr>
-            <w:tcW w:type="dxa" w:w="1728"/>
-          </w:tcPr>
-          <w:p>
-            <w:r>
-              <w:rPr>
-                <w:sz w:val="17"/>
-              </w:rPr>
-              <w:t>1964 / 1971 / 1966</w:t>
-            </w:r>
-          </w:p>
-        </w:tc>
-        <w:tc>
-          <w:tcPr>
-            <w:tcW w:type="dxa" w:w="1728"/>
-          </w:tcPr>
-          <w:p>
-            <w:r>
-              <w:rPr>
-                <w:sz w:val="17"/>
-              </w:rPr>
-              <w:t>native</w:t>
-            </w:r>
-          </w:p>
-        </w:tc>
-        <w:tc>
-          <w:tcPr>
-            <w:tcW w:type="dxa" w:w="1728"/>
-          </w:tcPr>
-          <w:p>
-            <w:r>
-              <w:rPr>
-                <w:sz w:val="17"/>
-              </w:rPr>
-              <w:t>[H]</w:t>
-            </w:r>
-          </w:p>
-        </w:tc>
-      </w:tr>
-    </w:tbl>
-    <w:p>
-      <w:pPr>
-        <w:ind w:left="432"/>
-        <w:shd w:val="clear" w:fill="EEF3FB"/>
-      </w:pPr>
-      <w:r>
-        <w:rPr>
-          <w:b/>
-          <w:i/>
-        </w:rPr>
-        <w:t>HE splice break:</w:t>
-      </w:r>
-      <w:r>
-        <w:rPr>
-          <w:i/>
-        </w:rPr>
-        <w:t xml:space="preserve"> live-hog (physical) pre-1997 → lean-hog (cash-settled) 1997; basis definition changed. Pit-vs-vendor gap: grains/softs trace to the 1800s but clean machine-readable continuous data starts ~1959–1973 (electronic-only from ~2008).</w:t>
-      </w:r>
-    </w:p>
     <w:p>
       <w:r>
         <w:rPr>
@@ -6267,13 +6077,10 @@
         <w:t>1957</w:t>
       </w:r>
       <w:r>
-        <w:t xml:space="preserve"> (live, oldest), S&amp;P GSCI</w:t>
+        <w:t xml:space="preserve"> (oldest live), S&amp;P GSCI back-tested</w:t>
       </w:r>
     </w:p>
     <w:p>
-      <w:r>
-        <w:t xml:space="preserve">back-tested </w:t>
-      </w:r>
       <w:r>
         <w:rPr>
           <w:b/>
@@ -6290,7 +6097,7 @@
         <w:t>1960</w:t>
       </w:r>
       <w:r>
-        <w:t xml:space="preserve"> (GSCI/BCOM pre-1991 are hypothetical).</w:t>
+        <w:t xml:space="preserve"> (GSCI/BCOM pre-1991 are hypothetical — flag in backtests).</w:t>
       </w:r>
     </w:p>
     <w:p>
@@ -6305,7 +6112,7 @@
         <w:pStyle w:val="Heading2"/>
       </w:pPr>
       <w:r>
-        <w:t>6. Deep-history index backbone (the splice anchors)</w:t>
+        <w:t>6. Deep-history index/price backbone (splice anchors)</w:t>
       </w:r>
     </w:p>
     <w:tbl>
@@ -6416,7 +6223,7 @@
               <w:rPr>
                 <w:sz w:val="17"/>
               </w:rPr>
-              <w:t>Ken French market TR (daily)</w:t>
+              <w:t>Ken French US market TR (daily)</w:t>
             </w:r>
           </w:p>
         </w:tc>
@@ -6646,7 +6453,7 @@
               <w:rPr>
                 <w:sz w:val="17"/>
               </w:rPr>
-              <w:t>VIX index (VXO methodology)</w:t>
+              <w:t>WTI annual (Macrotrends)</w:t>
             </w:r>
           </w:p>
         </w:tc>
@@ -6660,13 +6467,7 @@
                 <w:b/>
                 <w:sz w:val="17"/>
               </w:rPr>
-              <w:t>1986</w:t>
-            </w:r>
-            <w:r>
-              <w:rPr>
-                <w:sz w:val="17"/>
-              </w:rPr>
-              <w:t xml:space="preserve"> (VIX 1990)</w:t>
+              <w:t>1946</w:t>
             </w:r>
           </w:p>
         </w:tc>
@@ -6679,7 +6480,7 @@
               <w:rPr>
                 <w:sz w:val="17"/>
               </w:rPr>
-              <w:t>Cboe</w:t>
+              <w:t>macrotrends.net</w:t>
             </w:r>
           </w:p>
         </w:tc>
@@ -6694,7 +6495,7 @@
               <w:rPr>
                 <w:sz w:val="17"/>
               </w:rPr>
-              <w:t>FX (IMM currency futures)</w:t>
+              <w:t>VIX index (VXO methodology)</w:t>
             </w:r>
           </w:p>
         </w:tc>
@@ -6708,7 +6509,13 @@
                 <w:b/>
                 <w:sz w:val="17"/>
               </w:rPr>
-              <w:t>1972-05-16</w:t>
+              <w:t>1986</w:t>
+            </w:r>
+            <w:r>
+              <w:rPr>
+                <w:sz w:val="17"/>
+              </w:rPr>
+              <w:t xml:space="preserve"> (VIX 1990)</w:t>
             </w:r>
           </w:p>
         </w:tc>
@@ -6721,7 +6528,7 @@
               <w:rPr>
                 <w:sz w:val="17"/>
               </w:rPr>
-              <w:t>CME</w:t>
+              <w:t>Cboe</w:t>
             </w:r>
           </w:p>
         </w:tc>
@@ -6739,54 +6546,7 @@
         <w:pStyle w:val="Heading2"/>
       </w:pPr>
       <w:r>
-        <w:t xml:space="preserve">7. ETFs (47 liquid names) — see </w:t>
-      </w:r>
-      <w:r>
-        <w:rPr>
-          <w:rFonts w:ascii="Consolas" w:hAnsi="Consolas"/>
-          <w:sz w:val="19"/>
-        </w:rPr>
-        <w:t>instrument_universe.csv</w:t>
-      </w:r>
-    </w:p>
-    <w:p>
-      <w:r>
-        <w:t>Unchanged from the prior round: broad equity (SPY 1993 → S&amp;P 500 TR 1988; QQQ, IWM, DIA,</w:t>
-      </w:r>
-    </w:p>
-    <w:p>
-      <w:r>
-        <w:t>VTI, MDY, Russell 1000 family), 11 sector SPDRs (1998-12-16; XLRE 2015, XLC 2018), bond</w:t>
-      </w:r>
-    </w:p>
-    <w:p>
-      <w:r>
-        <w:t>ETFs (SHY/IEF/TLT/LQD 2002, AGG 2003, HYG 2007 → Bloomberg TR indices 1973–83), commodity</w:t>
-      </w:r>
-    </w:p>
-    <w:p>
-      <w:r>
-        <w:t>ETFs (GLD 2004→LBMA 1968 spot; futures-backed USO/UNG/DBC/GSG → **rolled-futures indices,</w:t>
-      </w:r>
-    </w:p>
-    <w:p>
-      <w:r>
-        <w:t>not spot**), and international (EFA, EEM). Full table in the CSV.</w:t>
-      </w:r>
-    </w:p>
-    <w:p>
-      <w:pPr>
-        <w:pBdr>
-          <w:bottom w:val="single" w:sz="6" w:space="1" w:color="999999"/>
-        </w:pBdr>
-      </w:pPr>
-    </w:p>
-    <w:p>
-      <w:pPr>
-        <w:pStyle w:val="Heading2"/>
-      </w:pPr>
-      <w:r>
-        <w:t>8. Data vendors by access tier</w:t>
+        <w:t>7. Data vendors by access tier</w:t>
       </w:r>
     </w:p>
     <w:p>
@@ -6800,12 +6560,12 @@
         <w:t>Free, offline-capable here:</w:t>
       </w:r>
       <w:r>
-        <w:t xml:space="preserve"> synthetic + CSV; plus the free deep-history *files*</w:t>
+        <w:t xml:space="preserve"> synthetic + CSV; plus the free deep-history *files* (Shiller,</w:t>
       </w:r>
     </w:p>
     <w:p>
       <w:r>
-        <w:t>(Shiller, Ken French, Damodaran, NMA gold, FRED) — static CSV, committable as fixtures.</w:t>
+        <w:t>Ken French, Damodaran, NMA gold, FRED) — static CSV, committable as offline fixtures.</w:t>
       </w:r>
     </w:p>
     <w:p>
@@ -6819,12 +6579,12 @@
         <w:t>Freemium + key (network-gated):</w:t>
       </w:r>
       <w:r>
-        <w:t xml:space="preserve"> Tiingo (best free real EOD; equities/ETFs to 1962),</w:t>
+        <w:t xml:space="preserve"> Tiingo (best free real EOD; equities/ETFs to 1962), Polygon,</w:t>
       </w:r>
     </w:p>
     <w:p>
       <w:r>
-        <w:t>Alpha Vantage, Polygon; Stooq/yfinance/FRED-API (free, network-gated).</w:t>
+        <w:t>Alpha Vantage; Stooq / yfinance / FRED-API (free, network-gated).</w:t>
       </w:r>
     </w:p>
     <w:p>
@@ -6847,13 +6607,10 @@
         <w:t>Norgate</w:t>
       </w:r>
       <w:r>
-        <w:t xml:space="preserve"> (stocks 1950 + futures, survivorship-free, best</w:t>
+        <w:t xml:space="preserve"> (stocks 1950 + futures, survivorship-free, best value),</w:t>
       </w:r>
     </w:p>
     <w:p>
-      <w:r>
-        <w:t xml:space="preserve">value), </w:t>
-      </w:r>
       <w:r>
         <w:rPr>
           <w:b/>
@@ -6861,7 +6618,7 @@
         <w:t>CSI</w:t>
       </w:r>
       <w:r>
-        <w:t xml:space="preserve"> (deepest futures, ~1949–59 oldest grains), </w:t>
+        <w:t xml:space="preserve"> (deepest futures), </w:t>
       </w:r>
       <w:r>
         <w:rPr>
@@ -6870,12 +6627,7 @@
         <w:t>Pinnacle</w:t>
       </w:r>
       <w:r>
-        <w:t xml:space="preserve"> (deep futures,</w:t>
-      </w:r>
-    </w:p>
-    <w:p>
-      <w:r>
-        <w:t xml:space="preserve">cheap), </w:t>
+        <w:t xml:space="preserve"> (deep futures), </w:t>
       </w:r>
       <w:r>
         <w:rPr>
@@ -6893,7 +6645,12 @@
         <w:t>Sharadar</w:t>
       </w:r>
       <w:r>
-        <w:t xml:space="preserve"> (bias-free equities 1998), EODHD.</w:t>
+        <w:t xml:space="preserve"> (bias-free</w:t>
+      </w:r>
+    </w:p>
+    <w:p>
+      <w:r>
+        <w:t>equities 1998), EODHD.</w:t>
       </w:r>
     </w:p>
     <w:p>
@@ -6912,21 +6669,21 @@
     </w:p>
     <w:p>
       <w:r>
-        <w:t xml:space="preserve">For </w:t>
+        <w:t xml:space="preserve">Futures continuous-contract vendors: </w:t>
       </w:r>
       <w:r>
         <w:rPr>
           <w:b/>
         </w:rPr>
-        <w:t>futures</w:t>
+        <w:t>Norgate / CSI / Pinnacle / Stevens-SCF</w:t>
       </w:r>
       <w:r>
-        <w:t>, the canonical continuous-contract vendors are **Norgate / CSI / Pinnacle</w:t>
+        <w:t xml:space="preserve"> (the old free</w:t>
       </w:r>
     </w:p>
     <w:p>
       <w:r>
-        <w:t>/ Stevens-SCF**; the old free Quandl CHRIS is discontinued (2018).</w:t>
+        <w:t>Quandl CHRIS is discontinued, 2018).</w:t>
       </w:r>
     </w:p>
     <w:p>
@@ -6941,7 +6698,7 @@
         <w:pStyle w:val="Heading2"/>
       </w:pPr>
       <w:r>
-        <w:t>9. Reachability from this build environment</w:t>
+        <w:t>8. Reachability from this build environment</w:t>
       </w:r>
     </w:p>
     <w:p>
@@ -6955,12 +6712,12 @@
         <w:t>every</w:t>
       </w:r>
       <w:r>
-        <w:t xml:space="preserve"> market-data host (only PyPI/PythonHosted/GitHub</w:t>
+        <w:t xml:space="preserve"> market-data host (only PyPI/PythonHosted/GitHub resolve).</w:t>
       </w:r>
     </w:p>
     <w:p>
       <w:r>
-        <w:t xml:space="preserve">resolve). The system runs here on </w:t>
+        <w:t xml:space="preserve">The system runs here on </w:t>
       </w:r>
       <w:r>
         <w:rPr>
@@ -6969,22 +6726,17 @@
         <w:t>synthetic + committed CSV fixtures</w:t>
       </w:r>
       <w:r>
-        <w:t>; this catalog is</w:t>
+        <w:t>; this catalog is the *sourcing plan*</w:t>
       </w:r>
     </w:p>
     <w:p>
       <w:r>
-        <w:t>the *sourcing plan* for when it runs where a network path or paid vendor exists. The free</w:t>
+        <w:t>for when it runs where a network path or paid vendor exists. The free deep-history files</w:t>
       </w:r>
     </w:p>
     <w:p>
       <w:r>
-        <w:t>deep-history files (Shiller/French/Damodaran/NMA/FRED) are static downloads committable as</w:t>
-      </w:r>
-    </w:p>
-    <w:p>
-      <w:r>
-        <w:t>offline fixtures to seed the universe.</w:t>
+        <w:t>(Shiller/French/Damodaran/NMA/FRED) are static downloads committable as offline fixtures.</w:t>
       </w:r>
     </w:p>
     <w:p>
@@ -6999,7 +6751,7 @@
         <w:pStyle w:val="Heading2"/>
       </w:pPr>
       <w:r>
-        <w:t>10. Machine-readable catalog</w:t>
+        <w:t>9. Machine-readable catalog</w:t>
       </w:r>
     </w:p>
     <w:p>
@@ -7031,7 +6783,7 @@
     </w:p>
     <w:p>
       <w:r>
-        <w:t xml:space="preserve">173 rows across </w:t>
+        <w:t xml:space="preserve">Asset classes: </w:t>
       </w:r>
       <w:r>
         <w:rPr>
@@ -7058,6 +6810,16 @@
           <w:rFonts w:ascii="Consolas" w:hAnsi="Consolas"/>
           <w:sz w:val="19"/>
         </w:rPr>
+        <w:t>equity_index</w:t>
+      </w:r>
+      <w:r>
+        <w:t xml:space="preserve">, </w:t>
+      </w:r>
+      <w:r>
+        <w:rPr>
+          <w:rFonts w:ascii="Consolas" w:hAnsi="Consolas"/>
+          <w:sz w:val="19"/>
+        </w:rPr>
         <w:t>equity_index_future</w:t>
       </w:r>
       <w:r>
@@ -7068,7 +6830,7 @@
           <w:rFonts w:ascii="Consolas" w:hAnsi="Consolas"/>
           <w:sz w:val="19"/>
         </w:rPr>
-        <w:t>vol_future</w:t>
+        <w:t>etf</w:t>
       </w:r>
       <w:r>
         <w:t>,</w:t>
@@ -7080,7 +6842,17 @@
           <w:rFonts w:ascii="Consolas" w:hAnsi="Consolas"/>
           <w:sz w:val="19"/>
         </w:rPr>
-        <w:t>fx_future</w:t>
+        <w:t>vol_future</w:t>
+      </w:r>
+      <w:r>
+        <w:t xml:space="preserve">, </w:t>
+      </w:r>
+      <w:r>
+        <w:rPr>
+          <w:rFonts w:ascii="Consolas" w:hAnsi="Consolas"/>
+          <w:sz w:val="19"/>
+        </w:rPr>
+        <w:t>vol_etf</w:t>
       </w:r>
       <w:r>
         <w:t xml:space="preserve">, </w:t>
@@ -7100,7 +6872,17 @@
           <w:rFonts w:ascii="Consolas" w:hAnsi="Consolas"/>
           <w:sz w:val="19"/>
         </w:rPr>
-        <w:t>commodity_future</w:t>
+        <w:t>treasury_etf</w:t>
+      </w:r>
+      <w:r>
+        <w:t xml:space="preserve">, </w:t>
+      </w:r>
+      <w:r>
+        <w:rPr>
+          <w:rFonts w:ascii="Consolas" w:hAnsi="Consolas"/>
+          <w:sz w:val="19"/>
+        </w:rPr>
+        <w:t>credit_etf</w:t>
       </w:r>
       <w:r>
         <w:t xml:space="preserve">, </w:t>
@@ -7113,8 +6895,10 @@
         <w:t>rate_series</w:t>
       </w:r>
       <w:r>
-        <w:t xml:space="preserve">, </w:t>
+        <w:t>,</w:t>
       </w:r>
+    </w:p>
+    <w:p>
       <w:r>
         <w:rPr>
           <w:rFonts w:ascii="Consolas" w:hAnsi="Consolas"/>
@@ -7123,10 +6907,28 @@
         <w:t>bond_total_return</w:t>
       </w:r>
       <w:r>
-        <w:t>,</w:t>
+        <w:t xml:space="preserve">, </w:t>
       </w:r>
-    </w:p>
-    <w:p>
+      <w:r>
+        <w:rPr>
+          <w:rFonts w:ascii="Consolas" w:hAnsi="Consolas"/>
+          <w:sz w:val="19"/>
+        </w:rPr>
+        <w:t>commodity_future</w:t>
+      </w:r>
+      <w:r>
+        <w:t xml:space="preserve">, </w:t>
+      </w:r>
+      <w:r>
+        <w:rPr>
+          <w:rFonts w:ascii="Consolas" w:hAnsi="Consolas"/>
+          <w:sz w:val="19"/>
+        </w:rPr>
+        <w:t>commodity_etf</w:t>
+      </w:r>
+      <w:r>
+        <w:t xml:space="preserve">, </w:t>
+      </w:r>
       <w:r>
         <w:rPr>
           <w:rFonts w:ascii="Consolas" w:hAnsi="Consolas"/>
@@ -7145,30 +6947,13 @@
         <w:t>commodity_spot</w:t>
       </w:r>
       <w:r>
-        <w:t xml:space="preserve">, </w:t>
-      </w:r>
-      <w:r>
-        <w:rPr>
-          <w:rFonts w:ascii="Consolas" w:hAnsi="Consolas"/>
-          <w:sz w:val="19"/>
-        </w:rPr>
-        <w:t>equity_index</w:t>
-      </w:r>
-      <w:r>
-        <w:t xml:space="preserve">, </w:t>
-      </w:r>
-      <w:r>
-        <w:rPr>
-          <w:rFonts w:ascii="Consolas" w:hAnsi="Consolas"/>
-          <w:sz w:val="19"/>
-        </w:rPr>
-        <w:t>etf</w:t>
-      </w:r>
-      <w:r>
-        <w:t>. Intended as the seed for a</w:t>
+        <w:t>.</w:t>
       </w:r>
     </w:p>
     <w:p>
+      <w:r>
+        <w:t xml:space="preserve">Intended as the seed for </w:t>
+      </w:r>
       <w:r>
         <w:rPr>
           <w:rFonts w:ascii="Consolas" w:hAnsi="Consolas"/>
@@ -7177,12 +6962,7 @@
         <w:t>StrategySpec.universe</w:t>
       </w:r>
       <w:r>
-        <w:t>; extend toward full S&amp;P 500 / Russell PIT membership when a</w:t>
-      </w:r>
-    </w:p>
-    <w:p>
-      <w:r>
-        <w:t>constituents source is wired in.</w:t>
+        <w:t>.</w:t>
       </w:r>
     </w:p>
     <w:p>
@@ -7197,17 +6977,17 @@
         <w:pStyle w:val="Heading2"/>
       </w:pPr>
       <w:r>
-        <w:t>11. Verification caveats</w:t>
+        <w:t>10. Verification caveats</w:t>
       </w:r>
     </w:p>
     <w:p>
       <w:r>
-        <w:t>Publisher/exchange/FRED/SSRN pages largely block automated fetch (403); dates verified via</w:t>
+        <w:t>Publisher/exchange/FRED pages largely block automated fetch (403); dates verified via concurring</w:t>
       </w:r>
     </w:p>
     <w:p>
       <w:r>
-        <w:t xml:space="preserve">concurring secondary indexes and provider/issuer pages, with per-row </w:t>
+        <w:t xml:space="preserve">secondary indexes and issuer pages, per-row </w:t>
       </w:r>
       <w:r>
         <w:rPr>
@@ -7216,35 +6996,8 @@
         </w:rPr>
         <w:t>[H]/[M]/[L]</w:t>
       </w:r>
-    </w:p>
-    <w:p>
       <w:r>
-        <w:t xml:space="preserve">confidence. Confirm before relying on: platinum/palladium inception </w:t>
-      </w:r>
-      <w:r>
-        <w:rPr>
-          <w:rFonts w:ascii="Consolas" w:hAnsi="Consolas"/>
-          <w:sz w:val="19"/>
-        </w:rPr>
-        <w:t>[L/M]</w:t>
-      </w:r>
-      <w:r>
-        <w:t>; Micro Silver</w:t>
-      </w:r>
-    </w:p>
-    <w:p>
-      <w:r>
-        <w:t xml:space="preserve">SIL launch </w:t>
-      </w:r>
-      <w:r>
-        <w:rPr>
-          <w:rFonts w:ascii="Consolas" w:hAnsi="Consolas"/>
-          <w:sz w:val="19"/>
-        </w:rPr>
-        <w:t>[L]</w:t>
-      </w:r>
-      <w:r>
-        <w:t xml:space="preserve">; several FRED DGS starts + DGS30 2002–06 gap </w:t>
+        <w:t xml:space="preserve">. Added ETF inception dates flagged </w:t>
       </w:r>
       <w:r>
         <w:rPr>
@@ -7253,38 +7006,30 @@
         </w:rPr>
         <w:t>[M]</w:t>
       </w:r>
+    </w:p>
+    <w:p>
       <w:r>
-        <w:t xml:space="preserve">; EMD/SMC futures </w:t>
-      </w:r>
-      <w:r>
-        <w:rPr>
-          <w:rFonts w:ascii="Consolas" w:hAnsi="Consolas"/>
-          <w:sz w:val="19"/>
-        </w:rPr>
-        <w:t>[M]</w:t>
-      </w:r>
-      <w:r>
-        <w:t>;</w:t>
+        <w:t>("verify day") come from known issuer facts, not a live fetch — confirm exact first-trade days in</w:t>
       </w:r>
     </w:p>
     <w:p>
       <w:r>
-        <w:t>exact per-symbol continuous-series starts (grains/softs ~1959–73, far later than pit); 6A</w:t>
+        <w:t>the prospectus/SEC 497 if day-level precision matters (especially the Vanguard/abrdn/Invesco lines:</w:t>
       </w:r>
     </w:p>
     <w:p>
       <w:r>
-        <w:t>(1987) and modern 6M (1995) / 6N (2004); CME day-level first-trade dates (CME's "Historical</w:t>
+        <w:t>VGSH/VGIT/VGLT, EDV, ZROZ, SGOL/SIVR/PPLT/PALL, CPER, BNO, UGA, DBE, DBP, IEI, TLH, SHV). Futures</w:t>
       </w:r>
     </w:p>
     <w:p>
       <w:r>
-        <w:t>First Trade Dates" page blocks automated fetch). Full source URLs are in the ten</w:t>
+        <w:t>continuous-series start dates are vendor-dependent; commodity futures here all have modern contracts</w:t>
       </w:r>
     </w:p>
     <w:p>
       <w:r>
-        <w:t>research-agent reports underlying this catalog.</w:t>
+        <w:t>whose vendor data ≈ inception (energy/metals), unlike the (now-excluded) grains/softs.</w:t>
       </w:r>
     </w:p>
     <w:sectPr>

--- a/docs/Instrument_Universe.docx
+++ b/docs/Instrument_Universe.docx
@@ -931,2057 +931,6 @@
     </w:p>
     <w:p>
       <w:pPr>
-        <w:pStyle w:val="Heading3"/>
-      </w:pPr>
-      <w:r>
-        <w:t>1b. Deep-history anchor stocks (explicit — longest single-name daily series)</w:t>
-      </w:r>
-    </w:p>
-    <w:p>
-      <w:r>
-        <w:t xml:space="preserve">Free retail feeds bottom at the </w:t>
-      </w:r>
-      <w:r>
-        <w:rPr>
-          <w:b/>
-        </w:rPr>
-        <w:t>~1962 wall</w:t>
-      </w:r>
-      <w:r>
-        <w:t xml:space="preserve">; only </w:t>
-      </w:r>
-      <w:r>
-        <w:rPr>
-          <w:b/>
-        </w:rPr>
-        <w:t>CRSP</w:t>
-      </w:r>
-      <w:r>
-        <w:t xml:space="preserve"> (paid/academic) goes deeper —</w:t>
-      </w:r>
-    </w:p>
-    <w:p>
-      <w:r>
-        <w:t xml:space="preserve">daily to </w:t>
-      </w:r>
-      <w:r>
-        <w:rPr>
-          <w:b/>
-        </w:rPr>
-        <w:t>1926</w:t>
-      </w:r>
-      <w:r>
-        <w:t xml:space="preserve"> (Pre62), monthly to </w:t>
-      </w:r>
-      <w:r>
-        <w:rPr>
-          <w:b/>
-        </w:rPr>
-        <w:t>Dec 1925</w:t>
-      </w:r>
-      <w:r>
-        <w:t>. Per-name earliest:</w:t>
-      </w:r>
-    </w:p>
-    <w:tbl>
-      <w:tblPr>
-        <w:tblStyle w:val="LightGrid-Accent1"/>
-        <w:tblW w:type="auto" w:w="0"/>
-        <w:jc w:val="center"/>
-        <w:tblLook w:firstColumn="1" w:firstRow="1" w:lastColumn="0" w:lastRow="0" w:noHBand="0" w:noVBand="1" w:val="04A0"/>
-      </w:tblPr>
-      <w:tblGrid>
-        <w:gridCol w:w="1728"/>
-        <w:gridCol w:w="1728"/>
-        <w:gridCol w:w="1728"/>
-        <w:gridCol w:w="1728"/>
-        <w:gridCol w:w="1728"/>
-      </w:tblGrid>
-      <w:tr>
-        <w:tc>
-          <w:tcPr>
-            <w:tcW w:type="dxa" w:w="1728"/>
-          </w:tcPr>
-          <w:p>
-            <w:r>
-              <w:rPr>
-                <w:b/>
-                <w:sz w:val="17"/>
-              </w:rPr>
-              <w:t>Ticker</w:t>
-            </w:r>
-          </w:p>
-        </w:tc>
-        <w:tc>
-          <w:tcPr>
-            <w:tcW w:type="dxa" w:w="1728"/>
-          </w:tcPr>
-          <w:p>
-            <w:r>
-              <w:rPr>
-                <w:b/>
-                <w:sz w:val="17"/>
-              </w:rPr>
-              <w:t>Company</w:t>
-            </w:r>
-          </w:p>
-        </w:tc>
-        <w:tc>
-          <w:tcPr>
-            <w:tcW w:type="dxa" w:w="1728"/>
-          </w:tcPr>
-          <w:p>
-            <w:r>
-              <w:rPr>
-                <w:b/>
-                <w:sz w:val="17"/>
-              </w:rPr>
-              <w:t>GICS sector</w:t>
-            </w:r>
-          </w:p>
-        </w:tc>
-        <w:tc>
-          <w:tcPr>
-            <w:tcW w:type="dxa" w:w="1728"/>
-          </w:tcPr>
-          <w:p>
-            <w:r>
-              <w:rPr>
-                <w:b/>
-                <w:sz w:val="17"/>
-              </w:rPr>
-              <w:t>Free-feed daily</w:t>
-            </w:r>
-          </w:p>
-        </w:tc>
-        <w:tc>
-          <w:tcPr>
-            <w:tcW w:type="dxa" w:w="1728"/>
-          </w:tcPr>
-          <w:p>
-            <w:r>
-              <w:rPr>
-                <w:b/>
-                <w:sz w:val="17"/>
-              </w:rPr>
-              <w:t>CRSP earliest</w:t>
-            </w:r>
-          </w:p>
-        </w:tc>
-      </w:tr>
-      <w:tr>
-        <w:tc>
-          <w:tcPr>
-            <w:tcW w:type="dxa" w:w="1728"/>
-          </w:tcPr>
-          <w:p>
-            <w:r>
-              <w:rPr>
-                <w:sz w:val="17"/>
-              </w:rPr>
-              <w:t>GE</w:t>
-            </w:r>
-          </w:p>
-        </w:tc>
-        <w:tc>
-          <w:tcPr>
-            <w:tcW w:type="dxa" w:w="1728"/>
-          </w:tcPr>
-          <w:p>
-            <w:r>
-              <w:rPr>
-                <w:sz w:val="17"/>
-              </w:rPr>
-              <w:t>General Electric</w:t>
-            </w:r>
-          </w:p>
-        </w:tc>
-        <w:tc>
-          <w:tcPr>
-            <w:tcW w:type="dxa" w:w="1728"/>
-          </w:tcPr>
-          <w:p>
-            <w:r>
-              <w:rPr>
-                <w:sz w:val="17"/>
-              </w:rPr>
-              <w:t>Industrials</w:t>
-            </w:r>
-          </w:p>
-        </w:tc>
-        <w:tc>
-          <w:tcPr>
-            <w:tcW w:type="dxa" w:w="1728"/>
-          </w:tcPr>
-          <w:p>
-            <w:r>
-              <w:rPr>
-                <w:sz w:val="17"/>
-              </w:rPr>
-              <w:t>1962</w:t>
-            </w:r>
-          </w:p>
-        </w:tc>
-        <w:tc>
-          <w:tcPr>
-            <w:tcW w:type="dxa" w:w="1728"/>
-          </w:tcPr>
-          <w:p>
-            <w:r>
-              <w:rPr>
-                <w:b/>
-                <w:sz w:val="17"/>
-              </w:rPr>
-              <w:t>1925-12</w:t>
-            </w:r>
-            <w:r>
-              <w:rPr>
-                <w:sz w:val="17"/>
-              </w:rPr>
-              <w:t xml:space="preserve"> (NYSE 1892)</w:t>
-            </w:r>
-          </w:p>
-        </w:tc>
-      </w:tr>
-      <w:tr>
-        <w:tc>
-          <w:tcPr>
-            <w:tcW w:type="dxa" w:w="1728"/>
-          </w:tcPr>
-          <w:p>
-            <w:r>
-              <w:rPr>
-                <w:sz w:val="17"/>
-              </w:rPr>
-              <w:t>IBM</w:t>
-            </w:r>
-          </w:p>
-        </w:tc>
-        <w:tc>
-          <w:tcPr>
-            <w:tcW w:type="dxa" w:w="1728"/>
-          </w:tcPr>
-          <w:p>
-            <w:r>
-              <w:rPr>
-                <w:sz w:val="17"/>
-              </w:rPr>
-              <w:t>IBM</w:t>
-            </w:r>
-          </w:p>
-        </w:tc>
-        <w:tc>
-          <w:tcPr>
-            <w:tcW w:type="dxa" w:w="1728"/>
-          </w:tcPr>
-          <w:p>
-            <w:r>
-              <w:rPr>
-                <w:sz w:val="17"/>
-              </w:rPr>
-              <w:t>Info Tech</w:t>
-            </w:r>
-          </w:p>
-        </w:tc>
-        <w:tc>
-          <w:tcPr>
-            <w:tcW w:type="dxa" w:w="1728"/>
-          </w:tcPr>
-          <w:p>
-            <w:r>
-              <w:rPr>
-                <w:sz w:val="17"/>
-              </w:rPr>
-              <w:t>1962</w:t>
-            </w:r>
-          </w:p>
-        </w:tc>
-        <w:tc>
-          <w:tcPr>
-            <w:tcW w:type="dxa" w:w="1728"/>
-          </w:tcPr>
-          <w:p>
-            <w:r>
-              <w:rPr>
-                <w:b/>
-                <w:sz w:val="17"/>
-              </w:rPr>
-              <w:t>1925-12</w:t>
-            </w:r>
-            <w:r>
-              <w:rPr>
-                <w:sz w:val="17"/>
-              </w:rPr>
-              <w:t xml:space="preserve"> (1915)</w:t>
-            </w:r>
-          </w:p>
-        </w:tc>
-      </w:tr>
-      <w:tr>
-        <w:tc>
-          <w:tcPr>
-            <w:tcW w:type="dxa" w:w="1728"/>
-          </w:tcPr>
-          <w:p>
-            <w:r>
-              <w:rPr>
-                <w:sz w:val="17"/>
-              </w:rPr>
-              <w:t>KO</w:t>
-            </w:r>
-          </w:p>
-        </w:tc>
-        <w:tc>
-          <w:tcPr>
-            <w:tcW w:type="dxa" w:w="1728"/>
-          </w:tcPr>
-          <w:p>
-            <w:r>
-              <w:rPr>
-                <w:sz w:val="17"/>
-              </w:rPr>
-              <w:t>Coca-Cola</w:t>
-            </w:r>
-          </w:p>
-        </w:tc>
-        <w:tc>
-          <w:tcPr>
-            <w:tcW w:type="dxa" w:w="1728"/>
-          </w:tcPr>
-          <w:p>
-            <w:r>
-              <w:rPr>
-                <w:sz w:val="17"/>
-              </w:rPr>
-              <w:t>Staples</w:t>
-            </w:r>
-          </w:p>
-        </w:tc>
-        <w:tc>
-          <w:tcPr>
-            <w:tcW w:type="dxa" w:w="1728"/>
-          </w:tcPr>
-          <w:p>
-            <w:r>
-              <w:rPr>
-                <w:sz w:val="17"/>
-              </w:rPr>
-              <w:t>1962</w:t>
-            </w:r>
-          </w:p>
-        </w:tc>
-        <w:tc>
-          <w:tcPr>
-            <w:tcW w:type="dxa" w:w="1728"/>
-          </w:tcPr>
-          <w:p>
-            <w:r>
-              <w:rPr>
-                <w:b/>
-                <w:sz w:val="17"/>
-              </w:rPr>
-              <w:t>1925-12</w:t>
-            </w:r>
-            <w:r>
-              <w:rPr>
-                <w:sz w:val="17"/>
-              </w:rPr>
-              <w:t xml:space="preserve"> (1919)</w:t>
-            </w:r>
-          </w:p>
-        </w:tc>
-      </w:tr>
-      <w:tr>
-        <w:tc>
-          <w:tcPr>
-            <w:tcW w:type="dxa" w:w="1728"/>
-          </w:tcPr>
-          <w:p>
-            <w:r>
-              <w:rPr>
-                <w:sz w:val="17"/>
-              </w:rPr>
-              <w:t>PG</w:t>
-            </w:r>
-          </w:p>
-        </w:tc>
-        <w:tc>
-          <w:tcPr>
-            <w:tcW w:type="dxa" w:w="1728"/>
-          </w:tcPr>
-          <w:p>
-            <w:r>
-              <w:rPr>
-                <w:sz w:val="17"/>
-              </w:rPr>
-              <w:t>Procter &amp; Gamble</w:t>
-            </w:r>
-          </w:p>
-        </w:tc>
-        <w:tc>
-          <w:tcPr>
-            <w:tcW w:type="dxa" w:w="1728"/>
-          </w:tcPr>
-          <w:p>
-            <w:r>
-              <w:rPr>
-                <w:sz w:val="17"/>
-              </w:rPr>
-              <w:t>Staples</w:t>
-            </w:r>
-          </w:p>
-        </w:tc>
-        <w:tc>
-          <w:tcPr>
-            <w:tcW w:type="dxa" w:w="1728"/>
-          </w:tcPr>
-          <w:p>
-            <w:r>
-              <w:rPr>
-                <w:sz w:val="17"/>
-              </w:rPr>
-              <w:t>1962</w:t>
-            </w:r>
-          </w:p>
-        </w:tc>
-        <w:tc>
-          <w:tcPr>
-            <w:tcW w:type="dxa" w:w="1728"/>
-          </w:tcPr>
-          <w:p>
-            <w:r>
-              <w:rPr>
-                <w:b/>
-                <w:sz w:val="17"/>
-              </w:rPr>
-              <w:t>1925-12</w:t>
-            </w:r>
-            <w:r>
-              <w:rPr>
-                <w:sz w:val="17"/>
-              </w:rPr>
-              <w:t xml:space="preserve"> (1891)</w:t>
-            </w:r>
-          </w:p>
-        </w:tc>
-      </w:tr>
-      <w:tr>
-        <w:tc>
-          <w:tcPr>
-            <w:tcW w:type="dxa" w:w="1728"/>
-          </w:tcPr>
-          <w:p>
-            <w:r>
-              <w:rPr>
-                <w:sz w:val="17"/>
-              </w:rPr>
-              <w:t>XOM</w:t>
-            </w:r>
-          </w:p>
-        </w:tc>
-        <w:tc>
-          <w:tcPr>
-            <w:tcW w:type="dxa" w:w="1728"/>
-          </w:tcPr>
-          <w:p>
-            <w:r>
-              <w:rPr>
-                <w:sz w:val="17"/>
-              </w:rPr>
-              <w:t>Exxon Mobil</w:t>
-            </w:r>
-          </w:p>
-        </w:tc>
-        <w:tc>
-          <w:tcPr>
-            <w:tcW w:type="dxa" w:w="1728"/>
-          </w:tcPr>
-          <w:p>
-            <w:r>
-              <w:rPr>
-                <w:sz w:val="17"/>
-              </w:rPr>
-              <w:t>Energy</w:t>
-            </w:r>
-          </w:p>
-        </w:tc>
-        <w:tc>
-          <w:tcPr>
-            <w:tcW w:type="dxa" w:w="1728"/>
-          </w:tcPr>
-          <w:p>
-            <w:r>
-              <w:rPr>
-                <w:sz w:val="17"/>
-              </w:rPr>
-              <w:t>1962</w:t>
-            </w:r>
-          </w:p>
-        </w:tc>
-        <w:tc>
-          <w:tcPr>
-            <w:tcW w:type="dxa" w:w="1728"/>
-          </w:tcPr>
-          <w:p>
-            <w:r>
-              <w:rPr>
-                <w:b/>
-                <w:sz w:val="17"/>
-              </w:rPr>
-              <w:t>1925-12</w:t>
-            </w:r>
-          </w:p>
-        </w:tc>
-      </w:tr>
-      <w:tr>
-        <w:tc>
-          <w:tcPr>
-            <w:tcW w:type="dxa" w:w="1728"/>
-          </w:tcPr>
-          <w:p>
-            <w:r>
-              <w:rPr>
-                <w:sz w:val="17"/>
-              </w:rPr>
-              <w:t>CVX</w:t>
-            </w:r>
-          </w:p>
-        </w:tc>
-        <w:tc>
-          <w:tcPr>
-            <w:tcW w:type="dxa" w:w="1728"/>
-          </w:tcPr>
-          <w:p>
-            <w:r>
-              <w:rPr>
-                <w:sz w:val="17"/>
-              </w:rPr>
-              <w:t>Chevron</w:t>
-            </w:r>
-          </w:p>
-        </w:tc>
-        <w:tc>
-          <w:tcPr>
-            <w:tcW w:type="dxa" w:w="1728"/>
-          </w:tcPr>
-          <w:p>
-            <w:r>
-              <w:rPr>
-                <w:sz w:val="17"/>
-              </w:rPr>
-              <w:t>Energy</w:t>
-            </w:r>
-          </w:p>
-        </w:tc>
-        <w:tc>
-          <w:tcPr>
-            <w:tcW w:type="dxa" w:w="1728"/>
-          </w:tcPr>
-          <w:p>
-            <w:r>
-              <w:rPr>
-                <w:sz w:val="17"/>
-              </w:rPr>
-              <w:t>1962</w:t>
-            </w:r>
-          </w:p>
-        </w:tc>
-        <w:tc>
-          <w:tcPr>
-            <w:tcW w:type="dxa" w:w="1728"/>
-          </w:tcPr>
-          <w:p>
-            <w:r>
-              <w:rPr>
-                <w:b/>
-                <w:sz w:val="17"/>
-              </w:rPr>
-              <w:t>1925-12</w:t>
-            </w:r>
-          </w:p>
-        </w:tc>
-      </w:tr>
-      <w:tr>
-        <w:tc>
-          <w:tcPr>
-            <w:tcW w:type="dxa" w:w="1728"/>
-          </w:tcPr>
-          <w:p>
-            <w:r>
-              <w:rPr>
-                <w:sz w:val="17"/>
-              </w:rPr>
-              <w:t>MO</w:t>
-            </w:r>
-          </w:p>
-        </w:tc>
-        <w:tc>
-          <w:tcPr>
-            <w:tcW w:type="dxa" w:w="1728"/>
-          </w:tcPr>
-          <w:p>
-            <w:r>
-              <w:rPr>
-                <w:sz w:val="17"/>
-              </w:rPr>
-              <w:t>Altria</w:t>
-            </w:r>
-          </w:p>
-        </w:tc>
-        <w:tc>
-          <w:tcPr>
-            <w:tcW w:type="dxa" w:w="1728"/>
-          </w:tcPr>
-          <w:p>
-            <w:r>
-              <w:rPr>
-                <w:sz w:val="17"/>
-              </w:rPr>
-              <w:t>Staples</w:t>
-            </w:r>
-          </w:p>
-        </w:tc>
-        <w:tc>
-          <w:tcPr>
-            <w:tcW w:type="dxa" w:w="1728"/>
-          </w:tcPr>
-          <w:p>
-            <w:r>
-              <w:rPr>
-                <w:sz w:val="17"/>
-              </w:rPr>
-              <w:t>1962</w:t>
-            </w:r>
-          </w:p>
-        </w:tc>
-        <w:tc>
-          <w:tcPr>
-            <w:tcW w:type="dxa" w:w="1728"/>
-          </w:tcPr>
-          <w:p>
-            <w:r>
-              <w:rPr>
-                <w:b/>
-                <w:sz w:val="17"/>
-              </w:rPr>
-              <w:t>1925-12</w:t>
-            </w:r>
-          </w:p>
-        </w:tc>
-      </w:tr>
-      <w:tr>
-        <w:tc>
-          <w:tcPr>
-            <w:tcW w:type="dxa" w:w="1728"/>
-          </w:tcPr>
-          <w:p>
-            <w:r>
-              <w:rPr>
-                <w:sz w:val="17"/>
-              </w:rPr>
-              <w:t>PEP</w:t>
-            </w:r>
-          </w:p>
-        </w:tc>
-        <w:tc>
-          <w:tcPr>
-            <w:tcW w:type="dxa" w:w="1728"/>
-          </w:tcPr>
-          <w:p>
-            <w:r>
-              <w:rPr>
-                <w:sz w:val="17"/>
-              </w:rPr>
-              <w:t>PepsiCo</w:t>
-            </w:r>
-          </w:p>
-        </w:tc>
-        <w:tc>
-          <w:tcPr>
-            <w:tcW w:type="dxa" w:w="1728"/>
-          </w:tcPr>
-          <w:p>
-            <w:r>
-              <w:rPr>
-                <w:sz w:val="17"/>
-              </w:rPr>
-              <w:t>Staples</w:t>
-            </w:r>
-          </w:p>
-        </w:tc>
-        <w:tc>
-          <w:tcPr>
-            <w:tcW w:type="dxa" w:w="1728"/>
-          </w:tcPr>
-          <w:p>
-            <w:r>
-              <w:rPr>
-                <w:sz w:val="17"/>
-              </w:rPr>
-              <w:t>1962</w:t>
-            </w:r>
-          </w:p>
-        </w:tc>
-        <w:tc>
-          <w:tcPr>
-            <w:tcW w:type="dxa" w:w="1728"/>
-          </w:tcPr>
-          <w:p>
-            <w:r>
-              <w:rPr>
-                <w:b/>
-                <w:sz w:val="17"/>
-              </w:rPr>
-              <w:t>1925-12</w:t>
-            </w:r>
-          </w:p>
-        </w:tc>
-      </w:tr>
-      <w:tr>
-        <w:tc>
-          <w:tcPr>
-            <w:tcW w:type="dxa" w:w="1728"/>
-          </w:tcPr>
-          <w:p>
-            <w:r>
-              <w:rPr>
-                <w:sz w:val="17"/>
-              </w:rPr>
-              <w:t>GD</w:t>
-            </w:r>
-          </w:p>
-        </w:tc>
-        <w:tc>
-          <w:tcPr>
-            <w:tcW w:type="dxa" w:w="1728"/>
-          </w:tcPr>
-          <w:p>
-            <w:r>
-              <w:rPr>
-                <w:sz w:val="17"/>
-              </w:rPr>
-              <w:t>General Dynamics</w:t>
-            </w:r>
-          </w:p>
-        </w:tc>
-        <w:tc>
-          <w:tcPr>
-            <w:tcW w:type="dxa" w:w="1728"/>
-          </w:tcPr>
-          <w:p>
-            <w:r>
-              <w:rPr>
-                <w:sz w:val="17"/>
-              </w:rPr>
-              <w:t>Industrials</w:t>
-            </w:r>
-          </w:p>
-        </w:tc>
-        <w:tc>
-          <w:tcPr>
-            <w:tcW w:type="dxa" w:w="1728"/>
-          </w:tcPr>
-          <w:p>
-            <w:r>
-              <w:rPr>
-                <w:sz w:val="17"/>
-              </w:rPr>
-              <w:t>1962</w:t>
-            </w:r>
-          </w:p>
-        </w:tc>
-        <w:tc>
-          <w:tcPr>
-            <w:tcW w:type="dxa" w:w="1728"/>
-          </w:tcPr>
-          <w:p>
-            <w:r>
-              <w:rPr>
-                <w:b/>
-                <w:sz w:val="17"/>
-              </w:rPr>
-              <w:t>1925-12</w:t>
-            </w:r>
-          </w:p>
-        </w:tc>
-      </w:tr>
-      <w:tr>
-        <w:tc>
-          <w:tcPr>
-            <w:tcW w:type="dxa" w:w="1728"/>
-          </w:tcPr>
-          <w:p>
-            <w:r>
-              <w:rPr>
-                <w:sz w:val="17"/>
-              </w:rPr>
-              <w:t>HON</w:t>
-            </w:r>
-          </w:p>
-        </w:tc>
-        <w:tc>
-          <w:tcPr>
-            <w:tcW w:type="dxa" w:w="1728"/>
-          </w:tcPr>
-          <w:p>
-            <w:r>
-              <w:rPr>
-                <w:sz w:val="17"/>
-              </w:rPr>
-              <w:t>Honeywell</w:t>
-            </w:r>
-          </w:p>
-        </w:tc>
-        <w:tc>
-          <w:tcPr>
-            <w:tcW w:type="dxa" w:w="1728"/>
-          </w:tcPr>
-          <w:p>
-            <w:r>
-              <w:rPr>
-                <w:sz w:val="17"/>
-              </w:rPr>
-              <w:t>Industrials</w:t>
-            </w:r>
-          </w:p>
-        </w:tc>
-        <w:tc>
-          <w:tcPr>
-            <w:tcW w:type="dxa" w:w="1728"/>
-          </w:tcPr>
-          <w:p>
-            <w:r>
-              <w:rPr>
-                <w:sz w:val="17"/>
-              </w:rPr>
-              <w:t>1962</w:t>
-            </w:r>
-          </w:p>
-        </w:tc>
-        <w:tc>
-          <w:tcPr>
-            <w:tcW w:type="dxa" w:w="1728"/>
-          </w:tcPr>
-          <w:p>
-            <w:r>
-              <w:rPr>
-                <w:b/>
-                <w:sz w:val="17"/>
-              </w:rPr>
-              <w:t>1925-12</w:t>
-            </w:r>
-          </w:p>
-        </w:tc>
-      </w:tr>
-      <w:tr>
-        <w:tc>
-          <w:tcPr>
-            <w:tcW w:type="dxa" w:w="1728"/>
-          </w:tcPr>
-          <w:p>
-            <w:r>
-              <w:rPr>
-                <w:sz w:val="17"/>
-              </w:rPr>
-              <w:t>T</w:t>
-            </w:r>
-          </w:p>
-        </w:tc>
-        <w:tc>
-          <w:tcPr>
-            <w:tcW w:type="dxa" w:w="1728"/>
-          </w:tcPr>
-          <w:p>
-            <w:r>
-              <w:rPr>
-                <w:sz w:val="17"/>
-              </w:rPr>
-              <w:t>AT&amp;T</w:t>
-            </w:r>
-          </w:p>
-        </w:tc>
-        <w:tc>
-          <w:tcPr>
-            <w:tcW w:type="dxa" w:w="1728"/>
-          </w:tcPr>
-          <w:p>
-            <w:r>
-              <w:rPr>
-                <w:sz w:val="17"/>
-              </w:rPr>
-              <w:t>Comm Svcs</w:t>
-            </w:r>
-          </w:p>
-        </w:tc>
-        <w:tc>
-          <w:tcPr>
-            <w:tcW w:type="dxa" w:w="1728"/>
-          </w:tcPr>
-          <w:p>
-            <w:r>
-              <w:rPr>
-                <w:sz w:val="17"/>
-              </w:rPr>
-              <w:t>1962</w:t>
-            </w:r>
-          </w:p>
-        </w:tc>
-        <w:tc>
-          <w:tcPr>
-            <w:tcW w:type="dxa" w:w="1728"/>
-          </w:tcPr>
-          <w:p>
-            <w:r>
-              <w:rPr>
-                <w:sz w:val="17"/>
-              </w:rPr>
-              <w:t>1925-12 (old AT&amp;T; entity break 1984)</w:t>
-            </w:r>
-          </w:p>
-        </w:tc>
-      </w:tr>
-      <w:tr>
-        <w:tc>
-          <w:tcPr>
-            <w:tcW w:type="dxa" w:w="1728"/>
-          </w:tcPr>
-          <w:p>
-            <w:r>
-              <w:rPr>
-                <w:sz w:val="17"/>
-              </w:rPr>
-              <w:t>GIS</w:t>
-            </w:r>
-          </w:p>
-        </w:tc>
-        <w:tc>
-          <w:tcPr>
-            <w:tcW w:type="dxa" w:w="1728"/>
-          </w:tcPr>
-          <w:p>
-            <w:r>
-              <w:rPr>
-                <w:sz w:val="17"/>
-              </w:rPr>
-              <w:t>General Mills</w:t>
-            </w:r>
-          </w:p>
-        </w:tc>
-        <w:tc>
-          <w:tcPr>
-            <w:tcW w:type="dxa" w:w="1728"/>
-          </w:tcPr>
-          <w:p>
-            <w:r>
-              <w:rPr>
-                <w:sz w:val="17"/>
-              </w:rPr>
-              <w:t>Staples</w:t>
-            </w:r>
-          </w:p>
-        </w:tc>
-        <w:tc>
-          <w:tcPr>
-            <w:tcW w:type="dxa" w:w="1728"/>
-          </w:tcPr>
-          <w:p>
-            <w:r>
-              <w:rPr>
-                <w:sz w:val="17"/>
-              </w:rPr>
-              <w:t>1962</w:t>
-            </w:r>
-          </w:p>
-        </w:tc>
-        <w:tc>
-          <w:tcPr>
-            <w:tcW w:type="dxa" w:w="1728"/>
-          </w:tcPr>
-          <w:p>
-            <w:r>
-              <w:rPr>
-                <w:sz w:val="17"/>
-              </w:rPr>
-              <w:t>1928</w:t>
-            </w:r>
-          </w:p>
-        </w:tc>
-      </w:tr>
-      <w:tr>
-        <w:tc>
-          <w:tcPr>
-            <w:tcW w:type="dxa" w:w="1728"/>
-          </w:tcPr>
-          <w:p>
-            <w:r>
-              <w:rPr>
-                <w:sz w:val="17"/>
-              </w:rPr>
-              <w:t>CAT</w:t>
-            </w:r>
-          </w:p>
-        </w:tc>
-        <w:tc>
-          <w:tcPr>
-            <w:tcW w:type="dxa" w:w="1728"/>
-          </w:tcPr>
-          <w:p>
-            <w:r>
-              <w:rPr>
-                <w:sz w:val="17"/>
-              </w:rPr>
-              <w:t>Caterpillar</w:t>
-            </w:r>
-          </w:p>
-        </w:tc>
-        <w:tc>
-          <w:tcPr>
-            <w:tcW w:type="dxa" w:w="1728"/>
-          </w:tcPr>
-          <w:p>
-            <w:r>
-              <w:rPr>
-                <w:sz w:val="17"/>
-              </w:rPr>
-              <w:t>Industrials</w:t>
-            </w:r>
-          </w:p>
-        </w:tc>
-        <w:tc>
-          <w:tcPr>
-            <w:tcW w:type="dxa" w:w="1728"/>
-          </w:tcPr>
-          <w:p>
-            <w:r>
-              <w:rPr>
-                <w:sz w:val="17"/>
-              </w:rPr>
-              <w:t>1962</w:t>
-            </w:r>
-          </w:p>
-        </w:tc>
-        <w:tc>
-          <w:tcPr>
-            <w:tcW w:type="dxa" w:w="1728"/>
-          </w:tcPr>
-          <w:p>
-            <w:r>
-              <w:rPr>
-                <w:sz w:val="17"/>
-              </w:rPr>
-              <w:t>1929</w:t>
-            </w:r>
-          </w:p>
-        </w:tc>
-      </w:tr>
-      <w:tr>
-        <w:tc>
-          <w:tcPr>
-            <w:tcW w:type="dxa" w:w="1728"/>
-          </w:tcPr>
-          <w:p>
-            <w:r>
-              <w:rPr>
-                <w:sz w:val="17"/>
-              </w:rPr>
-              <w:t>BA</w:t>
-            </w:r>
-          </w:p>
-        </w:tc>
-        <w:tc>
-          <w:tcPr>
-            <w:tcW w:type="dxa" w:w="1728"/>
-          </w:tcPr>
-          <w:p>
-            <w:r>
-              <w:rPr>
-                <w:sz w:val="17"/>
-              </w:rPr>
-              <w:t>Boeing</w:t>
-            </w:r>
-          </w:p>
-        </w:tc>
-        <w:tc>
-          <w:tcPr>
-            <w:tcW w:type="dxa" w:w="1728"/>
-          </w:tcPr>
-          <w:p>
-            <w:r>
-              <w:rPr>
-                <w:sz w:val="17"/>
-              </w:rPr>
-              <w:t>Industrials</w:t>
-            </w:r>
-          </w:p>
-        </w:tc>
-        <w:tc>
-          <w:tcPr>
-            <w:tcW w:type="dxa" w:w="1728"/>
-          </w:tcPr>
-          <w:p>
-            <w:r>
-              <w:rPr>
-                <w:sz w:val="17"/>
-              </w:rPr>
-              <w:t>1962</w:t>
-            </w:r>
-          </w:p>
-        </w:tc>
-        <w:tc>
-          <w:tcPr>
-            <w:tcW w:type="dxa" w:w="1728"/>
-          </w:tcPr>
-          <w:p>
-            <w:r>
-              <w:rPr>
-                <w:sz w:val="17"/>
-              </w:rPr>
-              <w:t>1934</w:t>
-            </w:r>
-          </w:p>
-        </w:tc>
-      </w:tr>
-      <w:tr>
-        <w:tc>
-          <w:tcPr>
-            <w:tcW w:type="dxa" w:w="1728"/>
-          </w:tcPr>
-          <w:p>
-            <w:r>
-              <w:rPr>
-                <w:sz w:val="17"/>
-              </w:rPr>
-              <w:t>MRK</w:t>
-            </w:r>
-          </w:p>
-        </w:tc>
-        <w:tc>
-          <w:tcPr>
-            <w:tcW w:type="dxa" w:w="1728"/>
-          </w:tcPr>
-          <w:p>
-            <w:r>
-              <w:rPr>
-                <w:sz w:val="17"/>
-              </w:rPr>
-              <w:t>Merck</w:t>
-            </w:r>
-          </w:p>
-        </w:tc>
-        <w:tc>
-          <w:tcPr>
-            <w:tcW w:type="dxa" w:w="1728"/>
-          </w:tcPr>
-          <w:p>
-            <w:r>
-              <w:rPr>
-                <w:sz w:val="17"/>
-              </w:rPr>
-              <w:t>Health Care</w:t>
-            </w:r>
-          </w:p>
-        </w:tc>
-        <w:tc>
-          <w:tcPr>
-            <w:tcW w:type="dxa" w:w="1728"/>
-          </w:tcPr>
-          <w:p>
-            <w:r>
-              <w:rPr>
-                <w:sz w:val="17"/>
-              </w:rPr>
-              <w:t>1962</w:t>
-            </w:r>
-          </w:p>
-        </w:tc>
-        <w:tc>
-          <w:tcPr>
-            <w:tcW w:type="dxa" w:w="1728"/>
-          </w:tcPr>
-          <w:p>
-            <w:r>
-              <w:rPr>
-                <w:sz w:val="17"/>
-              </w:rPr>
-              <w:t>~1946</w:t>
-            </w:r>
-          </w:p>
-        </w:tc>
-      </w:tr>
-      <w:tr>
-        <w:tc>
-          <w:tcPr>
-            <w:tcW w:type="dxa" w:w="1728"/>
-          </w:tcPr>
-          <w:p>
-            <w:r>
-              <w:rPr>
-                <w:sz w:val="17"/>
-              </w:rPr>
-              <w:t>MMM</w:t>
-            </w:r>
-          </w:p>
-        </w:tc>
-        <w:tc>
-          <w:tcPr>
-            <w:tcW w:type="dxa" w:w="1728"/>
-          </w:tcPr>
-          <w:p>
-            <w:r>
-              <w:rPr>
-                <w:sz w:val="17"/>
-              </w:rPr>
-              <w:t>3M</w:t>
-            </w:r>
-          </w:p>
-        </w:tc>
-        <w:tc>
-          <w:tcPr>
-            <w:tcW w:type="dxa" w:w="1728"/>
-          </w:tcPr>
-          <w:p>
-            <w:r>
-              <w:rPr>
-                <w:sz w:val="17"/>
-              </w:rPr>
-              <w:t>Industrials</w:t>
-            </w:r>
-          </w:p>
-        </w:tc>
-        <w:tc>
-          <w:tcPr>
-            <w:tcW w:type="dxa" w:w="1728"/>
-          </w:tcPr>
-          <w:p>
-            <w:r>
-              <w:rPr>
-                <w:sz w:val="17"/>
-              </w:rPr>
-              <w:t>1962</w:t>
-            </w:r>
-          </w:p>
-        </w:tc>
-        <w:tc>
-          <w:tcPr>
-            <w:tcW w:type="dxa" w:w="1728"/>
-          </w:tcPr>
-          <w:p>
-            <w:r>
-              <w:rPr>
-                <w:sz w:val="17"/>
-              </w:rPr>
-              <w:t>1946</w:t>
-            </w:r>
-          </w:p>
-        </w:tc>
-      </w:tr>
-      <w:tr>
-        <w:tc>
-          <w:tcPr>
-            <w:tcW w:type="dxa" w:w="1728"/>
-          </w:tcPr>
-          <w:p>
-            <w:r>
-              <w:rPr>
-                <w:sz w:val="17"/>
-              </w:rPr>
-              <w:t>JNJ</w:t>
-            </w:r>
-          </w:p>
-        </w:tc>
-        <w:tc>
-          <w:tcPr>
-            <w:tcW w:type="dxa" w:w="1728"/>
-          </w:tcPr>
-          <w:p>
-            <w:r>
-              <w:rPr>
-                <w:sz w:val="17"/>
-              </w:rPr>
-              <w:t>Johnson &amp; Johnson</w:t>
-            </w:r>
-          </w:p>
-        </w:tc>
-        <w:tc>
-          <w:tcPr>
-            <w:tcW w:type="dxa" w:w="1728"/>
-          </w:tcPr>
-          <w:p>
-            <w:r>
-              <w:rPr>
-                <w:sz w:val="17"/>
-              </w:rPr>
-              <w:t>Health Care</w:t>
-            </w:r>
-          </w:p>
-        </w:tc>
-        <w:tc>
-          <w:tcPr>
-            <w:tcW w:type="dxa" w:w="1728"/>
-          </w:tcPr>
-          <w:p>
-            <w:r>
-              <w:rPr>
-                <w:sz w:val="17"/>
-              </w:rPr>
-              <w:t>1962</w:t>
-            </w:r>
-          </w:p>
-        </w:tc>
-        <w:tc>
-          <w:tcPr>
-            <w:tcW w:type="dxa" w:w="1728"/>
-          </w:tcPr>
-          <w:p>
-            <w:r>
-              <w:rPr>
-                <w:sz w:val="17"/>
-              </w:rPr>
-              <w:t>1944</w:t>
-            </w:r>
-          </w:p>
-        </w:tc>
-      </w:tr>
-      <w:tr>
-        <w:tc>
-          <w:tcPr>
-            <w:tcW w:type="dxa" w:w="1728"/>
-          </w:tcPr>
-          <w:p>
-            <w:r>
-              <w:rPr>
-                <w:sz w:val="17"/>
-              </w:rPr>
-              <w:t>PFE</w:t>
-            </w:r>
-          </w:p>
-        </w:tc>
-        <w:tc>
-          <w:tcPr>
-            <w:tcW w:type="dxa" w:w="1728"/>
-          </w:tcPr>
-          <w:p>
-            <w:r>
-              <w:rPr>
-                <w:sz w:val="17"/>
-              </w:rPr>
-              <w:t>Pfizer</w:t>
-            </w:r>
-          </w:p>
-        </w:tc>
-        <w:tc>
-          <w:tcPr>
-            <w:tcW w:type="dxa" w:w="1728"/>
-          </w:tcPr>
-          <w:p>
-            <w:r>
-              <w:rPr>
-                <w:sz w:val="17"/>
-              </w:rPr>
-              <w:t>Health Care</w:t>
-            </w:r>
-          </w:p>
-        </w:tc>
-        <w:tc>
-          <w:tcPr>
-            <w:tcW w:type="dxa" w:w="1728"/>
-          </w:tcPr>
-          <w:p>
-            <w:r>
-              <w:rPr>
-                <w:sz w:val="17"/>
-              </w:rPr>
-              <w:t>1962–72</w:t>
-            </w:r>
-          </w:p>
-        </w:tc>
-        <w:tc>
-          <w:tcPr>
-            <w:tcW w:type="dxa" w:w="1728"/>
-          </w:tcPr>
-          <w:p>
-            <w:r>
-              <w:rPr>
-                <w:sz w:val="17"/>
-              </w:rPr>
-              <w:t>1944</w:t>
-            </w:r>
-          </w:p>
-        </w:tc>
-      </w:tr>
-      <w:tr>
-        <w:tc>
-          <w:tcPr>
-            <w:tcW w:type="dxa" w:w="1728"/>
-          </w:tcPr>
-          <w:p>
-            <w:r>
-              <w:rPr>
-                <w:sz w:val="17"/>
-              </w:rPr>
-              <w:t>F</w:t>
-            </w:r>
-          </w:p>
-        </w:tc>
-        <w:tc>
-          <w:tcPr>
-            <w:tcW w:type="dxa" w:w="1728"/>
-          </w:tcPr>
-          <w:p>
-            <w:r>
-              <w:rPr>
-                <w:sz w:val="17"/>
-              </w:rPr>
-              <w:t>Ford Motor</w:t>
-            </w:r>
-          </w:p>
-        </w:tc>
-        <w:tc>
-          <w:tcPr>
-            <w:tcW w:type="dxa" w:w="1728"/>
-          </w:tcPr>
-          <w:p>
-            <w:r>
-              <w:rPr>
-                <w:sz w:val="17"/>
-              </w:rPr>
-              <w:t>Cons Disc</w:t>
-            </w:r>
-          </w:p>
-        </w:tc>
-        <w:tc>
-          <w:tcPr>
-            <w:tcW w:type="dxa" w:w="1728"/>
-          </w:tcPr>
-          <w:p>
-            <w:r>
-              <w:rPr>
-                <w:sz w:val="17"/>
-              </w:rPr>
-              <w:t>1962–72</w:t>
-            </w:r>
-          </w:p>
-        </w:tc>
-        <w:tc>
-          <w:tcPr>
-            <w:tcW w:type="dxa" w:w="1728"/>
-          </w:tcPr>
-          <w:p>
-            <w:r>
-              <w:rPr>
-                <w:sz w:val="17"/>
-              </w:rPr>
-              <w:t>1956</w:t>
-            </w:r>
-          </w:p>
-        </w:tc>
-      </w:tr>
-      <w:tr>
-        <w:tc>
-          <w:tcPr>
-            <w:tcW w:type="dxa" w:w="1728"/>
-          </w:tcPr>
-          <w:p>
-            <w:r>
-              <w:rPr>
-                <w:sz w:val="17"/>
-              </w:rPr>
-              <w:t>DIS</w:t>
-            </w:r>
-          </w:p>
-        </w:tc>
-        <w:tc>
-          <w:tcPr>
-            <w:tcW w:type="dxa" w:w="1728"/>
-          </w:tcPr>
-          <w:p>
-            <w:r>
-              <w:rPr>
-                <w:sz w:val="17"/>
-              </w:rPr>
-              <w:t>Walt Disney</w:t>
-            </w:r>
-          </w:p>
-        </w:tc>
-        <w:tc>
-          <w:tcPr>
-            <w:tcW w:type="dxa" w:w="1728"/>
-          </w:tcPr>
-          <w:p>
-            <w:r>
-              <w:rPr>
-                <w:sz w:val="17"/>
-              </w:rPr>
-              <w:t>Comm Svcs</w:t>
-            </w:r>
-          </w:p>
-        </w:tc>
-        <w:tc>
-          <w:tcPr>
-            <w:tcW w:type="dxa" w:w="1728"/>
-          </w:tcPr>
-          <w:p>
-            <w:r>
-              <w:rPr>
-                <w:sz w:val="17"/>
-              </w:rPr>
-              <w:t>1962</w:t>
-            </w:r>
-          </w:p>
-        </w:tc>
-        <w:tc>
-          <w:tcPr>
-            <w:tcW w:type="dxa" w:w="1728"/>
-          </w:tcPr>
-          <w:p>
-            <w:r>
-              <w:rPr>
-                <w:sz w:val="17"/>
-              </w:rPr>
-              <w:t>1957</w:t>
-            </w:r>
-          </w:p>
-        </w:tc>
-      </w:tr>
-      <w:tr>
-        <w:tc>
-          <w:tcPr>
-            <w:tcW w:type="dxa" w:w="1728"/>
-          </w:tcPr>
-          <w:p>
-            <w:r>
-              <w:rPr>
-                <w:sz w:val="17"/>
-              </w:rPr>
-              <w:t>HPQ</w:t>
-            </w:r>
-          </w:p>
-        </w:tc>
-        <w:tc>
-          <w:tcPr>
-            <w:tcW w:type="dxa" w:w="1728"/>
-          </w:tcPr>
-          <w:p>
-            <w:r>
-              <w:rPr>
-                <w:sz w:val="17"/>
-              </w:rPr>
-              <w:t>HP Inc</w:t>
-            </w:r>
-          </w:p>
-        </w:tc>
-        <w:tc>
-          <w:tcPr>
-            <w:tcW w:type="dxa" w:w="1728"/>
-          </w:tcPr>
-          <w:p>
-            <w:r>
-              <w:rPr>
-                <w:sz w:val="17"/>
-              </w:rPr>
-              <w:t>Info Tech</w:t>
-            </w:r>
-          </w:p>
-        </w:tc>
-        <w:tc>
-          <w:tcPr>
-            <w:tcW w:type="dxa" w:w="1728"/>
-          </w:tcPr>
-          <w:p>
-            <w:r>
-              <w:rPr>
-                <w:sz w:val="17"/>
-              </w:rPr>
-              <w:t>1962</w:t>
-            </w:r>
-          </w:p>
-        </w:tc>
-        <w:tc>
-          <w:tcPr>
-            <w:tcW w:type="dxa" w:w="1728"/>
-          </w:tcPr>
-          <w:p>
-            <w:r>
-              <w:rPr>
-                <w:sz w:val="17"/>
-              </w:rPr>
-              <w:t>1961</w:t>
-            </w:r>
-          </w:p>
-        </w:tc>
-      </w:tr>
-      <w:tr>
-        <w:tc>
-          <w:tcPr>
-            <w:tcW w:type="dxa" w:w="1728"/>
-          </w:tcPr>
-          <w:p>
-            <w:r>
-              <w:rPr>
-                <w:sz w:val="17"/>
-              </w:rPr>
-              <w:t>MCD</w:t>
-            </w:r>
-          </w:p>
-        </w:tc>
-        <w:tc>
-          <w:tcPr>
-            <w:tcW w:type="dxa" w:w="1728"/>
-          </w:tcPr>
-          <w:p>
-            <w:r>
-              <w:rPr>
-                <w:sz w:val="17"/>
-              </w:rPr>
-              <w:t>McDonald's</w:t>
-            </w:r>
-          </w:p>
-        </w:tc>
-        <w:tc>
-          <w:tcPr>
-            <w:tcW w:type="dxa" w:w="1728"/>
-          </w:tcPr>
-          <w:p>
-            <w:r>
-              <w:rPr>
-                <w:sz w:val="17"/>
-              </w:rPr>
-              <w:t>Cons Disc</w:t>
-            </w:r>
-          </w:p>
-        </w:tc>
-        <w:tc>
-          <w:tcPr>
-            <w:tcW w:type="dxa" w:w="1728"/>
-          </w:tcPr>
-          <w:p>
-            <w:r>
-              <w:rPr>
-                <w:sz w:val="17"/>
-              </w:rPr>
-              <w:t>1966</w:t>
-            </w:r>
-          </w:p>
-        </w:tc>
-        <w:tc>
-          <w:tcPr>
-            <w:tcW w:type="dxa" w:w="1728"/>
-          </w:tcPr>
-          <w:p>
-            <w:r>
-              <w:rPr>
-                <w:sz w:val="17"/>
-              </w:rPr>
-              <w:t>1965</w:t>
-            </w:r>
-          </w:p>
-        </w:tc>
-      </w:tr>
-      <w:tr>
-        <w:tc>
-          <w:tcPr>
-            <w:tcW w:type="dxa" w:w="1728"/>
-          </w:tcPr>
-          <w:p>
-            <w:r>
-              <w:rPr>
-                <w:sz w:val="17"/>
-              </w:rPr>
-              <w:t>JPM</w:t>
-            </w:r>
-          </w:p>
-        </w:tc>
-        <w:tc>
-          <w:tcPr>
-            <w:tcW w:type="dxa" w:w="1728"/>
-          </w:tcPr>
-          <w:p>
-            <w:r>
-              <w:rPr>
-                <w:sz w:val="17"/>
-              </w:rPr>
-              <w:t>JPMorgan Chase</w:t>
-            </w:r>
-          </w:p>
-        </w:tc>
-        <w:tc>
-          <w:tcPr>
-            <w:tcW w:type="dxa" w:w="1728"/>
-          </w:tcPr>
-          <w:p>
-            <w:r>
-              <w:rPr>
-                <w:sz w:val="17"/>
-              </w:rPr>
-              <w:t>Financials</w:t>
-            </w:r>
-          </w:p>
-        </w:tc>
-        <w:tc>
-          <w:tcPr>
-            <w:tcW w:type="dxa" w:w="1728"/>
-          </w:tcPr>
-          <w:p>
-            <w:r>
-              <w:rPr>
-                <w:sz w:val="17"/>
-              </w:rPr>
-              <w:t>~1980</w:t>
-            </w:r>
-          </w:p>
-        </w:tc>
-        <w:tc>
-          <w:tcPr>
-            <w:tcW w:type="dxa" w:w="1728"/>
-          </w:tcPr>
-          <w:p>
-            <w:r>
-              <w:rPr>
-                <w:sz w:val="17"/>
-              </w:rPr>
-              <w:t>1969</w:t>
-            </w:r>
-          </w:p>
-        </w:tc>
-      </w:tr>
-      <w:tr>
-        <w:tc>
-          <w:tcPr>
-            <w:tcW w:type="dxa" w:w="1728"/>
-          </w:tcPr>
-          <w:p>
-            <w:r>
-              <w:rPr>
-                <w:sz w:val="17"/>
-              </w:rPr>
-              <w:t>WMT</w:t>
-            </w:r>
-          </w:p>
-        </w:tc>
-        <w:tc>
-          <w:tcPr>
-            <w:tcW w:type="dxa" w:w="1728"/>
-          </w:tcPr>
-          <w:p>
-            <w:r>
-              <w:rPr>
-                <w:sz w:val="17"/>
-              </w:rPr>
-              <w:t>Walmart</w:t>
-            </w:r>
-          </w:p>
-        </w:tc>
-        <w:tc>
-          <w:tcPr>
-            <w:tcW w:type="dxa" w:w="1728"/>
-          </w:tcPr>
-          <w:p>
-            <w:r>
-              <w:rPr>
-                <w:sz w:val="17"/>
-              </w:rPr>
-              <w:t>Staples</w:t>
-            </w:r>
-          </w:p>
-        </w:tc>
-        <w:tc>
-          <w:tcPr>
-            <w:tcW w:type="dxa" w:w="1728"/>
-          </w:tcPr>
-          <w:p>
-            <w:r>
-              <w:rPr>
-                <w:sz w:val="17"/>
-              </w:rPr>
-              <w:t>1972</w:t>
-            </w:r>
-          </w:p>
-        </w:tc>
-        <w:tc>
-          <w:tcPr>
-            <w:tcW w:type="dxa" w:w="1728"/>
-          </w:tcPr>
-          <w:p>
-            <w:r>
-              <w:rPr>
-                <w:sz w:val="17"/>
-              </w:rPr>
-              <w:t>1970</w:t>
-            </w:r>
-          </w:p>
-        </w:tc>
-      </w:tr>
-      <w:tr>
-        <w:tc>
-          <w:tcPr>
-            <w:tcW w:type="dxa" w:w="1728"/>
-          </w:tcPr>
-          <w:p>
-            <w:r>
-              <w:rPr>
-                <w:sz w:val="17"/>
-              </w:rPr>
-              <w:t>INTC</w:t>
-            </w:r>
-          </w:p>
-        </w:tc>
-        <w:tc>
-          <w:tcPr>
-            <w:tcW w:type="dxa" w:w="1728"/>
-          </w:tcPr>
-          <w:p>
-            <w:r>
-              <w:rPr>
-                <w:sz w:val="17"/>
-              </w:rPr>
-              <w:t>Intel</w:t>
-            </w:r>
-          </w:p>
-        </w:tc>
-        <w:tc>
-          <w:tcPr>
-            <w:tcW w:type="dxa" w:w="1728"/>
-          </w:tcPr>
-          <w:p>
-            <w:r>
-              <w:rPr>
-                <w:sz w:val="17"/>
-              </w:rPr>
-              <w:t>Info Tech</w:t>
-            </w:r>
-          </w:p>
-        </w:tc>
-        <w:tc>
-          <w:tcPr>
-            <w:tcW w:type="dxa" w:w="1728"/>
-          </w:tcPr>
-          <w:p>
-            <w:r>
-              <w:rPr>
-                <w:sz w:val="17"/>
-              </w:rPr>
-              <w:t>~1980</w:t>
-            </w:r>
-          </w:p>
-        </w:tc>
-        <w:tc>
-          <w:tcPr>
-            <w:tcW w:type="dxa" w:w="1728"/>
-          </w:tcPr>
-          <w:p>
-            <w:r>
-              <w:rPr>
-                <w:sz w:val="17"/>
-              </w:rPr>
-              <w:t>1972 (Nasdaq)</w:t>
-            </w:r>
-          </w:p>
-        </w:tc>
-      </w:tr>
-      <w:tr>
-        <w:tc>
-          <w:tcPr>
-            <w:tcW w:type="dxa" w:w="1728"/>
-          </w:tcPr>
-          <w:p>
-            <w:r>
-              <w:rPr>
-                <w:sz w:val="17"/>
-              </w:rPr>
-              <w:t>AXP</w:t>
-            </w:r>
-          </w:p>
-        </w:tc>
-        <w:tc>
-          <w:tcPr>
-            <w:tcW w:type="dxa" w:w="1728"/>
-          </w:tcPr>
-          <w:p>
-            <w:r>
-              <w:rPr>
-                <w:sz w:val="17"/>
-              </w:rPr>
-              <w:t>American Express</w:t>
-            </w:r>
-          </w:p>
-        </w:tc>
-        <w:tc>
-          <w:tcPr>
-            <w:tcW w:type="dxa" w:w="1728"/>
-          </w:tcPr>
-          <w:p>
-            <w:r>
-              <w:rPr>
-                <w:sz w:val="17"/>
-              </w:rPr>
-              <w:t>Financials</w:t>
-            </w:r>
-          </w:p>
-        </w:tc>
-        <w:tc>
-          <w:tcPr>
-            <w:tcW w:type="dxa" w:w="1728"/>
-          </w:tcPr>
-          <w:p>
-            <w:r>
-              <w:rPr>
-                <w:sz w:val="17"/>
-              </w:rPr>
-              <w:t>1972</w:t>
-            </w:r>
-          </w:p>
-        </w:tc>
-        <w:tc>
-          <w:tcPr>
-            <w:tcW w:type="dxa" w:w="1728"/>
-          </w:tcPr>
-          <w:p>
-            <w:r>
-              <w:rPr>
-                <w:sz w:val="17"/>
-              </w:rPr>
-              <w:t>1972</w:t>
-            </w:r>
-          </w:p>
-        </w:tc>
-      </w:tr>
-      <w:tr>
-        <w:tc>
-          <w:tcPr>
-            <w:tcW w:type="dxa" w:w="1728"/>
-          </w:tcPr>
-          <w:p>
-            <w:r>
-              <w:rPr>
-                <w:sz w:val="17"/>
-              </w:rPr>
-              <w:t>HD</w:t>
-            </w:r>
-          </w:p>
-        </w:tc>
-        <w:tc>
-          <w:tcPr>
-            <w:tcW w:type="dxa" w:w="1728"/>
-          </w:tcPr>
-          <w:p>
-            <w:r>
-              <w:rPr>
-                <w:sz w:val="17"/>
-              </w:rPr>
-              <w:t>Home Depot</w:t>
-            </w:r>
-          </w:p>
-        </w:tc>
-        <w:tc>
-          <w:tcPr>
-            <w:tcW w:type="dxa" w:w="1728"/>
-          </w:tcPr>
-          <w:p>
-            <w:r>
-              <w:rPr>
-                <w:sz w:val="17"/>
-              </w:rPr>
-              <w:t>Cons Disc</w:t>
-            </w:r>
-          </w:p>
-        </w:tc>
-        <w:tc>
-          <w:tcPr>
-            <w:tcW w:type="dxa" w:w="1728"/>
-          </w:tcPr>
-          <w:p>
-            <w:r>
-              <w:rPr>
-                <w:sz w:val="17"/>
-              </w:rPr>
-              <w:t>1981</w:t>
-            </w:r>
-          </w:p>
-        </w:tc>
-        <w:tc>
-          <w:tcPr>
-            <w:tcW w:type="dxa" w:w="1728"/>
-          </w:tcPr>
-          <w:p>
-            <w:r>
-              <w:rPr>
-                <w:sz w:val="17"/>
-              </w:rPr>
-              <w:t>1981</w:t>
-            </w:r>
-          </w:p>
-        </w:tc>
-      </w:tr>
-      <w:tr>
-        <w:tc>
-          <w:tcPr>
-            <w:tcW w:type="dxa" w:w="1728"/>
-          </w:tcPr>
-          <w:p>
-            <w:r>
-              <w:rPr>
-                <w:sz w:val="17"/>
-              </w:rPr>
-              <w:t>GM</w:t>
-            </w:r>
-          </w:p>
-        </w:tc>
-        <w:tc>
-          <w:tcPr>
-            <w:tcW w:type="dxa" w:w="1728"/>
-          </w:tcPr>
-          <w:p>
-            <w:r>
-              <w:rPr>
-                <w:sz w:val="17"/>
-              </w:rPr>
-              <w:t>General Motors</w:t>
-            </w:r>
-          </w:p>
-        </w:tc>
-        <w:tc>
-          <w:tcPr>
-            <w:tcW w:type="dxa" w:w="1728"/>
-          </w:tcPr>
-          <w:p>
-            <w:r>
-              <w:rPr>
-                <w:sz w:val="17"/>
-              </w:rPr>
-              <w:t>Cons Disc</w:t>
-            </w:r>
-          </w:p>
-        </w:tc>
-        <w:tc>
-          <w:tcPr>
-            <w:tcW w:type="dxa" w:w="1728"/>
-          </w:tcPr>
-          <w:p>
-            <w:r>
-              <w:rPr>
-                <w:sz w:val="17"/>
-              </w:rPr>
-              <w:t>2010</w:t>
-            </w:r>
-          </w:p>
-        </w:tc>
-        <w:tc>
-          <w:tcPr>
-            <w:tcW w:type="dxa" w:w="1728"/>
-          </w:tcPr>
-          <w:p>
-            <w:r>
-              <w:rPr>
-                <w:sz w:val="17"/>
-              </w:rPr>
-              <w:t>2010 (new entity)</w:t>
-            </w:r>
-          </w:p>
-        </w:tc>
-      </w:tr>
-    </w:tbl>
-    <w:p>
-      <w:pPr>
         <w:ind w:left="432"/>
         <w:shd w:val="clear" w:fill="EEF3FB"/>
       </w:pPr>
@@ -2990,118 +939,13 @@
           <w:b/>
           <w:i/>
         </w:rPr>
-        <w:t>Entity ≠ ticker:</w:t>
+        <w:t>Single-name stocks are intentionally excluded</w:t>
       </w:r>
       <w:r>
         <w:rPr>
           <w:i/>
         </w:rPr>
-        <w:t xml:space="preserve"> GM (old delisted 2009, new IPO 2010), T (1984 breakup), DD/DOW (2017 merge / 2019 split), HON (AlliedSignal 1999). Bias-free history must follow CRSP PERMNO chains and apply delisting returns — not the ticker.</w:t>
-      </w:r>
-    </w:p>
-    <w:p>
-      <w:pPr>
-        <w:pStyle w:val="Heading3"/>
-      </w:pPr>
-      <w:r>
-        <w:t>1c. Sector representation (current liquid large caps, by GICS)</w:t>
-      </w:r>
-    </w:p>
-    <w:p>
-      <w:r>
-        <w:t>IT: AAPL MSFT NVDA AVGO ORCL · Comm Svcs: GOOGL META NFLX DIS T · Cons Disc: AMZN TSLA HD MCD</w:t>
-      </w:r>
-    </w:p>
-    <w:p>
-      <w:r>
-        <w:t>NKE · Staples: PG KO PEP COST WMT · Health: LLY JNJ UNH ABBV MRK · Financials: BRK.B JPM V MA</w:t>
-      </w:r>
-    </w:p>
-    <w:p>
-      <w:r>
-        <w:t>BAC · Industrials: CAT GE BA HON UNP · Energy: XOM CVX COP SLB EOG · Materials: LIN SHW FCX NEM</w:t>
-      </w:r>
-    </w:p>
-    <w:p>
-      <w:r>
-        <w:t>ECL · Real Estate: AMT PLD EQIX WELL SPG · Utilities: NEE SO DUK CEG AEP.</w:t>
-      </w:r>
-    </w:p>
-    <w:p>
-      <w:pPr>
-        <w:pStyle w:val="Heading3"/>
-      </w:pPr>
-      <w:r>
-        <w:t>1d. Single-stock daily history by source</w:t>
-      </w:r>
-    </w:p>
-    <w:p>
-      <w:r>
-        <w:t xml:space="preserve">CRSP </w:t>
-      </w:r>
-      <w:r>
-        <w:rPr>
-          <w:b/>
-        </w:rPr>
-        <w:t>1962-07-02</w:t>
-      </w:r>
-      <w:r>
-        <w:t xml:space="preserve"> daily / </w:t>
-      </w:r>
-      <w:r>
-        <w:rPr>
-          <w:b/>
-        </w:rPr>
-        <w:t>1926</w:t>
-      </w:r>
-      <w:r>
-        <w:t xml:space="preserve"> Pre62 / </w:t>
-      </w:r>
-      <w:r>
-        <w:rPr>
-          <w:b/>
-        </w:rPr>
-        <w:t>1925-12</w:t>
-      </w:r>
-      <w:r>
-        <w:t xml:space="preserve"> monthly (bias-free, incl. delisting</w:t>
-      </w:r>
-    </w:p>
-    <w:p>
-      <w:r>
-        <w:t xml:space="preserve">returns) · Norgate </w:t>
-      </w:r>
-      <w:r>
-        <w:rPr>
-          <w:b/>
-        </w:rPr>
-        <w:t>1950</w:t>
-      </w:r>
-      <w:r>
-        <w:t xml:space="preserve"> (bias-free) · Sharadar </w:t>
-      </w:r>
-      <w:r>
-        <w:rPr>
-          <w:b/>
-        </w:rPr>
-        <w:t>1998</w:t>
-      </w:r>
-      <w:r>
-        <w:t xml:space="preserve"> (bias-free) · Tiingo / yfinance /</w:t>
-      </w:r>
-    </w:p>
-    <w:p>
-      <w:r>
-        <w:t xml:space="preserve">Stooq </w:t>
-      </w:r>
-      <w:r>
-        <w:rPr>
-          <w:b/>
-        </w:rPr>
-        <w:t>~1962</w:t>
-      </w:r>
-      <w:r>
-        <w:t xml:space="preserve"> (survivor-only). Pre-1962 daily single-stock is CRSP-only.</w:t>
+        <w:t xml:space="preserve"> — this universe trades indices, ETFs, and futures, not individual companies. Equity exposure is obtained through the index vehicles in §2 (futures + ETF + cash-index history).</w:t>
       </w:r>
     </w:p>
     <w:p>
